--- a/Tech Docs/Tech Doc CS1050 (Repaired 04-07-2026).docx
+++ b/Tech Docs/Tech Doc CS1050 (Repaired 04-07-2026).docx
@@ -767,14 +767,7 @@
                       <w:rStyle w:val="Hyperlink"/>
                       <w:noProof/>
                     </w:rPr>
-                    <w:t>L0</w:t>
-                  </w:r>
-                  <w:r>
-                    <w:rPr>
-                      <w:rStyle w:val="Hyperlink"/>
-                      <w:noProof/>
-                    </w:rPr>
-                    <w:t>7</w:t>
+                    <w:t>L07</w:t>
                   </w:r>
                 </w:hyperlink>
               </w:p>
@@ -1089,15 +1082,7 @@
     </w:p>
     <w:p>
       <w:r>
-        <w:t xml:space="preserve">When you add information in your own </w:t>
-      </w:r>
-      <w:proofErr w:type="gramStart"/>
-      <w:r>
-        <w:t>words</w:t>
-      </w:r>
-      <w:proofErr w:type="gramEnd"/>
-      <w:r>
-        <w:t xml:space="preserve"> demonstrating your understanding. Do not use exact words from lectures or images from lectures.</w:t>
+        <w:t>When you add information in your own words demonstrating your understanding. Do not use exact words from lectures or images from lectures.</w:t>
       </w:r>
     </w:p>
     <w:p/>
@@ -1525,23 +1510,13 @@
                 <w:shd w:val="clear" w:color="auto" w:fill="D9EAD3"/>
               </w:rPr>
             </w:pPr>
-            <w:proofErr w:type="spellStart"/>
             <w:r>
               <w:rPr>
                 <w:b/>
                 <w:bCs/>
                 <w:shd w:val="clear" w:color="auto" w:fill="F4CCCC"/>
               </w:rPr>
-              <w:t>DON’t</w:t>
-            </w:r>
-            <w:proofErr w:type="spellEnd"/>
-            <w:r>
-              <w:rPr>
-                <w:b/>
-                <w:bCs/>
-                <w:shd w:val="clear" w:color="auto" w:fill="F4CCCC"/>
-              </w:rPr>
-              <w:t xml:space="preserve"> </w:t>
+              <w:t xml:space="preserve">DON’t </w:t>
             </w:r>
             <w:r>
               <w:rPr>
@@ -1662,13 +1637,8 @@
           <w:numId w:val="10"/>
         </w:numPr>
       </w:pPr>
-      <w:proofErr w:type="spellStart"/>
-      <w:r>
-        <w:t>TPointTech</w:t>
-      </w:r>
-      <w:proofErr w:type="spellEnd"/>
-      <w:r>
-        <w:t xml:space="preserve"> </w:t>
+      <w:r>
+        <w:t xml:space="preserve">TPointTech </w:t>
       </w:r>
       <w:hyperlink r:id="rId12">
         <w:r>
@@ -1833,15 +1803,7 @@
         </w:numPr>
       </w:pPr>
       <w:r>
-        <w:t>Cloud backup (</w:t>
-      </w:r>
-      <w:proofErr w:type="spellStart"/>
-      <w:r>
-        <w:t>Github</w:t>
-      </w:r>
-      <w:proofErr w:type="spellEnd"/>
-      <w:r>
-        <w:t>)</w:t>
+        <w:t>Cloud backup (Github)</w:t>
       </w:r>
     </w:p>
     <w:p>
@@ -1932,13 +1894,8 @@
           <w:tab w:val="left" w:pos="1620"/>
         </w:tabs>
       </w:pPr>
-      <w:proofErr w:type="gramStart"/>
-      <w:r>
-        <w:t>Analyze  requirements</w:t>
-      </w:r>
-      <w:proofErr w:type="gramEnd"/>
-      <w:r>
-        <w:t>(user stories and acceptance criteria) to break problems into smaller testable tasks</w:t>
+      <w:r>
+        <w:t>Analyze  requirements(user stories and acceptance criteria) to break problems into smaller testable tasks</w:t>
       </w:r>
     </w:p>
     <w:p>
@@ -2004,13 +1961,8 @@
         </w:tabs>
       </w:pPr>
       <w:bookmarkStart w:id="8" w:name="_Toc222729346"/>
-      <w:proofErr w:type="gramStart"/>
-      <w:r>
-        <w:t>Implement</w:t>
-      </w:r>
-      <w:proofErr w:type="gramEnd"/>
-      <w:r>
-        <w:t xml:space="preserve"> Quality Documented Code</w:t>
+      <w:r>
+        <w:t>Implement Quality Documented Code</w:t>
       </w:r>
       <w:bookmarkEnd w:id="8"/>
     </w:p>
@@ -2055,15 +2007,7 @@
         </w:numPr>
       </w:pPr>
       <w:r>
-        <w:t xml:space="preserve">Document method code following </w:t>
-      </w:r>
-      <w:proofErr w:type="spellStart"/>
-      <w:r>
-        <w:t>javadoc</w:t>
-      </w:r>
-      <w:proofErr w:type="spellEnd"/>
-      <w:r>
-        <w:t xml:space="preserve"> commenting</w:t>
+        <w:t>Document method code following javadoc commenting</w:t>
       </w:r>
     </w:p>
     <w:p>
@@ -2417,13 +2361,8 @@
         </w:numPr>
       </w:pPr>
       <w:r>
-        <w:t xml:space="preserve">Variables store </w:t>
-      </w:r>
-      <w:proofErr w:type="gramStart"/>
-      <w:r>
-        <w:t>a value</w:t>
-      </w:r>
-      <w:proofErr w:type="gramEnd"/>
+        <w:t>Variables store a value</w:t>
+      </w:r>
     </w:p>
     <w:p>
       <w:pPr>
@@ -2575,15 +2514,7 @@
         </w:numPr>
       </w:pPr>
       <w:r>
-        <w:t>Punctuation: Exactly how it sounds; punctuation marks in programming language (</w:t>
-      </w:r>
-      <w:proofErr w:type="spellStart"/>
-      <w:r>
-        <w:t>e.x</w:t>
-      </w:r>
-      <w:proofErr w:type="spellEnd"/>
-      <w:r>
-        <w:t xml:space="preserve">. ; ) </w:t>
+        <w:t xml:space="preserve">Punctuation: Exactly how it sounds; punctuation marks in programming language (e.x. ; ) </w:t>
       </w:r>
     </w:p>
     <w:p>
@@ -2595,15 +2526,7 @@
         </w:numPr>
       </w:pPr>
       <w:r>
-        <w:t xml:space="preserve">Operators: Symbols or keywords that are used on variables ( +, -, *, </w:t>
-      </w:r>
-      <w:proofErr w:type="spellStart"/>
-      <w:r>
-        <w:t>etc</w:t>
-      </w:r>
-      <w:proofErr w:type="spellEnd"/>
-      <w:r>
-        <w:t>). Pretty much math calculations or arithmetic.</w:t>
+        <w:t>Operators: Symbols or keywords that are used on variables ( +, -, *, etc). Pretty much math calculations or arithmetic.</w:t>
       </w:r>
     </w:p>
     <w:p>
@@ -2615,15 +2538,7 @@
         </w:numPr>
       </w:pPr>
       <w:r>
-        <w:t xml:space="preserve">Identifiers: Words or names that are made by the programmer. </w:t>
-      </w:r>
-      <w:proofErr w:type="gramStart"/>
-      <w:r>
-        <w:t>So</w:t>
-      </w:r>
-      <w:proofErr w:type="gramEnd"/>
-      <w:r>
-        <w:t xml:space="preserve"> if I made a variable int age = 25; then the identifier is age. I can change “age” to whatever I want it to be.</w:t>
+        <w:t>Identifiers: Words or names that are made by the programmer. So if I made a variable int age = 25; then the identifier is age. I can change “age” to whatever I want it to be.</w:t>
       </w:r>
     </w:p>
     <w:p>
@@ -2860,25 +2775,7 @@
           <w:sz w:val="24"/>
           <w:szCs w:val="24"/>
         </w:rPr>
-        <w:t xml:space="preserve">. You can place a smaller into a larger i.e. int </w:t>
-      </w:r>
-      <w:proofErr w:type="spellStart"/>
-      <w:r>
-        <w:rPr>
-          <w:rFonts w:asciiTheme="majorHAnsi" w:hAnsiTheme="majorHAnsi" w:cstheme="majorHAnsi"/>
-          <w:sz w:val="24"/>
-          <w:szCs w:val="24"/>
-        </w:rPr>
-        <w:t>smallNumber</w:t>
-      </w:r>
-      <w:proofErr w:type="spellEnd"/>
-      <w:r>
-        <w:rPr>
-          <w:rFonts w:asciiTheme="majorHAnsi" w:hAnsiTheme="majorHAnsi" w:cstheme="majorHAnsi"/>
-          <w:sz w:val="24"/>
-          <w:szCs w:val="24"/>
-        </w:rPr>
-        <w:t xml:space="preserve"> = # </w:t>
+        <w:t xml:space="preserve">. You can place a smaller into a larger i.e. int smallNumber = # </w:t>
       </w:r>
     </w:p>
     <w:p>
@@ -2898,36 +2795,8 @@
           <w:szCs w:val="24"/>
         </w:rPr>
         <w:lastRenderedPageBreak/>
-        <w:t xml:space="preserve">double </w:t>
-      </w:r>
-      <w:proofErr w:type="spellStart"/>
-      <w:r>
-        <w:rPr>
-          <w:rFonts w:asciiTheme="majorHAnsi" w:hAnsiTheme="majorHAnsi" w:cstheme="majorHAnsi"/>
-          <w:sz w:val="24"/>
-          <w:szCs w:val="24"/>
-        </w:rPr>
-        <w:t>bigNumber</w:t>
-      </w:r>
-      <w:proofErr w:type="spellEnd"/>
-      <w:r>
-        <w:rPr>
-          <w:rFonts w:asciiTheme="majorHAnsi" w:hAnsiTheme="majorHAnsi" w:cstheme="majorHAnsi"/>
-          <w:sz w:val="24"/>
-          <w:szCs w:val="24"/>
-        </w:rPr>
-        <w:t xml:space="preserve"> = </w:t>
-      </w:r>
-      <w:proofErr w:type="spellStart"/>
-      <w:r>
-        <w:rPr>
-          <w:rFonts w:asciiTheme="majorHAnsi" w:hAnsiTheme="majorHAnsi" w:cstheme="majorHAnsi"/>
-          <w:sz w:val="24"/>
-          <w:szCs w:val="24"/>
-        </w:rPr>
-        <w:t>smallNumber</w:t>
-      </w:r>
-      <w:proofErr w:type="spellEnd"/>
+        <w:t>double bigNumber = smallNumber</w:t>
+      </w:r>
     </w:p>
     <w:p>
       <w:pPr>
@@ -2964,43 +2833,7 @@
           <w:sz w:val="24"/>
           <w:szCs w:val="24"/>
         </w:rPr>
-        <w:t xml:space="preserve"> You start with a double and </w:t>
-      </w:r>
-      <w:proofErr w:type="gramStart"/>
-      <w:r>
-        <w:rPr>
-          <w:rFonts w:asciiTheme="majorHAnsi" w:hAnsiTheme="majorHAnsi" w:cstheme="majorHAnsi"/>
-          <w:sz w:val="24"/>
-          <w:szCs w:val="24"/>
-        </w:rPr>
-        <w:t>placing</w:t>
-      </w:r>
-      <w:proofErr w:type="gramEnd"/>
-      <w:r>
-        <w:rPr>
-          <w:rFonts w:asciiTheme="majorHAnsi" w:hAnsiTheme="majorHAnsi" w:cstheme="majorHAnsi"/>
-          <w:sz w:val="24"/>
-          <w:szCs w:val="24"/>
-        </w:rPr>
-        <w:t xml:space="preserve"> that into </w:t>
-      </w:r>
-      <w:proofErr w:type="gramStart"/>
-      <w:r>
-        <w:rPr>
-          <w:rFonts w:asciiTheme="majorHAnsi" w:hAnsiTheme="majorHAnsi" w:cstheme="majorHAnsi"/>
-          <w:sz w:val="24"/>
-          <w:szCs w:val="24"/>
-        </w:rPr>
-        <w:t>a</w:t>
-      </w:r>
-      <w:proofErr w:type="gramEnd"/>
-      <w:r>
-        <w:rPr>
-          <w:rFonts w:asciiTheme="majorHAnsi" w:hAnsiTheme="majorHAnsi" w:cstheme="majorHAnsi"/>
-          <w:sz w:val="24"/>
-          <w:szCs w:val="24"/>
-        </w:rPr>
-        <w:t xml:space="preserve"> int </w:t>
+        <w:t xml:space="preserve"> You start with a double and placing that into a int </w:t>
       </w:r>
     </w:p>
     <w:p>
@@ -3019,71 +2852,15 @@
           <w:sz w:val="24"/>
           <w:szCs w:val="24"/>
         </w:rPr>
-        <w:t xml:space="preserve"> (Remember: we use a decimal since </w:t>
-      </w:r>
-      <w:proofErr w:type="gramStart"/>
+        <w:t xml:space="preserve"> (Remember: we use a decimal since its double</w:t>
+      </w:r>
       <w:r>
         <w:rPr>
           <w:rFonts w:asciiTheme="majorHAnsi" w:hAnsiTheme="majorHAnsi" w:cstheme="majorHAnsi"/>
           <w:sz w:val="24"/>
           <w:szCs w:val="24"/>
         </w:rPr>
-        <w:t>its</w:t>
-      </w:r>
-      <w:proofErr w:type="gramEnd"/>
-      <w:r>
-        <w:rPr>
-          <w:rFonts w:asciiTheme="majorHAnsi" w:hAnsiTheme="majorHAnsi" w:cstheme="majorHAnsi"/>
-          <w:sz w:val="24"/>
-          <w:szCs w:val="24"/>
-        </w:rPr>
-        <w:t xml:space="preserve"> double</w:t>
-      </w:r>
-      <w:r>
-        <w:rPr>
-          <w:rFonts w:asciiTheme="majorHAnsi" w:hAnsiTheme="majorHAnsi" w:cstheme="majorHAnsi"/>
-          <w:sz w:val="24"/>
-          <w:szCs w:val="24"/>
-        </w:rPr>
-        <w:t xml:space="preserve"> and </w:t>
-      </w:r>
-      <w:proofErr w:type="spellStart"/>
-      <w:proofErr w:type="gramStart"/>
-      <w:r>
-        <w:rPr>
-          <w:rFonts w:asciiTheme="majorHAnsi" w:hAnsiTheme="majorHAnsi" w:cstheme="majorHAnsi"/>
-          <w:sz w:val="24"/>
-          <w:szCs w:val="24"/>
-        </w:rPr>
-        <w:t>its</w:t>
-      </w:r>
-      <w:proofErr w:type="spellEnd"/>
-      <w:proofErr w:type="gramEnd"/>
-      <w:r>
-        <w:rPr>
-          <w:rFonts w:asciiTheme="majorHAnsi" w:hAnsiTheme="majorHAnsi" w:cstheme="majorHAnsi"/>
-          <w:sz w:val="24"/>
-          <w:szCs w:val="24"/>
-        </w:rPr>
-        <w:t xml:space="preserve"> an integer so we use camel case) double </w:t>
-      </w:r>
-      <w:proofErr w:type="spellStart"/>
-      <w:r>
-        <w:rPr>
-          <w:rFonts w:asciiTheme="majorHAnsi" w:hAnsiTheme="majorHAnsi" w:cstheme="majorHAnsi"/>
-          <w:sz w:val="24"/>
-          <w:szCs w:val="24"/>
-        </w:rPr>
-        <w:t>wholeNumber</w:t>
-      </w:r>
-      <w:proofErr w:type="spellEnd"/>
-      <w:r>
-        <w:rPr>
-          <w:rFonts w:asciiTheme="majorHAnsi" w:hAnsiTheme="majorHAnsi" w:cstheme="majorHAnsi"/>
-          <w:sz w:val="24"/>
-          <w:szCs w:val="24"/>
-        </w:rPr>
-        <w:t xml:space="preserve"> = 43.23</w:t>
+        <w:t xml:space="preserve"> and its an integer so we use camel case) double wholeNumber = 43.23</w:t>
       </w:r>
     </w:p>
     <w:p>
@@ -3118,36 +2895,30 @@
           <w:sz w:val="24"/>
           <w:szCs w:val="24"/>
         </w:rPr>
-        <w:t xml:space="preserve"> </w:t>
-      </w:r>
-      <w:proofErr w:type="spellStart"/>
-      <w:r>
+        <w:t xml:space="preserve"> wholeNumber = (int) preciseValue</w:t>
+      </w:r>
+    </w:p>
+    <w:p>
+      <w:pPr>
+        <w:pStyle w:val="ListParagraph"/>
+        <w:numPr>
+          <w:ilvl w:val="0"/>
+          <w:numId w:val="16"/>
+        </w:numPr>
         <w:rPr>
           <w:rFonts w:asciiTheme="majorHAnsi" w:hAnsiTheme="majorHAnsi" w:cstheme="majorHAnsi"/>
           <w:sz w:val="24"/>
           <w:szCs w:val="24"/>
         </w:rPr>
-        <w:t>wholeNumber</w:t>
-      </w:r>
-      <w:proofErr w:type="spellEnd"/>
+      </w:pPr>
       <w:r>
         <w:rPr>
           <w:rFonts w:asciiTheme="majorHAnsi" w:hAnsiTheme="majorHAnsi" w:cstheme="majorHAnsi"/>
           <w:sz w:val="24"/>
           <w:szCs w:val="24"/>
         </w:rPr>
-        <w:t xml:space="preserve"> = (int) </w:t>
-      </w:r>
-      <w:proofErr w:type="spellStart"/>
-      <w:r>
-        <w:rPr>
-          <w:rFonts w:asciiTheme="majorHAnsi" w:hAnsiTheme="majorHAnsi" w:cstheme="majorHAnsi"/>
-          <w:sz w:val="24"/>
-          <w:szCs w:val="24"/>
-        </w:rPr>
-        <w:t>preciseValue</w:t>
-      </w:r>
-      <w:proofErr w:type="spellEnd"/>
+        <w:t>It will not automatically adjust for you, so you have to tell the computer that you want to take that double and “narrow” it down to a integer</w:t>
+      </w:r>
     </w:p>
     <w:p>
       <w:pPr>
@@ -3156,64 +2927,6 @@
           <w:ilvl w:val="0"/>
           <w:numId w:val="16"/>
         </w:numPr>
-        <w:rPr>
-          <w:rFonts w:asciiTheme="majorHAnsi" w:hAnsiTheme="majorHAnsi" w:cstheme="majorHAnsi"/>
-          <w:sz w:val="24"/>
-          <w:szCs w:val="24"/>
-        </w:rPr>
-      </w:pPr>
-      <w:r>
-        <w:rPr>
-          <w:rFonts w:asciiTheme="majorHAnsi" w:hAnsiTheme="majorHAnsi" w:cstheme="majorHAnsi"/>
-          <w:sz w:val="24"/>
-          <w:szCs w:val="24"/>
-        </w:rPr>
-        <w:t xml:space="preserve">It will not automatically adjust for you, so you </w:t>
-      </w:r>
-      <w:proofErr w:type="gramStart"/>
-      <w:r>
-        <w:rPr>
-          <w:rFonts w:asciiTheme="majorHAnsi" w:hAnsiTheme="majorHAnsi" w:cstheme="majorHAnsi"/>
-          <w:sz w:val="24"/>
-          <w:szCs w:val="24"/>
-        </w:rPr>
-        <w:t>have to</w:t>
-      </w:r>
-      <w:proofErr w:type="gramEnd"/>
-      <w:r>
-        <w:rPr>
-          <w:rFonts w:asciiTheme="majorHAnsi" w:hAnsiTheme="majorHAnsi" w:cstheme="majorHAnsi"/>
-          <w:sz w:val="24"/>
-          <w:szCs w:val="24"/>
-        </w:rPr>
-        <w:t xml:space="preserve"> tell the computer that you want to take that double and “narrow” it down to </w:t>
-      </w:r>
-      <w:proofErr w:type="gramStart"/>
-      <w:r>
-        <w:rPr>
-          <w:rFonts w:asciiTheme="majorHAnsi" w:hAnsiTheme="majorHAnsi" w:cstheme="majorHAnsi"/>
-          <w:sz w:val="24"/>
-          <w:szCs w:val="24"/>
-        </w:rPr>
-        <w:t>a</w:t>
-      </w:r>
-      <w:proofErr w:type="gramEnd"/>
-      <w:r>
-        <w:rPr>
-          <w:rFonts w:asciiTheme="majorHAnsi" w:hAnsiTheme="majorHAnsi" w:cstheme="majorHAnsi"/>
-          <w:sz w:val="24"/>
-          <w:szCs w:val="24"/>
-        </w:rPr>
-        <w:t xml:space="preserve"> integer</w:t>
-      </w:r>
-    </w:p>
-    <w:p>
-      <w:pPr>
-        <w:pStyle w:val="ListParagraph"/>
-        <w:numPr>
-          <w:ilvl w:val="0"/>
-          <w:numId w:val="16"/>
-        </w:numPr>
       </w:pPr>
     </w:p>
     <w:p>
@@ -3316,15 +3029,7 @@
         </w:numPr>
       </w:pPr>
       <w:r>
-        <w:t>Use logical operators (&amp;</w:t>
-      </w:r>
-      <w:proofErr w:type="gramStart"/>
-      <w:r>
-        <w:t>&amp;, ||, !</w:t>
-      </w:r>
-      <w:proofErr w:type="gramEnd"/>
-      <w:r>
-        <w:t>) to combine conditions.</w:t>
+        <w:t>Use logical operators (&amp;&amp;, ||, !) to combine conditions.</w:t>
       </w:r>
     </w:p>
     <w:p>
@@ -3381,21 +3086,8 @@
           <w:numId w:val="17"/>
         </w:numPr>
       </w:pPr>
-      <w:proofErr w:type="spellStart"/>
-      <w:r>
-        <w:t>System.out</w:t>
-      </w:r>
-      <w:proofErr w:type="spellEnd"/>
-      <w:r>
-        <w:t xml:space="preserve"> is a </w:t>
-      </w:r>
-      <w:proofErr w:type="spellStart"/>
-      <w:r>
-        <w:t>printsteam</w:t>
-      </w:r>
-      <w:proofErr w:type="spellEnd"/>
-      <w:r>
-        <w:t xml:space="preserve">. Tells the computer we are reaching out to </w:t>
+      <w:r>
+        <w:t xml:space="preserve">System.out is a printsteam. Tells the computer we are reaching out to </w:t>
       </w:r>
       <w:r>
         <w:t xml:space="preserve">use the default </w:t>
@@ -3419,29 +3111,14 @@
         <w:t xml:space="preserve">System.in tells the computer that we are </w:t>
       </w:r>
       <w:r>
-        <w:t xml:space="preserve">using an </w:t>
-      </w:r>
-      <w:proofErr w:type="spellStart"/>
-      <w:proofErr w:type="gramStart"/>
-      <w:r>
-        <w:t>inputstream</w:t>
-      </w:r>
-      <w:proofErr w:type="spellEnd"/>
-      <w:proofErr w:type="gramEnd"/>
-      <w:r>
-        <w:t>. T</w:t>
+        <w:t>using an inputstream. T</w:t>
       </w:r>
       <w:r>
         <w:t xml:space="preserve">o use the default </w:t>
       </w:r>
       <w:r>
-        <w:t xml:space="preserve">keyboard. The system now knows you want to use to </w:t>
-      </w:r>
-      <w:proofErr w:type="spellStart"/>
-      <w:r>
-        <w:t>keyba</w:t>
-      </w:r>
-      <w:proofErr w:type="spellEnd"/>
+        <w:t>keyboard. The system now knows you want to use to keyba</w:t>
+      </w:r>
     </w:p>
     <w:p>
       <w:pPr>
@@ -3581,23 +3258,7 @@
         </w:numPr>
       </w:pPr>
       <w:r>
-        <w:t xml:space="preserve">While </w:t>
-      </w:r>
-      <w:proofErr w:type="spellStart"/>
-      <w:r>
-        <w:t>System.out</w:t>
-      </w:r>
-      <w:proofErr w:type="spellEnd"/>
-      <w:r>
-        <w:t xml:space="preserve"> refers to that default system output (</w:t>
-      </w:r>
-      <w:proofErr w:type="spellStart"/>
-      <w:r>
-        <w:t>println</w:t>
-      </w:r>
-      <w:proofErr w:type="spellEnd"/>
-      <w:r>
-        <w:t>, print)</w:t>
+        <w:t>While System.out refers to that default system output (println, print)</w:t>
       </w:r>
     </w:p>
     <w:p>
@@ -3621,23 +3282,8 @@
         </w:numPr>
       </w:pPr>
       <w:r>
-        <w:t xml:space="preserve">That Scanner class is not a </w:t>
-      </w:r>
-      <w:proofErr w:type="gramStart"/>
-      <w:r>
-        <w:t>default</w:t>
-      </w:r>
-      <w:proofErr w:type="gramEnd"/>
-      <w:r>
-        <w:t xml:space="preserve"> and must be placed using </w:t>
-      </w:r>
-      <w:proofErr w:type="spellStart"/>
-      <w:proofErr w:type="gramStart"/>
-      <w:r>
-        <w:t>java.util</w:t>
-      </w:r>
-      <w:proofErr w:type="spellEnd"/>
-      <w:proofErr w:type="gramEnd"/>
+        <w:t>That Scanner class is not a default and must be placed using java.util</w:t>
+      </w:r>
     </w:p>
     <w:p>
       <w:pPr>
@@ -3648,15 +3294,7 @@
         </w:numPr>
       </w:pPr>
       <w:r>
-        <w:t xml:space="preserve">You can see line 31 the Scanner class being implemented while in line 9 </w:t>
-      </w:r>
-      <w:proofErr w:type="spellStart"/>
-      <w:r>
-        <w:t>java.util</w:t>
-      </w:r>
-      <w:proofErr w:type="spellEnd"/>
-      <w:r>
-        <w:t xml:space="preserve"> is calling to be imported.</w:t>
+        <w:t>You can see line 31 the Scanner class being implemented while in line 9 java.util is calling to be imported.</w:t>
       </w:r>
     </w:p>
     <w:p>
@@ -3707,13 +3345,8 @@
     </w:p>
     <w:p>
       <w:r>
-        <w:t xml:space="preserve">Formatting data with </w:t>
-      </w:r>
-      <w:proofErr w:type="spellStart"/>
-      <w:r>
-        <w:t>printf</w:t>
-      </w:r>
-      <w:proofErr w:type="spellEnd"/>
+        <w:t>Formatting data with printf</w:t>
+      </w:r>
     </w:p>
     <w:p>
       <w:pPr>
@@ -3748,15 +3381,7 @@
         </w:numPr>
       </w:pPr>
       <w:r>
-        <w:t xml:space="preserve">%b is a </w:t>
-      </w:r>
-      <w:proofErr w:type="spellStart"/>
-      <w:r>
-        <w:t>boolean</w:t>
-      </w:r>
-      <w:proofErr w:type="spellEnd"/>
-      <w:r>
-        <w:t xml:space="preserve"> value such as True or False (don’t know how that would be used)</w:t>
+        <w:t>%b is a boolean value such as True or False (don’t know how that would be used)</w:t>
       </w:r>
     </w:p>
     <w:p>
@@ -3911,23 +3536,7 @@
         </w:numPr>
       </w:pPr>
       <w:r>
-        <w:t xml:space="preserve">To call it, you must use </w:t>
-      </w:r>
-      <w:proofErr w:type="gramStart"/>
-      <w:r>
-        <w:t xml:space="preserve">the </w:t>
-      </w:r>
-      <w:proofErr w:type="spellStart"/>
-      <w:r>
-        <w:t>Math</w:t>
-      </w:r>
-      <w:proofErr w:type="gramEnd"/>
-      <w:r>
-        <w:t>.random</w:t>
-      </w:r>
-      <w:proofErr w:type="spellEnd"/>
-      <w:r>
-        <w:t>()</w:t>
+        <w:t>To call it, you must use the Math.random()</w:t>
       </w:r>
     </w:p>
     <w:p>
@@ -4020,15 +3629,7 @@
         </w:numPr>
       </w:pPr>
       <w:r>
-        <w:t xml:space="preserve">Don’t put semicolons at the end of </w:t>
-      </w:r>
-      <w:proofErr w:type="gramStart"/>
-      <w:r>
-        <w:t>a</w:t>
-      </w:r>
-      <w:proofErr w:type="gramEnd"/>
-      <w:r>
-        <w:t xml:space="preserve"> If or Else </w:t>
+        <w:t xml:space="preserve">Don’t put semicolons at the end of a If or Else </w:t>
       </w:r>
     </w:p>
     <w:p>
@@ -4202,15 +3803,7 @@
         </w:numPr>
       </w:pPr>
       <w:r>
-        <w:t xml:space="preserve">String tells the system that a list of characters </w:t>
-      </w:r>
-      <w:proofErr w:type="gramStart"/>
-      <w:r>
-        <w:t>are</w:t>
-      </w:r>
-      <w:proofErr w:type="gramEnd"/>
-      <w:r>
-        <w:t xml:space="preserve"> going to be listed.</w:t>
+        <w:t>String tells the system that a list of characters are going to be listed.</w:t>
       </w:r>
     </w:p>
     <w:p>
@@ -4252,36 +3845,7 @@
         </w:numPr>
       </w:pPr>
       <w:r>
-        <w:t xml:space="preserve">You read a </w:t>
-      </w:r>
-      <w:proofErr w:type="gramStart"/>
-      <w:r>
-        <w:t>char</w:t>
-      </w:r>
-      <w:proofErr w:type="gramEnd"/>
-      <w:r>
-        <w:t xml:space="preserve"> by using next(</w:t>
-      </w:r>
-      <w:proofErr w:type="gramStart"/>
-      <w:r>
-        <w:t>).</w:t>
-      </w:r>
-      <w:proofErr w:type="spellStart"/>
-      <w:r>
-        <w:t>charAt</w:t>
-      </w:r>
-      <w:proofErr w:type="spellEnd"/>
-      <w:proofErr w:type="gramEnd"/>
-      <w:r>
-        <w:t xml:space="preserve">(0) and </w:t>
-      </w:r>
-      <w:proofErr w:type="gramStart"/>
-      <w:r>
-        <w:t>its</w:t>
-      </w:r>
-      <w:proofErr w:type="gramEnd"/>
-      <w:r>
-        <w:t xml:space="preserve"> reading the character at the first position of the String</w:t>
+        <w:t>You read a char by using next().charAt(0) and its reading the character at the first position of the String</w:t>
       </w:r>
     </w:p>
     <w:p>
@@ -4292,13 +3856,8 @@
           <w:numId w:val="29"/>
         </w:numPr>
       </w:pPr>
-      <w:proofErr w:type="spellStart"/>
-      <w:r>
-        <w:t>charAt</w:t>
-      </w:r>
-      <w:proofErr w:type="spellEnd"/>
-      <w:r>
-        <w:t>(0) i</w:t>
+      <w:r>
+        <w:t>charAt(0) i</w:t>
       </w:r>
       <w:r>
         <w:t xml:space="preserve">s </w:t>
@@ -4331,15 +3890,7 @@
         </w:numPr>
       </w:pPr>
       <w:r>
-        <w:t xml:space="preserve"> </w:t>
-      </w:r>
-      <w:proofErr w:type="gramStart"/>
-      <w:r>
-        <w:t>Concatenate is</w:t>
-      </w:r>
-      <w:proofErr w:type="gramEnd"/>
-      <w:r>
-        <w:t xml:space="preserve"> combining all the strings you listed as one whole print</w:t>
+        <w:t xml:space="preserve"> Concatenate is combining all the strings you listed as one whole print</w:t>
       </w:r>
     </w:p>
     <w:p>
@@ -4376,15 +3927,7 @@
         </w:numPr>
       </w:pPr>
       <w:r>
-        <w:t xml:space="preserve">Use sentinel values and </w:t>
-      </w:r>
-      <w:proofErr w:type="spellStart"/>
-      <w:r>
-        <w:t>boolean</w:t>
-      </w:r>
-      <w:proofErr w:type="spellEnd"/>
-      <w:r>
-        <w:t xml:space="preserve"> flags to control loop execution.</w:t>
+        <w:t>Use sentinel values and boolean flags to control loop execution.</w:t>
       </w:r>
     </w:p>
     <w:p>
@@ -4680,29 +4223,8 @@
         <w:lastRenderedPageBreak/>
         <w:t xml:space="preserve">Still adds one to the </w:t>
       </w:r>
-      <w:proofErr w:type="gramStart"/>
-      <w:r>
-        <w:t>value, but</w:t>
-      </w:r>
-      <w:proofErr w:type="gramEnd"/>
-      <w:r>
-        <w:t xml:space="preserve"> just displays the value it was holding before. </w:t>
-      </w:r>
-      <w:proofErr w:type="gramStart"/>
-      <w:r>
-        <w:t>So</w:t>
-      </w:r>
-      <w:proofErr w:type="gramEnd"/>
-      <w:r>
-        <w:t xml:space="preserve"> if we were to </w:t>
-      </w:r>
-      <w:proofErr w:type="spellStart"/>
-      <w:r>
-        <w:t>System.out.println</w:t>
-      </w:r>
-      <w:proofErr w:type="spellEnd"/>
-      <w:r>
-        <w:t xml:space="preserve">(exponent); on the next line, console with display </w:t>
+      <w:r>
+        <w:t xml:space="preserve">value, but just displays the value it was holding before. So if we were to System.out.println(exponent); on the next line, console with display </w:t>
       </w:r>
       <w:r>
         <w:t>0-1-1-2-2-3</w:t>
@@ -4770,13 +4292,8 @@
         </w:numPr>
       </w:pPr>
       <w:r>
-        <w:t xml:space="preserve">Doesn’t </w:t>
-      </w:r>
-      <w:proofErr w:type="gramStart"/>
-      <w:r>
-        <w:t>need ;</w:t>
-      </w:r>
-      <w:proofErr w:type="gramEnd"/>
+        <w:t>Doesn’t need ;</w:t>
+      </w:r>
     </w:p>
     <w:p>
       <w:pPr>
@@ -4798,13 +4315,8 @@
           <w:numId w:val="31"/>
         </w:numPr>
       </w:pPr>
-      <w:proofErr w:type="gramStart"/>
-      <w:r>
-        <w:t>Continues</w:t>
-      </w:r>
-      <w:proofErr w:type="gramEnd"/>
-      <w:r>
-        <w:t xml:space="preserve"> the loops so long as its condition is true</w:t>
+      <w:r>
+        <w:t>Continues the loops so long as its condition is true</w:t>
       </w:r>
     </w:p>
     <w:p>
@@ -4816,15 +4328,7 @@
         </w:numPr>
       </w:pPr>
       <w:r>
-        <w:t xml:space="preserve">Indefinite </w:t>
-      </w:r>
-      <w:proofErr w:type="gramStart"/>
-      <w:r>
-        <w:t>loop;</w:t>
-      </w:r>
-      <w:proofErr w:type="gramEnd"/>
-      <w:r>
-        <w:t xml:space="preserve"> used when you are unsure how many times the loop will be needed</w:t>
+        <w:t>Indefinite loop; used when you are unsure how many times the loop will be needed</w:t>
       </w:r>
     </w:p>
     <w:p>
@@ -4860,13 +4364,8 @@
           <w:numId w:val="32"/>
         </w:numPr>
       </w:pPr>
-      <w:proofErr w:type="gramStart"/>
-      <w:r>
-        <w:t>Still</w:t>
-      </w:r>
-      <w:proofErr w:type="gramEnd"/>
-      <w:r>
-        <w:t xml:space="preserve"> need brackets</w:t>
+      <w:r>
+        <w:t>Still need brackets</w:t>
       </w:r>
     </w:p>
     <w:p>
@@ -4890,13 +4389,8 @@
         </w:numPr>
       </w:pPr>
       <w:r>
-        <w:t xml:space="preserve">The while does </w:t>
-      </w:r>
-      <w:proofErr w:type="gramStart"/>
-      <w:r>
-        <w:t>need ;</w:t>
-      </w:r>
-      <w:proofErr w:type="gramEnd"/>
+        <w:t>The while does need ;</w:t>
+      </w:r>
     </w:p>
     <w:p>
       <w:pPr>
@@ -4907,15 +4401,7 @@
         </w:numPr>
       </w:pPr>
       <w:r>
-        <w:t xml:space="preserve">Does the command then </w:t>
-      </w:r>
-      <w:proofErr w:type="gramStart"/>
-      <w:r>
-        <w:t>checks</w:t>
-      </w:r>
-      <w:proofErr w:type="gramEnd"/>
-      <w:r>
-        <w:t xml:space="preserve"> if the condition is met or not to start loop</w:t>
+        <w:t>Does the command then checks if the condition is met or not to start loop</w:t>
       </w:r>
     </w:p>
     <w:p>
@@ -5121,34 +4607,10 @@
         </w:numPr>
       </w:pPr>
       <w:r>
-        <w:t xml:space="preserve">(this example was for </w:t>
-      </w:r>
-      <w:proofErr w:type="spellStart"/>
-      <w:r>
-        <w:t>CalculateSum</w:t>
-      </w:r>
-      <w:proofErr w:type="spellEnd"/>
-      <w:r>
-        <w:t xml:space="preserve">) I’m initializing the variable </w:t>
-      </w:r>
-      <w:proofErr w:type="spellStart"/>
-      <w:r>
-        <w:t>currentSum</w:t>
-      </w:r>
-      <w:proofErr w:type="spellEnd"/>
-      <w:r>
-        <w:t xml:space="preserve">, </w:t>
-      </w:r>
-      <w:r>
-        <w:t xml:space="preserve">then inside ( ) the for loop I am initializing the variable counter to equal </w:t>
-      </w:r>
-      <w:proofErr w:type="spellStart"/>
-      <w:r>
-        <w:t>currentMax</w:t>
-      </w:r>
-      <w:proofErr w:type="spellEnd"/>
-      <w:r>
-        <w:t xml:space="preserve"> (new method)</w:t>
+        <w:t xml:space="preserve">(this example was for CalculateSum) I’m initializing the variable currentSum, </w:t>
+      </w:r>
+      <w:r>
+        <w:t>then inside ( ) the for loop I am initializing the variable counter to equal currentMax (new method)</w:t>
       </w:r>
     </w:p>
     <w:p>
@@ -5160,15 +4622,7 @@
         </w:numPr>
       </w:pPr>
       <w:r>
-        <w:t>The counter must be greater than 0 and as long counter (</w:t>
-      </w:r>
-      <w:proofErr w:type="spellStart"/>
-      <w:r>
-        <w:t>currentMax</w:t>
-      </w:r>
-      <w:proofErr w:type="spellEnd"/>
-      <w:r>
-        <w:t>) is greater than 0, then it will continue the loop inside the brackets</w:t>
+        <w:t>The counter must be greater than 0 and as long counter (currentMax) is greater than 0, then it will continue the loop inside the brackets</w:t>
       </w:r>
     </w:p>
     <w:p>
@@ -5289,13 +4743,8 @@
         <w:pStyle w:val="ListParagraph"/>
         <w:ind w:left="1440"/>
       </w:pPr>
-      <w:proofErr w:type="spellStart"/>
-      <w:r>
-        <w:t>boolean</w:t>
-      </w:r>
-      <w:proofErr w:type="spellEnd"/>
-      <w:r>
-        <w:t xml:space="preserve"> test = false  </w:t>
+      <w:r>
+        <w:t xml:space="preserve">boolean test = false  </w:t>
       </w:r>
     </w:p>
     <w:p>
@@ -5304,23 +4753,7 @@
         <w:ind w:left="1440"/>
       </w:pPr>
       <w:r>
-        <w:t xml:space="preserve">While </w:t>
-      </w:r>
-      <w:proofErr w:type="gramStart"/>
-      <w:r>
-        <w:t>(!test</w:t>
-      </w:r>
-      <w:proofErr w:type="gramEnd"/>
-      <w:r>
-        <w:t xml:space="preserve">) would mean a loop is created as long </w:t>
-      </w:r>
-      <w:proofErr w:type="gramStart"/>
-      <w:r>
-        <w:t>as long as</w:t>
-      </w:r>
-      <w:proofErr w:type="gramEnd"/>
-      <w:r>
-        <w:t xml:space="preserve"> the outcome is false (missing some extra information)</w:t>
+        <w:t>While (!test) would mean a loop is created as long as long as the outcome is false (missing some extra information)</w:t>
       </w:r>
     </w:p>
     <w:p>
@@ -5393,23 +4826,7 @@
         </w:numPr>
       </w:pPr>
       <w:r>
-        <w:t xml:space="preserve">Public, Static, Return Type, </w:t>
-      </w:r>
-      <w:proofErr w:type="spellStart"/>
-      <w:r>
-        <w:t>methodName</w:t>
-      </w:r>
-      <w:proofErr w:type="spellEnd"/>
-      <w:r>
-        <w:t xml:space="preserve">, </w:t>
-      </w:r>
-      <w:proofErr w:type="spellStart"/>
-      <w:r>
-        <w:t>fomal</w:t>
-      </w:r>
-      <w:proofErr w:type="spellEnd"/>
-      <w:r>
-        <w:t xml:space="preserve"> parameter list</w:t>
+        <w:t>Public, Static, Return Type, methodName, fomal parameter list</w:t>
       </w:r>
     </w:p>
     <w:p>
@@ -5465,13 +4882,8 @@
           <w:numId w:val="36"/>
         </w:numPr>
       </w:pPr>
-      <w:proofErr w:type="spellStart"/>
-      <w:r>
-        <w:t>methodName</w:t>
-      </w:r>
-      <w:proofErr w:type="spellEnd"/>
-      <w:r>
-        <w:t xml:space="preserve"> should be a verb</w:t>
+      <w:r>
+        <w:t>methodName should be a verb</w:t>
       </w:r>
     </w:p>
     <w:p>
@@ -5714,15 +5126,7 @@
         </w:numPr>
       </w:pPr>
       <w:r>
-        <w:t>Reference variables, array memory, and out-of-</w:t>
-      </w:r>
-      <w:proofErr w:type="gramStart"/>
-      <w:r>
-        <w:t>bounds</w:t>
-      </w:r>
-      <w:proofErr w:type="gramEnd"/>
-      <w:r>
-        <w:t xml:space="preserve"> issues.</w:t>
+        <w:t>Reference variables, array memory, and out-of-bounds issues.</w:t>
       </w:r>
     </w:p>
     <w:p>
@@ -5788,13 +5192,8 @@
           <w:numId w:val="39"/>
         </w:numPr>
       </w:pPr>
-      <w:proofErr w:type="spellStart"/>
-      <w:r>
-        <w:t>IndexOutOfBounds</w:t>
-      </w:r>
-      <w:proofErr w:type="spellEnd"/>
-      <w:r>
-        <w:t xml:space="preserve"> is an error that occurs if you are keying something outside of the index limit i.e. (Cameron) has an index of 6. 0 being the letter C. There is nothing at index 7 so you’d get the error</w:t>
+      <w:r>
+        <w:t>IndexOutOfBounds is an error that occurs if you are keying something outside of the index limit i.e. (Cameron) has an index of 6. 0 being the letter C. There is nothing at index 7 so you’d get the error</w:t>
       </w:r>
     </w:p>
     <w:p>
@@ -5806,17 +5205,7 @@
         </w:numPr>
       </w:pPr>
       <w:r>
-        <w:t xml:space="preserve">An Array is a </w:t>
-      </w:r>
-      <w:proofErr w:type="spellStart"/>
-      <w:proofErr w:type="gramStart"/>
-      <w:r>
-        <w:t>non primitive</w:t>
-      </w:r>
-      <w:proofErr w:type="spellEnd"/>
-      <w:proofErr w:type="gramEnd"/>
-      <w:r>
-        <w:t xml:space="preserve"> data type</w:t>
+        <w:t>An Array is a non primitive data type</w:t>
       </w:r>
     </w:p>
     <w:p>
@@ -5896,31 +5285,7 @@
         </w:numPr>
       </w:pPr>
       <w:r>
-        <w:t xml:space="preserve">As you see in the </w:t>
-      </w:r>
-      <w:proofErr w:type="gramStart"/>
-      <w:r>
-        <w:t>example</w:t>
-      </w:r>
-      <w:proofErr w:type="gramEnd"/>
-      <w:r>
-        <w:t xml:space="preserve"> we have two arrays declared (</w:t>
-      </w:r>
-      <w:proofErr w:type="spellStart"/>
-      <w:r>
-        <w:t>finalGrades</w:t>
-      </w:r>
-      <w:proofErr w:type="spellEnd"/>
-      <w:r>
-        <w:t xml:space="preserve"> &amp; </w:t>
-      </w:r>
-      <w:proofErr w:type="spellStart"/>
-      <w:r>
-        <w:t>firstNames</w:t>
-      </w:r>
-      <w:proofErr w:type="spellEnd"/>
-      <w:r>
-        <w:t>)</w:t>
+        <w:t>As you see in the example we have two arrays declared (finalGrades &amp; firstNames)</w:t>
       </w:r>
     </w:p>
     <w:p>
@@ -5950,23 +5315,8 @@
         </w:numPr>
       </w:pPr>
       <w:r>
-        <w:t xml:space="preserve">Students </w:t>
-      </w:r>
-      <w:proofErr w:type="gramStart"/>
-      <w:r>
-        <w:t>is</w:t>
-      </w:r>
-      <w:proofErr w:type="gramEnd"/>
-      <w:r>
-        <w:t xml:space="preserve"> attached to </w:t>
-      </w:r>
-      <w:proofErr w:type="spellStart"/>
-      <w:proofErr w:type="gramStart"/>
-      <w:r>
-        <w:t>keyboardInput</w:t>
-      </w:r>
-      <w:proofErr w:type="spellEnd"/>
-      <w:proofErr w:type="gramEnd"/>
+        <w:t>Students is attached to keyboardInput</w:t>
+      </w:r>
     </w:p>
     <w:p>
       <w:pPr>
@@ -6006,13 +5356,8 @@
           <w:numId w:val="40"/>
         </w:numPr>
       </w:pPr>
-      <w:proofErr w:type="gramStart"/>
-      <w:r>
-        <w:t>.length</w:t>
-      </w:r>
-      <w:proofErr w:type="gramEnd"/>
-      <w:r>
-        <w:t xml:space="preserve"> is only used for arrays </w:t>
+      <w:r>
+        <w:t xml:space="preserve">.length is only used for arrays </w:t>
       </w:r>
     </w:p>
     <w:p>
@@ -6023,13 +5368,8 @@
           <w:numId w:val="40"/>
         </w:numPr>
       </w:pPr>
-      <w:proofErr w:type="gramStart"/>
-      <w:r>
-        <w:t>.length</w:t>
-      </w:r>
-      <w:proofErr w:type="gramEnd"/>
-      <w:r>
-        <w:t xml:space="preserve"> cannot change when the array is created</w:t>
+      <w:r>
+        <w:t>.length cannot change when the array is created</w:t>
       </w:r>
     </w:p>
     <w:p>
@@ -6127,13 +5467,8 @@
           <w:numId w:val="41"/>
         </w:numPr>
       </w:pPr>
-      <w:proofErr w:type="gramStart"/>
-      <w:r>
-        <w:t>All</w:t>
-      </w:r>
-      <w:proofErr w:type="gramEnd"/>
-      <w:r>
-        <w:t xml:space="preserve"> depends on what’s being stored in the Array</w:t>
+      <w:r>
+        <w:t>All depends on what’s being stored in the Array</w:t>
       </w:r>
     </w:p>
     <w:p>
@@ -6169,13 +5504,8 @@
         </w:numPr>
       </w:pPr>
       <w:r>
-        <w:t xml:space="preserve">False for </w:t>
-      </w:r>
-      <w:proofErr w:type="spellStart"/>
-      <w:r>
-        <w:t>boolean</w:t>
-      </w:r>
-      <w:proofErr w:type="spellEnd"/>
+        <w:t>False for boolean</w:t>
+      </w:r>
     </w:p>
     <w:p>
       <w:pPr>
@@ -6546,23 +5876,154 @@
     <w:p/>
     <w:p>
       <w:pPr>
-        <w:pStyle w:val="Heading2"/>
-      </w:pPr>
-      <w:bookmarkStart w:id="32" w:name="_Toc222729373"/>
-      <w:r>
-        <w:t>Heading 2 Example</w:t>
-      </w:r>
-      <w:bookmarkEnd w:id="32"/>
-    </w:p>
-    <w:p>
-      <w:pPr>
         <w:pStyle w:val="Heading3"/>
-      </w:pPr>
-      <w:bookmarkStart w:id="33" w:name="_Toc222729374"/>
-      <w:r>
-        <w:t>Heading 3 Example</w:t>
-      </w:r>
-      <w:bookmarkEnd w:id="33"/>
+        <w:rPr>
+          <w:color w:val="auto"/>
+          <w:sz w:val="32"/>
+          <w:szCs w:val="32"/>
+          <w:lang w:val="en-US"/>
+        </w:rPr>
+      </w:pPr>
+      <w:bookmarkStart w:id="32" w:name="_Toc222729374"/>
+      <w:r>
+        <w:rPr>
+          <w:color w:val="auto"/>
+          <w:sz w:val="32"/>
+          <w:szCs w:val="32"/>
+          <w:lang w:val="en-US"/>
+        </w:rPr>
+        <w:t>L20 Defining Classes, Constructing Objects and Encapsulation</w:t>
+      </w:r>
+    </w:p>
+    <w:bookmarkEnd w:id="32"/>
+    <w:p>
+      <w:pPr>
+        <w:pStyle w:val="Heading3"/>
+      </w:pPr>
+      <w:r>
+        <w:t>Classes and Objects</w:t>
+      </w:r>
+    </w:p>
+    <w:p>
+      <w:pPr>
+        <w:pStyle w:val="ListParagraph"/>
+        <w:numPr>
+          <w:ilvl w:val="0"/>
+          <w:numId w:val="44"/>
+        </w:numPr>
+      </w:pPr>
+      <w:r>
+        <w:t>Classes do not occupy memory</w:t>
+      </w:r>
+    </w:p>
+    <w:p>
+      <w:pPr>
+        <w:pStyle w:val="ListParagraph"/>
+        <w:numPr>
+          <w:ilvl w:val="0"/>
+          <w:numId w:val="44"/>
+        </w:numPr>
+      </w:pPr>
+      <w:r>
+        <w:t>A constructure will have the exact same name as the class</w:t>
+      </w:r>
+    </w:p>
+    <w:p>
+      <w:pPr>
+        <w:pStyle w:val="ListParagraph"/>
+        <w:numPr>
+          <w:ilvl w:val="0"/>
+          <w:numId w:val="44"/>
+        </w:numPr>
+      </w:pPr>
+      <w:r>
+        <w:t>A class is more like the big picture of the object, or generalization</w:t>
+      </w:r>
+    </w:p>
+    <w:p>
+      <w:pPr>
+        <w:pStyle w:val="ListParagraph"/>
+        <w:numPr>
+          <w:ilvl w:val="0"/>
+          <w:numId w:val="44"/>
+        </w:numPr>
+      </w:pPr>
+      <w:r>
+        <w:t xml:space="preserve">An object represents something </w:t>
+      </w:r>
+    </w:p>
+    <w:p>
+      <w:pPr>
+        <w:pStyle w:val="ListParagraph"/>
+        <w:numPr>
+          <w:ilvl w:val="0"/>
+          <w:numId w:val="44"/>
+        </w:numPr>
+      </w:pPr>
+      <w:r>
+        <w:t xml:space="preserve">For example: if you had a class titled </w:t>
+      </w:r>
+      <w:r>
+        <w:t xml:space="preserve">Dogs, inside that you can have </w:t>
+      </w:r>
+    </w:p>
+    <w:p>
+      <w:pPr>
+        <w:pStyle w:val="ListParagraph"/>
+        <w:numPr>
+          <w:ilvl w:val="0"/>
+          <w:numId w:val="42"/>
+        </w:numPr>
+      </w:pPr>
+      <w:r>
+        <w:t>Breed</w:t>
+      </w:r>
+    </w:p>
+    <w:p>
+      <w:pPr>
+        <w:pStyle w:val="ListParagraph"/>
+        <w:numPr>
+          <w:ilvl w:val="0"/>
+          <w:numId w:val="42"/>
+        </w:numPr>
+      </w:pPr>
+      <w:r>
+        <w:t>Color</w:t>
+      </w:r>
+    </w:p>
+    <w:p>
+      <w:pPr>
+        <w:pStyle w:val="ListParagraph"/>
+        <w:numPr>
+          <w:ilvl w:val="0"/>
+          <w:numId w:val="42"/>
+        </w:numPr>
+      </w:pPr>
+      <w:r>
+        <w:t>Age</w:t>
+      </w:r>
+    </w:p>
+    <w:p>
+      <w:pPr>
+        <w:pStyle w:val="ListParagraph"/>
+        <w:numPr>
+          <w:ilvl w:val="0"/>
+          <w:numId w:val="42"/>
+        </w:numPr>
+      </w:pPr>
+      <w:r>
+        <w:t>Fur type</w:t>
+      </w:r>
+    </w:p>
+    <w:p/>
+    <w:p>
+      <w:pPr>
+        <w:pStyle w:val="ListParagraph"/>
+        <w:numPr>
+          <w:ilvl w:val="0"/>
+          <w:numId w:val="46"/>
+        </w:numPr>
+      </w:pPr>
     </w:p>
     <w:p/>
     <w:p/>
@@ -6642,6 +6103,119 @@
 <file path=word/numbering.xml><?xml version="1.0" encoding="utf-8"?>
 <w:numbering xmlns:wpc="http://schemas.microsoft.com/office/word/2010/wordprocessingCanvas" xmlns:cx="http://schemas.microsoft.com/office/drawing/2014/chartex" xmlns:cx1="http://schemas.microsoft.com/office/drawing/2015/9/8/chartex" xmlns:cx2="http://schemas.microsoft.com/office/drawing/2015/10/21/chartex" xmlns:cx3="http://schemas.microsoft.com/office/drawing/2016/5/9/chartex" xmlns:cx4="http://schemas.microsoft.com/office/drawing/2016/5/10/chartex" xmlns:cx5="http://schemas.microsoft.com/office/drawing/2016/5/11/chartex" xmlns:cx6="http://schemas.microsoft.com/office/drawing/2016/5/12/chartex" xmlns:cx7="http://schemas.microsoft.com/office/drawing/2016/5/13/chartex" xmlns:cx8="http://schemas.microsoft.com/office/drawing/2016/5/14/chartex" xmlns:mc="http://schemas.openxmlformats.org/markup-compatibility/2006" xmlns:aink="http://schemas.microsoft.com/office/drawing/2016/ink" xmlns:am3d="http://schemas.microsoft.com/office/drawing/2017/model3d" xmlns:o="urn:schemas-microsoft-com:office:office" xmlns:oel="http://schemas.microsoft.com/office/2019/extlst" xmlns:r="http://schemas.openxmlformats.org/officeDocument/2006/relationships" xmlns:m="http://schemas.openxmlformats.org/officeDocument/2006/math" xmlns:v="urn:schemas-microsoft-com:vml" xmlns:wp14="http://schemas.microsoft.com/office/word/2010/wordprocessingDrawing" xmlns:wp="http://schemas.openxmlformats.org/drawingml/2006/wordprocessingDrawing" xmlns:w10="urn:schemas-microsoft-com:office:word" xmlns:w="http://schemas.openxmlformats.org/wordprocessingml/2006/main" xmlns:w14="http://schemas.microsoft.com/office/word/2010/wordml" xmlns:w15="http://schemas.microsoft.com/office/word/2012/wordml" xmlns:w16cex="http://schemas.microsoft.com/office/word/2018/wordml/cex" xmlns:w16cid="http://schemas.microsoft.com/office/word/2016/wordml/cid" xmlns:w16="http://schemas.microsoft.com/office/word/2018/wordml" xmlns:w16du="http://schemas.microsoft.com/office/word/2023/wordml/word16du" xmlns:w16sdtdh="http://schemas.microsoft.com/office/word/2020/wordml/sdtdatahash" xmlns:w16sdtfl="http://schemas.microsoft.com/office/word/2024/wordml/sdtformatlock" xmlns:w16se="http://schemas.microsoft.com/office/word/2015/wordml/symex" xmlns:wpg="http://schemas.microsoft.com/office/word/2010/wordprocessingGroup" xmlns:wpi="http://schemas.microsoft.com/office/word/2010/wordprocessingInk" xmlns:wne="http://schemas.microsoft.com/office/word/2006/wordml" xmlns:wps="http://schemas.microsoft.com/office/word/2010/wordprocessingShape" mc:Ignorable="w14 w15 w16se w16cid w16 w16cex w16sdtdh w16sdtfl w16du wp14">
   <w:abstractNum w:abstractNumId="0" w15:restartNumberingAfterBreak="0">
+    <w:nsid w:val="00C10D8B"/>
+    <w:multiLevelType w:val="hybridMultilevel"/>
+    <w:tmpl w:val="8E889B3C"/>
+    <w:lvl w:ilvl="0" w:tplc="04090001">
+      <w:start w:val="1"/>
+      <w:numFmt w:val="bullet"/>
+      <w:lvlText w:val=""/>
+      <w:lvlJc w:val="left"/>
+      <w:pPr>
+        <w:ind w:left="1440" w:hanging="360"/>
+      </w:pPr>
+      <w:rPr>
+        <w:rFonts w:ascii="Symbol" w:hAnsi="Symbol" w:hint="default"/>
+      </w:rPr>
+    </w:lvl>
+    <w:lvl w:ilvl="1" w:tplc="04090003" w:tentative="1">
+      <w:start w:val="1"/>
+      <w:numFmt w:val="bullet"/>
+      <w:lvlText w:val="o"/>
+      <w:lvlJc w:val="left"/>
+      <w:pPr>
+        <w:ind w:left="2160" w:hanging="360"/>
+      </w:pPr>
+      <w:rPr>
+        <w:rFonts w:ascii="Courier New" w:hAnsi="Courier New" w:cs="Courier New" w:hint="default"/>
+      </w:rPr>
+    </w:lvl>
+    <w:lvl w:ilvl="2" w:tplc="04090005" w:tentative="1">
+      <w:start w:val="1"/>
+      <w:numFmt w:val="bullet"/>
+      <w:lvlText w:val=""/>
+      <w:lvlJc w:val="left"/>
+      <w:pPr>
+        <w:ind w:left="2880" w:hanging="360"/>
+      </w:pPr>
+      <w:rPr>
+        <w:rFonts w:ascii="Wingdings" w:hAnsi="Wingdings" w:hint="default"/>
+      </w:rPr>
+    </w:lvl>
+    <w:lvl w:ilvl="3" w:tplc="04090001" w:tentative="1">
+      <w:start w:val="1"/>
+      <w:numFmt w:val="bullet"/>
+      <w:lvlText w:val=""/>
+      <w:lvlJc w:val="left"/>
+      <w:pPr>
+        <w:ind w:left="3600" w:hanging="360"/>
+      </w:pPr>
+      <w:rPr>
+        <w:rFonts w:ascii="Symbol" w:hAnsi="Symbol" w:hint="default"/>
+      </w:rPr>
+    </w:lvl>
+    <w:lvl w:ilvl="4" w:tplc="04090003" w:tentative="1">
+      <w:start w:val="1"/>
+      <w:numFmt w:val="bullet"/>
+      <w:lvlText w:val="o"/>
+      <w:lvlJc w:val="left"/>
+      <w:pPr>
+        <w:ind w:left="4320" w:hanging="360"/>
+      </w:pPr>
+      <w:rPr>
+        <w:rFonts w:ascii="Courier New" w:hAnsi="Courier New" w:cs="Courier New" w:hint="default"/>
+      </w:rPr>
+    </w:lvl>
+    <w:lvl w:ilvl="5" w:tplc="04090005" w:tentative="1">
+      <w:start w:val="1"/>
+      <w:numFmt w:val="bullet"/>
+      <w:lvlText w:val=""/>
+      <w:lvlJc w:val="left"/>
+      <w:pPr>
+        <w:ind w:left="5040" w:hanging="360"/>
+      </w:pPr>
+      <w:rPr>
+        <w:rFonts w:ascii="Wingdings" w:hAnsi="Wingdings" w:hint="default"/>
+      </w:rPr>
+    </w:lvl>
+    <w:lvl w:ilvl="6" w:tplc="04090001" w:tentative="1">
+      <w:start w:val="1"/>
+      <w:numFmt w:val="bullet"/>
+      <w:lvlText w:val=""/>
+      <w:lvlJc w:val="left"/>
+      <w:pPr>
+        <w:ind w:left="5760" w:hanging="360"/>
+      </w:pPr>
+      <w:rPr>
+        <w:rFonts w:ascii="Symbol" w:hAnsi="Symbol" w:hint="default"/>
+      </w:rPr>
+    </w:lvl>
+    <w:lvl w:ilvl="7" w:tplc="04090003" w:tentative="1">
+      <w:start w:val="1"/>
+      <w:numFmt w:val="bullet"/>
+      <w:lvlText w:val="o"/>
+      <w:lvlJc w:val="left"/>
+      <w:pPr>
+        <w:ind w:left="6480" w:hanging="360"/>
+      </w:pPr>
+      <w:rPr>
+        <w:rFonts w:ascii="Courier New" w:hAnsi="Courier New" w:cs="Courier New" w:hint="default"/>
+      </w:rPr>
+    </w:lvl>
+    <w:lvl w:ilvl="8" w:tplc="04090005" w:tentative="1">
+      <w:start w:val="1"/>
+      <w:numFmt w:val="bullet"/>
+      <w:lvlText w:val=""/>
+      <w:lvlJc w:val="left"/>
+      <w:pPr>
+        <w:ind w:left="7200" w:hanging="360"/>
+      </w:pPr>
+      <w:rPr>
+        <w:rFonts w:ascii="Wingdings" w:hAnsi="Wingdings" w:hint="default"/>
+      </w:rPr>
+    </w:lvl>
+  </w:abstractNum>
+  <w:abstractNum w:abstractNumId="1" w15:restartNumberingAfterBreak="0">
     <w:nsid w:val="042945C2"/>
     <w:multiLevelType w:val="hybridMultilevel"/>
     <w:tmpl w:val="BCC2EC1E"/>
@@ -6754,7 +6328,7 @@
       </w:rPr>
     </w:lvl>
   </w:abstractNum>
-  <w:abstractNum w:abstractNumId="1" w15:restartNumberingAfterBreak="0">
+  <w:abstractNum w:abstractNumId="2" w15:restartNumberingAfterBreak="0">
     <w:nsid w:val="062D2EE2"/>
     <w:multiLevelType w:val="hybridMultilevel"/>
     <w:tmpl w:val="FF16AAC6"/>
@@ -6867,7 +6441,7 @@
       </w:rPr>
     </w:lvl>
   </w:abstractNum>
-  <w:abstractNum w:abstractNumId="2" w15:restartNumberingAfterBreak="0">
+  <w:abstractNum w:abstractNumId="3" w15:restartNumberingAfterBreak="0">
     <w:nsid w:val="064522BD"/>
     <w:multiLevelType w:val="multilevel"/>
     <w:tmpl w:val="A7AAA1CA"/>
@@ -6980,7 +6554,7 @@
       </w:rPr>
     </w:lvl>
   </w:abstractNum>
-  <w:abstractNum w:abstractNumId="3" w15:restartNumberingAfterBreak="0">
+  <w:abstractNum w:abstractNumId="4" w15:restartNumberingAfterBreak="0">
     <w:nsid w:val="0E13177F"/>
     <w:multiLevelType w:val="multilevel"/>
     <w:tmpl w:val="40C88F3A"/>
@@ -7093,7 +6667,7 @@
       </w:rPr>
     </w:lvl>
   </w:abstractNum>
-  <w:abstractNum w:abstractNumId="4" w15:restartNumberingAfterBreak="0">
+  <w:abstractNum w:abstractNumId="5" w15:restartNumberingAfterBreak="0">
     <w:nsid w:val="10652FAB"/>
     <w:multiLevelType w:val="hybridMultilevel"/>
     <w:tmpl w:val="D0447756"/>
@@ -7206,10 +6780,10 @@
       </w:rPr>
     </w:lvl>
   </w:abstractNum>
-  <w:abstractNum w:abstractNumId="5" w15:restartNumberingAfterBreak="0">
+  <w:abstractNum w:abstractNumId="6" w15:restartNumberingAfterBreak="0">
     <w:nsid w:val="10AB1D25"/>
     <w:multiLevelType w:val="hybridMultilevel"/>
-    <w:tmpl w:val="1AF0B638"/>
+    <w:tmpl w:val="2F7E6DC2"/>
     <w:lvl w:ilvl="0" w:tplc="04090001">
       <w:start w:val="1"/>
       <w:numFmt w:val="bullet"/>
@@ -7319,7 +6893,7 @@
       </w:rPr>
     </w:lvl>
   </w:abstractNum>
-  <w:abstractNum w:abstractNumId="6" w15:restartNumberingAfterBreak="0">
+  <w:abstractNum w:abstractNumId="7" w15:restartNumberingAfterBreak="0">
     <w:nsid w:val="14B93411"/>
     <w:multiLevelType w:val="hybridMultilevel"/>
     <w:tmpl w:val="68CAAC3C"/>
@@ -7432,7 +7006,7 @@
       </w:rPr>
     </w:lvl>
   </w:abstractNum>
-  <w:abstractNum w:abstractNumId="7" w15:restartNumberingAfterBreak="0">
+  <w:abstractNum w:abstractNumId="8" w15:restartNumberingAfterBreak="0">
     <w:nsid w:val="1EFF54A6"/>
     <w:multiLevelType w:val="hybridMultilevel"/>
     <w:tmpl w:val="6616F09A"/>
@@ -7545,7 +7119,7 @@
       </w:rPr>
     </w:lvl>
   </w:abstractNum>
-  <w:abstractNum w:abstractNumId="8" w15:restartNumberingAfterBreak="0">
+  <w:abstractNum w:abstractNumId="9" w15:restartNumberingAfterBreak="0">
     <w:nsid w:val="2168485B"/>
     <w:multiLevelType w:val="multilevel"/>
     <w:tmpl w:val="43BCFFAA"/>
@@ -7658,7 +7232,7 @@
       </w:rPr>
     </w:lvl>
   </w:abstractNum>
-  <w:abstractNum w:abstractNumId="9" w15:restartNumberingAfterBreak="0">
+  <w:abstractNum w:abstractNumId="10" w15:restartNumberingAfterBreak="0">
     <w:nsid w:val="2514397C"/>
     <w:multiLevelType w:val="multilevel"/>
     <w:tmpl w:val="31DA0404"/>
@@ -7771,7 +7345,7 @@
       </w:rPr>
     </w:lvl>
   </w:abstractNum>
-  <w:abstractNum w:abstractNumId="10" w15:restartNumberingAfterBreak="0">
+  <w:abstractNum w:abstractNumId="11" w15:restartNumberingAfterBreak="0">
     <w:nsid w:val="252360C7"/>
     <w:multiLevelType w:val="hybridMultilevel"/>
     <w:tmpl w:val="130865F6"/>
@@ -7884,7 +7458,7 @@
       </w:rPr>
     </w:lvl>
   </w:abstractNum>
-  <w:abstractNum w:abstractNumId="11" w15:restartNumberingAfterBreak="0">
+  <w:abstractNum w:abstractNumId="12" w15:restartNumberingAfterBreak="0">
     <w:nsid w:val="274A6D7A"/>
     <w:multiLevelType w:val="hybridMultilevel"/>
     <w:tmpl w:val="B986C3F2"/>
@@ -7997,7 +7571,7 @@
       </w:rPr>
     </w:lvl>
   </w:abstractNum>
-  <w:abstractNum w:abstractNumId="12" w15:restartNumberingAfterBreak="0">
+  <w:abstractNum w:abstractNumId="13" w15:restartNumberingAfterBreak="0">
     <w:nsid w:val="2F714B40"/>
     <w:multiLevelType w:val="multilevel"/>
     <w:tmpl w:val="3E5CB69E"/>
@@ -8110,7 +7684,7 @@
       </w:rPr>
     </w:lvl>
   </w:abstractNum>
-  <w:abstractNum w:abstractNumId="13" w15:restartNumberingAfterBreak="0">
+  <w:abstractNum w:abstractNumId="14" w15:restartNumberingAfterBreak="0">
     <w:nsid w:val="3A231EFC"/>
     <w:multiLevelType w:val="hybridMultilevel"/>
     <w:tmpl w:val="E7FAE31A"/>
@@ -8223,7 +7797,7 @@
       </w:rPr>
     </w:lvl>
   </w:abstractNum>
-  <w:abstractNum w:abstractNumId="14" w15:restartNumberingAfterBreak="0">
+  <w:abstractNum w:abstractNumId="15" w15:restartNumberingAfterBreak="0">
     <w:nsid w:val="3C460DB5"/>
     <w:multiLevelType w:val="hybridMultilevel"/>
     <w:tmpl w:val="17C42040"/>
@@ -8336,7 +7910,7 @@
       </w:rPr>
     </w:lvl>
   </w:abstractNum>
-  <w:abstractNum w:abstractNumId="15" w15:restartNumberingAfterBreak="0">
+  <w:abstractNum w:abstractNumId="16" w15:restartNumberingAfterBreak="0">
     <w:nsid w:val="3D7E5214"/>
     <w:multiLevelType w:val="hybridMultilevel"/>
     <w:tmpl w:val="7698456E"/>
@@ -8449,7 +8023,7 @@
       </w:rPr>
     </w:lvl>
   </w:abstractNum>
-  <w:abstractNum w:abstractNumId="16" w15:restartNumberingAfterBreak="0">
+  <w:abstractNum w:abstractNumId="17" w15:restartNumberingAfterBreak="0">
     <w:nsid w:val="41372BC9"/>
     <w:multiLevelType w:val="hybridMultilevel"/>
     <w:tmpl w:val="F19451DA"/>
@@ -8562,7 +8136,7 @@
       </w:rPr>
     </w:lvl>
   </w:abstractNum>
-  <w:abstractNum w:abstractNumId="17" w15:restartNumberingAfterBreak="0">
+  <w:abstractNum w:abstractNumId="18" w15:restartNumberingAfterBreak="0">
     <w:nsid w:val="41510329"/>
     <w:multiLevelType w:val="hybridMultilevel"/>
     <w:tmpl w:val="CCA4483A"/>
@@ -8675,7 +8249,7 @@
       </w:rPr>
     </w:lvl>
   </w:abstractNum>
-  <w:abstractNum w:abstractNumId="18" w15:restartNumberingAfterBreak="0">
+  <w:abstractNum w:abstractNumId="19" w15:restartNumberingAfterBreak="0">
     <w:nsid w:val="472C3518"/>
     <w:multiLevelType w:val="multilevel"/>
     <w:tmpl w:val="408CBDCA"/>
@@ -8788,7 +8362,7 @@
       </w:rPr>
     </w:lvl>
   </w:abstractNum>
-  <w:abstractNum w:abstractNumId="19" w15:restartNumberingAfterBreak="0">
+  <w:abstractNum w:abstractNumId="20" w15:restartNumberingAfterBreak="0">
     <w:nsid w:val="48024179"/>
     <w:multiLevelType w:val="multilevel"/>
     <w:tmpl w:val="15E2C28A"/>
@@ -8901,7 +8475,7 @@
       </w:rPr>
     </w:lvl>
   </w:abstractNum>
-  <w:abstractNum w:abstractNumId="20" w15:restartNumberingAfterBreak="0">
+  <w:abstractNum w:abstractNumId="21" w15:restartNumberingAfterBreak="0">
     <w:nsid w:val="4B7E53D7"/>
     <w:multiLevelType w:val="hybridMultilevel"/>
     <w:tmpl w:val="7026E722"/>
@@ -9014,7 +8588,7 @@
       </w:rPr>
     </w:lvl>
   </w:abstractNum>
-  <w:abstractNum w:abstractNumId="21" w15:restartNumberingAfterBreak="0">
+  <w:abstractNum w:abstractNumId="22" w15:restartNumberingAfterBreak="0">
     <w:nsid w:val="4E59729F"/>
     <w:multiLevelType w:val="hybridMultilevel"/>
     <w:tmpl w:val="421EEB3A"/>
@@ -9127,7 +8701,7 @@
       </w:rPr>
     </w:lvl>
   </w:abstractNum>
-  <w:abstractNum w:abstractNumId="22" w15:restartNumberingAfterBreak="0">
+  <w:abstractNum w:abstractNumId="23" w15:restartNumberingAfterBreak="0">
     <w:nsid w:val="507B39D0"/>
     <w:multiLevelType w:val="hybridMultilevel"/>
     <w:tmpl w:val="312029C6"/>
@@ -9240,7 +8814,7 @@
       </w:rPr>
     </w:lvl>
   </w:abstractNum>
-  <w:abstractNum w:abstractNumId="23" w15:restartNumberingAfterBreak="0">
+  <w:abstractNum w:abstractNumId="24" w15:restartNumberingAfterBreak="0">
     <w:nsid w:val="51957ADE"/>
     <w:multiLevelType w:val="multilevel"/>
     <w:tmpl w:val="F13C2104"/>
@@ -9353,7 +8927,7 @@
       </w:rPr>
     </w:lvl>
   </w:abstractNum>
-  <w:abstractNum w:abstractNumId="24" w15:restartNumberingAfterBreak="0">
+  <w:abstractNum w:abstractNumId="25" w15:restartNumberingAfterBreak="0">
     <w:nsid w:val="51F32E1B"/>
     <w:multiLevelType w:val="multilevel"/>
     <w:tmpl w:val="E5F0CE6C"/>
@@ -9466,7 +9040,7 @@
       </w:rPr>
     </w:lvl>
   </w:abstractNum>
-  <w:abstractNum w:abstractNumId="25" w15:restartNumberingAfterBreak="0">
+  <w:abstractNum w:abstractNumId="26" w15:restartNumberingAfterBreak="0">
     <w:nsid w:val="54CE2AB7"/>
     <w:multiLevelType w:val="hybridMultilevel"/>
     <w:tmpl w:val="F08A998A"/>
@@ -9579,7 +9153,7 @@
       </w:rPr>
     </w:lvl>
   </w:abstractNum>
-  <w:abstractNum w:abstractNumId="26" w15:restartNumberingAfterBreak="0">
+  <w:abstractNum w:abstractNumId="27" w15:restartNumberingAfterBreak="0">
     <w:nsid w:val="57C13E92"/>
     <w:multiLevelType w:val="multilevel"/>
     <w:tmpl w:val="4F6C76DE"/>
@@ -9692,7 +9266,120 @@
       </w:rPr>
     </w:lvl>
   </w:abstractNum>
-  <w:abstractNum w:abstractNumId="27" w15:restartNumberingAfterBreak="0">
+  <w:abstractNum w:abstractNumId="28" w15:restartNumberingAfterBreak="0">
+    <w:nsid w:val="5A1A531E"/>
+    <w:multiLevelType w:val="hybridMultilevel"/>
+    <w:tmpl w:val="00725D1A"/>
+    <w:lvl w:ilvl="0" w:tplc="04090001">
+      <w:start w:val="1"/>
+      <w:numFmt w:val="bullet"/>
+      <w:lvlText w:val=""/>
+      <w:lvlJc w:val="left"/>
+      <w:pPr>
+        <w:ind w:left="1440" w:hanging="360"/>
+      </w:pPr>
+      <w:rPr>
+        <w:rFonts w:ascii="Symbol" w:hAnsi="Symbol" w:hint="default"/>
+      </w:rPr>
+    </w:lvl>
+    <w:lvl w:ilvl="1" w:tplc="04090003" w:tentative="1">
+      <w:start w:val="1"/>
+      <w:numFmt w:val="bullet"/>
+      <w:lvlText w:val="o"/>
+      <w:lvlJc w:val="left"/>
+      <w:pPr>
+        <w:ind w:left="2160" w:hanging="360"/>
+      </w:pPr>
+      <w:rPr>
+        <w:rFonts w:ascii="Courier New" w:hAnsi="Courier New" w:cs="Courier New" w:hint="default"/>
+      </w:rPr>
+    </w:lvl>
+    <w:lvl w:ilvl="2" w:tplc="04090005" w:tentative="1">
+      <w:start w:val="1"/>
+      <w:numFmt w:val="bullet"/>
+      <w:lvlText w:val=""/>
+      <w:lvlJc w:val="left"/>
+      <w:pPr>
+        <w:ind w:left="2880" w:hanging="360"/>
+      </w:pPr>
+      <w:rPr>
+        <w:rFonts w:ascii="Wingdings" w:hAnsi="Wingdings" w:hint="default"/>
+      </w:rPr>
+    </w:lvl>
+    <w:lvl w:ilvl="3" w:tplc="04090001" w:tentative="1">
+      <w:start w:val="1"/>
+      <w:numFmt w:val="bullet"/>
+      <w:lvlText w:val=""/>
+      <w:lvlJc w:val="left"/>
+      <w:pPr>
+        <w:ind w:left="3600" w:hanging="360"/>
+      </w:pPr>
+      <w:rPr>
+        <w:rFonts w:ascii="Symbol" w:hAnsi="Symbol" w:hint="default"/>
+      </w:rPr>
+    </w:lvl>
+    <w:lvl w:ilvl="4" w:tplc="04090003" w:tentative="1">
+      <w:start w:val="1"/>
+      <w:numFmt w:val="bullet"/>
+      <w:lvlText w:val="o"/>
+      <w:lvlJc w:val="left"/>
+      <w:pPr>
+        <w:ind w:left="4320" w:hanging="360"/>
+      </w:pPr>
+      <w:rPr>
+        <w:rFonts w:ascii="Courier New" w:hAnsi="Courier New" w:cs="Courier New" w:hint="default"/>
+      </w:rPr>
+    </w:lvl>
+    <w:lvl w:ilvl="5" w:tplc="04090005" w:tentative="1">
+      <w:start w:val="1"/>
+      <w:numFmt w:val="bullet"/>
+      <w:lvlText w:val=""/>
+      <w:lvlJc w:val="left"/>
+      <w:pPr>
+        <w:ind w:left="5040" w:hanging="360"/>
+      </w:pPr>
+      <w:rPr>
+        <w:rFonts w:ascii="Wingdings" w:hAnsi="Wingdings" w:hint="default"/>
+      </w:rPr>
+    </w:lvl>
+    <w:lvl w:ilvl="6" w:tplc="04090001" w:tentative="1">
+      <w:start w:val="1"/>
+      <w:numFmt w:val="bullet"/>
+      <w:lvlText w:val=""/>
+      <w:lvlJc w:val="left"/>
+      <w:pPr>
+        <w:ind w:left="5760" w:hanging="360"/>
+      </w:pPr>
+      <w:rPr>
+        <w:rFonts w:ascii="Symbol" w:hAnsi="Symbol" w:hint="default"/>
+      </w:rPr>
+    </w:lvl>
+    <w:lvl w:ilvl="7" w:tplc="04090003" w:tentative="1">
+      <w:start w:val="1"/>
+      <w:numFmt w:val="bullet"/>
+      <w:lvlText w:val="o"/>
+      <w:lvlJc w:val="left"/>
+      <w:pPr>
+        <w:ind w:left="6480" w:hanging="360"/>
+      </w:pPr>
+      <w:rPr>
+        <w:rFonts w:ascii="Courier New" w:hAnsi="Courier New" w:cs="Courier New" w:hint="default"/>
+      </w:rPr>
+    </w:lvl>
+    <w:lvl w:ilvl="8" w:tplc="04090005" w:tentative="1">
+      <w:start w:val="1"/>
+      <w:numFmt w:val="bullet"/>
+      <w:lvlText w:val=""/>
+      <w:lvlJc w:val="left"/>
+      <w:pPr>
+        <w:ind w:left="7200" w:hanging="360"/>
+      </w:pPr>
+      <w:rPr>
+        <w:rFonts w:ascii="Wingdings" w:hAnsi="Wingdings" w:hint="default"/>
+      </w:rPr>
+    </w:lvl>
+  </w:abstractNum>
+  <w:abstractNum w:abstractNumId="29" w15:restartNumberingAfterBreak="0">
     <w:nsid w:val="5ABC1A2D"/>
     <w:multiLevelType w:val="hybridMultilevel"/>
     <w:tmpl w:val="B0FA1A4A"/>
@@ -9805,7 +9492,7 @@
       </w:rPr>
     </w:lvl>
   </w:abstractNum>
-  <w:abstractNum w:abstractNumId="28" w15:restartNumberingAfterBreak="0">
+  <w:abstractNum w:abstractNumId="30" w15:restartNumberingAfterBreak="0">
     <w:nsid w:val="5C1A0CA9"/>
     <w:multiLevelType w:val="hybridMultilevel"/>
     <w:tmpl w:val="BCF466D4"/>
@@ -9918,7 +9605,7 @@
       </w:rPr>
     </w:lvl>
   </w:abstractNum>
-  <w:abstractNum w:abstractNumId="29" w15:restartNumberingAfterBreak="0">
+  <w:abstractNum w:abstractNumId="31" w15:restartNumberingAfterBreak="0">
     <w:nsid w:val="5DD5757A"/>
     <w:multiLevelType w:val="multilevel"/>
     <w:tmpl w:val="52BEA464"/>
@@ -10031,7 +9718,7 @@
       </w:rPr>
     </w:lvl>
   </w:abstractNum>
-  <w:abstractNum w:abstractNumId="30" w15:restartNumberingAfterBreak="0">
+  <w:abstractNum w:abstractNumId="32" w15:restartNumberingAfterBreak="0">
     <w:nsid w:val="63EB74A3"/>
     <w:multiLevelType w:val="hybridMultilevel"/>
     <w:tmpl w:val="D5280890"/>
@@ -10144,7 +9831,7 @@
       </w:rPr>
     </w:lvl>
   </w:abstractNum>
-  <w:abstractNum w:abstractNumId="31" w15:restartNumberingAfterBreak="0">
+  <w:abstractNum w:abstractNumId="33" w15:restartNumberingAfterBreak="0">
     <w:nsid w:val="64D343AA"/>
     <w:multiLevelType w:val="multilevel"/>
     <w:tmpl w:val="2FE60BA8"/>
@@ -10257,7 +9944,7 @@
       </w:rPr>
     </w:lvl>
   </w:abstractNum>
-  <w:abstractNum w:abstractNumId="32" w15:restartNumberingAfterBreak="0">
+  <w:abstractNum w:abstractNumId="34" w15:restartNumberingAfterBreak="0">
     <w:nsid w:val="66657F63"/>
     <w:multiLevelType w:val="multilevel"/>
     <w:tmpl w:val="8AAA28EE"/>
@@ -10370,7 +10057,7 @@
       </w:rPr>
     </w:lvl>
   </w:abstractNum>
-  <w:abstractNum w:abstractNumId="33" w15:restartNumberingAfterBreak="0">
+  <w:abstractNum w:abstractNumId="35" w15:restartNumberingAfterBreak="0">
     <w:nsid w:val="66E36FC2"/>
     <w:multiLevelType w:val="hybridMultilevel"/>
     <w:tmpl w:val="94923190"/>
@@ -10482,7 +10169,7 @@
       </w:rPr>
     </w:lvl>
   </w:abstractNum>
-  <w:abstractNum w:abstractNumId="34" w15:restartNumberingAfterBreak="0">
+  <w:abstractNum w:abstractNumId="36" w15:restartNumberingAfterBreak="0">
     <w:nsid w:val="678B1D90"/>
     <w:multiLevelType w:val="hybridMultilevel"/>
     <w:tmpl w:val="91A4DC12"/>
@@ -10595,7 +10282,7 @@
       </w:rPr>
     </w:lvl>
   </w:abstractNum>
-  <w:abstractNum w:abstractNumId="35" w15:restartNumberingAfterBreak="0">
+  <w:abstractNum w:abstractNumId="37" w15:restartNumberingAfterBreak="0">
     <w:nsid w:val="67E463D4"/>
     <w:multiLevelType w:val="hybridMultilevel"/>
     <w:tmpl w:val="0F20B9B0"/>
@@ -10708,7 +10395,7 @@
       </w:rPr>
     </w:lvl>
   </w:abstractNum>
-  <w:abstractNum w:abstractNumId="36" w15:restartNumberingAfterBreak="0">
+  <w:abstractNum w:abstractNumId="38" w15:restartNumberingAfterBreak="0">
     <w:nsid w:val="6976247D"/>
     <w:multiLevelType w:val="hybridMultilevel"/>
     <w:tmpl w:val="3376B4F4"/>
@@ -10821,10 +10508,10 @@
       </w:rPr>
     </w:lvl>
   </w:abstractNum>
-  <w:abstractNum w:abstractNumId="37" w15:restartNumberingAfterBreak="0">
+  <w:abstractNum w:abstractNumId="39" w15:restartNumberingAfterBreak="0">
     <w:nsid w:val="6C4443F4"/>
     <w:multiLevelType w:val="hybridMultilevel"/>
-    <w:tmpl w:val="E7124586"/>
+    <w:tmpl w:val="4BCE7824"/>
     <w:lvl w:ilvl="0" w:tplc="314C76F2">
       <w:numFmt w:val="bullet"/>
       <w:lvlText w:val="-"/>
@@ -10933,7 +10620,7 @@
       </w:rPr>
     </w:lvl>
   </w:abstractNum>
-  <w:abstractNum w:abstractNumId="38" w15:restartNumberingAfterBreak="0">
+  <w:abstractNum w:abstractNumId="40" w15:restartNumberingAfterBreak="0">
     <w:nsid w:val="6F073E1E"/>
     <w:multiLevelType w:val="multilevel"/>
     <w:tmpl w:val="7D28DB68"/>
@@ -11046,7 +10733,7 @@
       </w:rPr>
     </w:lvl>
   </w:abstractNum>
-  <w:abstractNum w:abstractNumId="39" w15:restartNumberingAfterBreak="0">
+  <w:abstractNum w:abstractNumId="41" w15:restartNumberingAfterBreak="0">
     <w:nsid w:val="722D6AF8"/>
     <w:multiLevelType w:val="hybridMultilevel"/>
     <w:tmpl w:val="105617C4"/>
@@ -11159,7 +10846,7 @@
       </w:rPr>
     </w:lvl>
   </w:abstractNum>
-  <w:abstractNum w:abstractNumId="40" w15:restartNumberingAfterBreak="0">
+  <w:abstractNum w:abstractNumId="42" w15:restartNumberingAfterBreak="0">
     <w:nsid w:val="74B74F26"/>
     <w:multiLevelType w:val="hybridMultilevel"/>
     <w:tmpl w:val="47B8C6CE"/>
@@ -11272,7 +10959,7 @@
       </w:rPr>
     </w:lvl>
   </w:abstractNum>
-  <w:abstractNum w:abstractNumId="41" w15:restartNumberingAfterBreak="0">
+  <w:abstractNum w:abstractNumId="43" w15:restartNumberingAfterBreak="0">
     <w:nsid w:val="78581CAA"/>
     <w:multiLevelType w:val="hybridMultilevel"/>
     <w:tmpl w:val="ACF0EC76"/>
@@ -11385,7 +11072,7 @@
       </w:rPr>
     </w:lvl>
   </w:abstractNum>
-  <w:abstractNum w:abstractNumId="42" w15:restartNumberingAfterBreak="0">
+  <w:abstractNum w:abstractNumId="44" w15:restartNumberingAfterBreak="0">
     <w:nsid w:val="79CE2843"/>
     <w:multiLevelType w:val="hybridMultilevel"/>
     <w:tmpl w:val="93DAAADA"/>
@@ -11498,7 +11185,7 @@
       </w:rPr>
     </w:lvl>
   </w:abstractNum>
-  <w:abstractNum w:abstractNumId="43" w15:restartNumberingAfterBreak="0">
+  <w:abstractNum w:abstractNumId="45" w15:restartNumberingAfterBreak="0">
     <w:nsid w:val="7B7170A5"/>
     <w:multiLevelType w:val="multilevel"/>
     <w:tmpl w:val="70B4229E"/>
@@ -11612,136 +11299,142 @@
     </w:lvl>
   </w:abstractNum>
   <w:num w:numId="1" w16cid:durableId="1200237473">
+    <w:abstractNumId w:val="25"/>
+  </w:num>
+  <w:num w:numId="2" w16cid:durableId="163520121">
+    <w:abstractNumId w:val="4"/>
+  </w:num>
+  <w:num w:numId="3" w16cid:durableId="476143897">
     <w:abstractNumId w:val="24"/>
   </w:num>
-  <w:num w:numId="2" w16cid:durableId="163520121">
+  <w:num w:numId="4" w16cid:durableId="1304040104">
+    <w:abstractNumId w:val="20"/>
+  </w:num>
+  <w:num w:numId="5" w16cid:durableId="2071031478">
+    <w:abstractNumId w:val="40"/>
+  </w:num>
+  <w:num w:numId="6" w16cid:durableId="1959599613">
+    <w:abstractNumId w:val="10"/>
+  </w:num>
+  <w:num w:numId="7" w16cid:durableId="1769816294">
+    <w:abstractNumId w:val="27"/>
+  </w:num>
+  <w:num w:numId="8" w16cid:durableId="70274652">
     <w:abstractNumId w:val="3"/>
   </w:num>
-  <w:num w:numId="3" w16cid:durableId="476143897">
+  <w:num w:numId="9" w16cid:durableId="311763110">
+    <w:abstractNumId w:val="33"/>
+  </w:num>
+  <w:num w:numId="10" w16cid:durableId="403189974">
+    <w:abstractNumId w:val="45"/>
+  </w:num>
+  <w:num w:numId="11" w16cid:durableId="354692849">
+    <w:abstractNumId w:val="13"/>
+  </w:num>
+  <w:num w:numId="12" w16cid:durableId="215510913">
+    <w:abstractNumId w:val="19"/>
+  </w:num>
+  <w:num w:numId="13" w16cid:durableId="2080982498">
+    <w:abstractNumId w:val="9"/>
+  </w:num>
+  <w:num w:numId="14" w16cid:durableId="1467354242">
+    <w:abstractNumId w:val="34"/>
+  </w:num>
+  <w:num w:numId="15" w16cid:durableId="1116489195">
+    <w:abstractNumId w:val="31"/>
+  </w:num>
+  <w:num w:numId="16" w16cid:durableId="1299534960">
+    <w:abstractNumId w:val="2"/>
+  </w:num>
+  <w:num w:numId="17" w16cid:durableId="1555700082">
+    <w:abstractNumId w:val="29"/>
+  </w:num>
+  <w:num w:numId="18" w16cid:durableId="1861815886">
+    <w:abstractNumId w:val="36"/>
+  </w:num>
+  <w:num w:numId="19" w16cid:durableId="216161834">
+    <w:abstractNumId w:val="16"/>
+  </w:num>
+  <w:num w:numId="20" w16cid:durableId="861481844">
+    <w:abstractNumId w:val="35"/>
+  </w:num>
+  <w:num w:numId="21" w16cid:durableId="857694941">
+    <w:abstractNumId w:val="43"/>
+  </w:num>
+  <w:num w:numId="22" w16cid:durableId="1174607192">
+    <w:abstractNumId w:val="44"/>
+  </w:num>
+  <w:num w:numId="23" w16cid:durableId="208344460">
+    <w:abstractNumId w:val="18"/>
+  </w:num>
+  <w:num w:numId="24" w16cid:durableId="1222473673">
+    <w:abstractNumId w:val="14"/>
+  </w:num>
+  <w:num w:numId="25" w16cid:durableId="1099563217">
+    <w:abstractNumId w:val="42"/>
+  </w:num>
+  <w:num w:numId="26" w16cid:durableId="1768960369">
+    <w:abstractNumId w:val="1"/>
+  </w:num>
+  <w:num w:numId="27" w16cid:durableId="1932422328">
+    <w:abstractNumId w:val="5"/>
+  </w:num>
+  <w:num w:numId="28" w16cid:durableId="1604920173">
+    <w:abstractNumId w:val="15"/>
+  </w:num>
+  <w:num w:numId="29" w16cid:durableId="619920887">
+    <w:abstractNumId w:val="30"/>
+  </w:num>
+  <w:num w:numId="30" w16cid:durableId="119425018">
+    <w:abstractNumId w:val="7"/>
+  </w:num>
+  <w:num w:numId="31" w16cid:durableId="299111298">
+    <w:abstractNumId w:val="12"/>
+  </w:num>
+  <w:num w:numId="32" w16cid:durableId="729304657">
+    <w:abstractNumId w:val="21"/>
+  </w:num>
+  <w:num w:numId="33" w16cid:durableId="1228344458">
+    <w:abstractNumId w:val="17"/>
+  </w:num>
+  <w:num w:numId="34" w16cid:durableId="865141234">
+    <w:abstractNumId w:val="22"/>
+  </w:num>
+  <w:num w:numId="35" w16cid:durableId="1229415346">
+    <w:abstractNumId w:val="41"/>
+  </w:num>
+  <w:num w:numId="36" w16cid:durableId="1349411462">
+    <w:abstractNumId w:val="38"/>
+  </w:num>
+  <w:num w:numId="37" w16cid:durableId="263542271">
+    <w:abstractNumId w:val="37"/>
+  </w:num>
+  <w:num w:numId="38" w16cid:durableId="40910330">
+    <w:abstractNumId w:val="32"/>
+  </w:num>
+  <w:num w:numId="39" w16cid:durableId="895434307">
+    <w:abstractNumId w:val="26"/>
+  </w:num>
+  <w:num w:numId="40" w16cid:durableId="221646769">
+    <w:abstractNumId w:val="8"/>
+  </w:num>
+  <w:num w:numId="41" w16cid:durableId="1520965251">
     <w:abstractNumId w:val="23"/>
   </w:num>
-  <w:num w:numId="4" w16cid:durableId="1304040104">
-    <w:abstractNumId w:val="19"/>
+  <w:num w:numId="42" w16cid:durableId="1363944452">
+    <w:abstractNumId w:val="39"/>
   </w:num>
-  <w:num w:numId="5" w16cid:durableId="2071031478">
-    <w:abstractNumId w:val="38"/>
+  <w:num w:numId="43" w16cid:durableId="815757290">
+    <w:abstractNumId w:val="11"/>
   </w:num>
-  <w:num w:numId="6" w16cid:durableId="1959599613">
-    <w:abstractNumId w:val="9"/>
+  <w:num w:numId="44" w16cid:durableId="60252400">
+    <w:abstractNumId w:val="6"/>
   </w:num>
-  <w:num w:numId="7" w16cid:durableId="1769816294">
-    <w:abstractNumId w:val="26"/>
-  </w:num>
-  <w:num w:numId="8" w16cid:durableId="70274652">
-    <w:abstractNumId w:val="2"/>
-  </w:num>
-  <w:num w:numId="9" w16cid:durableId="311763110">
-    <w:abstractNumId w:val="31"/>
-  </w:num>
-  <w:num w:numId="10" w16cid:durableId="403189974">
-    <w:abstractNumId w:val="43"/>
-  </w:num>
-  <w:num w:numId="11" w16cid:durableId="354692849">
-    <w:abstractNumId w:val="12"/>
-  </w:num>
-  <w:num w:numId="12" w16cid:durableId="215510913">
-    <w:abstractNumId w:val="18"/>
-  </w:num>
-  <w:num w:numId="13" w16cid:durableId="2080982498">
-    <w:abstractNumId w:val="8"/>
-  </w:num>
-  <w:num w:numId="14" w16cid:durableId="1467354242">
-    <w:abstractNumId w:val="32"/>
-  </w:num>
-  <w:num w:numId="15" w16cid:durableId="1116489195">
-    <w:abstractNumId w:val="29"/>
-  </w:num>
-  <w:num w:numId="16" w16cid:durableId="1299534960">
-    <w:abstractNumId w:val="1"/>
-  </w:num>
-  <w:num w:numId="17" w16cid:durableId="1555700082">
-    <w:abstractNumId w:val="27"/>
-  </w:num>
-  <w:num w:numId="18" w16cid:durableId="1861815886">
-    <w:abstractNumId w:val="34"/>
-  </w:num>
-  <w:num w:numId="19" w16cid:durableId="216161834">
-    <w:abstractNumId w:val="15"/>
-  </w:num>
-  <w:num w:numId="20" w16cid:durableId="861481844">
-    <w:abstractNumId w:val="33"/>
-  </w:num>
-  <w:num w:numId="21" w16cid:durableId="857694941">
-    <w:abstractNumId w:val="41"/>
-  </w:num>
-  <w:num w:numId="22" w16cid:durableId="1174607192">
-    <w:abstractNumId w:val="42"/>
-  </w:num>
-  <w:num w:numId="23" w16cid:durableId="208344460">
-    <w:abstractNumId w:val="17"/>
-  </w:num>
-  <w:num w:numId="24" w16cid:durableId="1222473673">
-    <w:abstractNumId w:val="13"/>
-  </w:num>
-  <w:num w:numId="25" w16cid:durableId="1099563217">
-    <w:abstractNumId w:val="40"/>
-  </w:num>
-  <w:num w:numId="26" w16cid:durableId="1768960369">
-    <w:abstractNumId w:val="0"/>
-  </w:num>
-  <w:num w:numId="27" w16cid:durableId="1932422328">
-    <w:abstractNumId w:val="4"/>
-  </w:num>
-  <w:num w:numId="28" w16cid:durableId="1604920173">
-    <w:abstractNumId w:val="14"/>
-  </w:num>
-  <w:num w:numId="29" w16cid:durableId="619920887">
+  <w:num w:numId="45" w16cid:durableId="1821995417">
     <w:abstractNumId w:val="28"/>
   </w:num>
-  <w:num w:numId="30" w16cid:durableId="119425018">
-    <w:abstractNumId w:val="6"/>
-  </w:num>
-  <w:num w:numId="31" w16cid:durableId="299111298">
-    <w:abstractNumId w:val="11"/>
-  </w:num>
-  <w:num w:numId="32" w16cid:durableId="729304657">
-    <w:abstractNumId w:val="20"/>
-  </w:num>
-  <w:num w:numId="33" w16cid:durableId="1228344458">
-    <w:abstractNumId w:val="16"/>
-  </w:num>
-  <w:num w:numId="34" w16cid:durableId="865141234">
-    <w:abstractNumId w:val="21"/>
-  </w:num>
-  <w:num w:numId="35" w16cid:durableId="1229415346">
-    <w:abstractNumId w:val="39"/>
-  </w:num>
-  <w:num w:numId="36" w16cid:durableId="1349411462">
-    <w:abstractNumId w:val="36"/>
-  </w:num>
-  <w:num w:numId="37" w16cid:durableId="263542271">
-    <w:abstractNumId w:val="35"/>
-  </w:num>
-  <w:num w:numId="38" w16cid:durableId="40910330">
-    <w:abstractNumId w:val="30"/>
-  </w:num>
-  <w:num w:numId="39" w16cid:durableId="895434307">
-    <w:abstractNumId w:val="25"/>
-  </w:num>
-  <w:num w:numId="40" w16cid:durableId="221646769">
-    <w:abstractNumId w:val="7"/>
-  </w:num>
-  <w:num w:numId="41" w16cid:durableId="1520965251">
-    <w:abstractNumId w:val="22"/>
-  </w:num>
-  <w:num w:numId="42" w16cid:durableId="1363944452">
-    <w:abstractNumId w:val="37"/>
-  </w:num>
-  <w:num w:numId="43" w16cid:durableId="815757290">
-    <w:abstractNumId w:val="10"/>
-  </w:num>
-  <w:num w:numId="44" w16cid:durableId="60252400">
-    <w:abstractNumId w:val="5"/>
+  <w:num w:numId="46" w16cid:durableId="2119139182">
+    <w:abstractNumId w:val="0"/>
   </w:num>
   <w:numIdMacAtCleanup w:val="44"/>
 </w:numbering>
@@ -12261,7 +11954,6 @@
   <w:style w:type="character" w:default="1" w:styleId="DefaultParagraphFont">
     <w:name w:val="Default Paragraph Font"/>
     <w:uiPriority w:val="1"/>
-    <w:semiHidden/>
     <w:unhideWhenUsed/>
   </w:style>
   <w:style w:type="table" w:default="1" w:styleId="TableNormal">

--- a/Tech Docs/Tech Doc CS1050 (Repaired 04-07-2026).docx
+++ b/Tech Docs/Tech Doc CS1050 (Repaired 04-07-2026).docx
@@ -1082,7 +1082,15 @@
     </w:p>
     <w:p>
       <w:r>
-        <w:t>When you add information in your own words demonstrating your understanding. Do not use exact words from lectures or images from lectures.</w:t>
+        <w:t xml:space="preserve">When you add information in your own </w:t>
+      </w:r>
+      <w:proofErr w:type="gramStart"/>
+      <w:r>
+        <w:t>words</w:t>
+      </w:r>
+      <w:proofErr w:type="gramEnd"/>
+      <w:r>
+        <w:t xml:space="preserve"> demonstrating your understanding. Do not use exact words from lectures or images from lectures.</w:t>
       </w:r>
     </w:p>
     <w:p/>
@@ -1510,19 +1518,37 @@
                 <w:shd w:val="clear" w:color="auto" w:fill="D9EAD3"/>
               </w:rPr>
             </w:pPr>
+            <w:proofErr w:type="spellStart"/>
+            <w:proofErr w:type="gramStart"/>
             <w:r>
               <w:rPr>
                 <w:b/>
                 <w:bCs/>
                 <w:shd w:val="clear" w:color="auto" w:fill="F4CCCC"/>
               </w:rPr>
-              <w:t xml:space="preserve">DON’t </w:t>
+              <w:t>DON’t</w:t>
+            </w:r>
+            <w:proofErr w:type="spellEnd"/>
+            <w:r>
+              <w:rPr>
+                <w:b/>
+                <w:bCs/>
+                <w:shd w:val="clear" w:color="auto" w:fill="F4CCCC"/>
+              </w:rPr>
+              <w:t xml:space="preserve"> </w:t>
             </w:r>
             <w:r>
               <w:rPr>
                 <w:shd w:val="clear" w:color="auto" w:fill="F4CCCC"/>
               </w:rPr>
-              <w:t xml:space="preserve"> use AI to create your technical documentation. </w:t>
+              <w:t xml:space="preserve"> use</w:t>
+            </w:r>
+            <w:proofErr w:type="gramEnd"/>
+            <w:r>
+              <w:rPr>
+                <w:shd w:val="clear" w:color="auto" w:fill="F4CCCC"/>
+              </w:rPr>
+              <w:t xml:space="preserve"> AI to create your technical documentation. </w:t>
             </w:r>
           </w:p>
         </w:tc>
@@ -1637,8 +1663,13 @@
           <w:numId w:val="10"/>
         </w:numPr>
       </w:pPr>
-      <w:r>
-        <w:t xml:space="preserve">TPointTech </w:t>
+      <w:proofErr w:type="spellStart"/>
+      <w:r>
+        <w:t>TPointTech</w:t>
+      </w:r>
+      <w:proofErr w:type="spellEnd"/>
+      <w:r>
+        <w:t xml:space="preserve"> </w:t>
       </w:r>
       <w:hyperlink r:id="rId12">
         <w:r>
@@ -1766,7 +1797,15 @@
       </w:pPr>
       <w:bookmarkStart w:id="3" w:name="_Toc222729341"/>
       <w:r>
-        <w:t>SD01  Software Development and Tools</w:t>
+        <w:t>SD</w:t>
+      </w:r>
+      <w:proofErr w:type="gramStart"/>
+      <w:r>
+        <w:t>01  Software</w:t>
+      </w:r>
+      <w:proofErr w:type="gramEnd"/>
+      <w:r>
+        <w:t xml:space="preserve"> Development and Tools</w:t>
       </w:r>
       <w:bookmarkEnd w:id="3"/>
       <w:r>
@@ -1803,7 +1842,15 @@
         </w:numPr>
       </w:pPr>
       <w:r>
-        <w:t>Cloud backup (Github)</w:t>
+        <w:t>Cloud backup (</w:t>
+      </w:r>
+      <w:proofErr w:type="spellStart"/>
+      <w:r>
+        <w:t>Github</w:t>
+      </w:r>
+      <w:proofErr w:type="spellEnd"/>
+      <w:r>
+        <w:t>)</w:t>
       </w:r>
     </w:p>
     <w:p>
@@ -1880,11 +1927,13 @@
         </w:tabs>
       </w:pPr>
       <w:bookmarkStart w:id="6" w:name="_Toc222729344"/>
+      <w:proofErr w:type="gramStart"/>
       <w:r>
         <w:lastRenderedPageBreak/>
         <w:t>Analyze  requirements</w:t>
       </w:r>
       <w:bookmarkEnd w:id="6"/>
+      <w:proofErr w:type="gramEnd"/>
     </w:p>
     <w:p>
       <w:pPr>
@@ -1894,8 +1943,13 @@
           <w:tab w:val="left" w:pos="1620"/>
         </w:tabs>
       </w:pPr>
-      <w:r>
-        <w:t>Analyze  requirements(user stories and acceptance criteria) to break problems into smaller testable tasks</w:t>
+      <w:proofErr w:type="gramStart"/>
+      <w:r>
+        <w:t>Analyze  requirements</w:t>
+      </w:r>
+      <w:proofErr w:type="gramEnd"/>
+      <w:r>
+        <w:t>(user stories and acceptance criteria) to break problems into smaller testable tasks</w:t>
       </w:r>
     </w:p>
     <w:p>
@@ -1961,8 +2015,13 @@
         </w:tabs>
       </w:pPr>
       <w:bookmarkStart w:id="8" w:name="_Toc222729346"/>
-      <w:r>
-        <w:t>Implement Quality Documented Code</w:t>
+      <w:proofErr w:type="gramStart"/>
+      <w:r>
+        <w:t>Implement</w:t>
+      </w:r>
+      <w:proofErr w:type="gramEnd"/>
+      <w:r>
+        <w:t xml:space="preserve"> Quality Documented Code</w:t>
       </w:r>
       <w:bookmarkEnd w:id="8"/>
     </w:p>
@@ -2007,7 +2066,15 @@
         </w:numPr>
       </w:pPr>
       <w:r>
-        <w:t>Document method code following javadoc commenting</w:t>
+        <w:t xml:space="preserve">Document method code following </w:t>
+      </w:r>
+      <w:proofErr w:type="spellStart"/>
+      <w:r>
+        <w:t>javadoc</w:t>
+      </w:r>
+      <w:proofErr w:type="spellEnd"/>
+      <w:r>
+        <w:t xml:space="preserve"> commenting</w:t>
       </w:r>
     </w:p>
     <w:p>
@@ -2018,7 +2085,15 @@
         </w:numPr>
       </w:pPr>
       <w:r>
-        <w:t>Use Single Responsibility Principle (SRP) and  Do Not Repeat Yourself (DRY) to implement modular, readable and testable solutions</w:t>
+        <w:t xml:space="preserve">Use Single Responsibility Principle (SRP) </w:t>
+      </w:r>
+      <w:proofErr w:type="gramStart"/>
+      <w:r>
+        <w:t>and  Do</w:t>
+      </w:r>
+      <w:proofErr w:type="gramEnd"/>
+      <w:r>
+        <w:t xml:space="preserve"> Not Repeat Yourself (DRY) to implement modular, readable and testable solutions</w:t>
       </w:r>
     </w:p>
     <w:p>
@@ -2127,7 +2202,15 @@
         </w:numPr>
       </w:pPr>
       <w:r>
-        <w:t>Implicit and explicit conversion rules  and casting</w:t>
+        <w:t xml:space="preserve">Implicit and explicit conversion </w:t>
+      </w:r>
+      <w:proofErr w:type="gramStart"/>
+      <w:r>
+        <w:t>rules  and</w:t>
+      </w:r>
+      <w:proofErr w:type="gramEnd"/>
+      <w:r>
+        <w:t xml:space="preserve"> casting</w:t>
       </w:r>
     </w:p>
     <w:p>
@@ -2361,8 +2444,13 @@
         </w:numPr>
       </w:pPr>
       <w:r>
-        <w:t>Variables store a value</w:t>
-      </w:r>
+        <w:t xml:space="preserve">Variables store </w:t>
+      </w:r>
+      <w:proofErr w:type="gramStart"/>
+      <w:r>
+        <w:t>a value</w:t>
+      </w:r>
+      <w:proofErr w:type="gramEnd"/>
     </w:p>
     <w:p>
       <w:pPr>
@@ -2514,7 +2602,20 @@
         </w:numPr>
       </w:pPr>
       <w:r>
-        <w:t xml:space="preserve">Punctuation: Exactly how it sounds; punctuation marks in programming language (e.x. ; ) </w:t>
+        <w:t>Punctuation: Exactly how it sounds; punctuation marks in programming language (</w:t>
+      </w:r>
+      <w:proofErr w:type="spellStart"/>
+      <w:proofErr w:type="gramStart"/>
+      <w:r>
+        <w:t>e.x</w:t>
+      </w:r>
+      <w:proofErr w:type="spellEnd"/>
+      <w:r>
+        <w:t>. ;</w:t>
+      </w:r>
+      <w:proofErr w:type="gramEnd"/>
+      <w:r>
+        <w:t xml:space="preserve"> ) </w:t>
       </w:r>
     </w:p>
     <w:p>
@@ -2526,7 +2627,23 @@
         </w:numPr>
       </w:pPr>
       <w:r>
-        <w:t>Operators: Symbols or keywords that are used on variables ( +, -, *, etc). Pretty much math calculations or arithmetic.</w:t>
+        <w:t xml:space="preserve">Operators: Symbols or keywords that are used on variables </w:t>
+      </w:r>
+      <w:proofErr w:type="gramStart"/>
+      <w:r>
+        <w:t>( +</w:t>
+      </w:r>
+      <w:proofErr w:type="gramEnd"/>
+      <w:r>
+        <w:t xml:space="preserve">, -, *, </w:t>
+      </w:r>
+      <w:proofErr w:type="spellStart"/>
+      <w:r>
+        <w:t>etc</w:t>
+      </w:r>
+      <w:proofErr w:type="spellEnd"/>
+      <w:r>
+        <w:t>). Pretty much math calculations or arithmetic.</w:t>
       </w:r>
     </w:p>
     <w:p>
@@ -2538,7 +2655,15 @@
         </w:numPr>
       </w:pPr>
       <w:r>
-        <w:t>Identifiers: Words or names that are made by the programmer. So if I made a variable int age = 25; then the identifier is age. I can change “age” to whatever I want it to be.</w:t>
+        <w:t xml:space="preserve">Identifiers: Words or names that are made by the programmer. </w:t>
+      </w:r>
+      <w:proofErr w:type="gramStart"/>
+      <w:r>
+        <w:t>So</w:t>
+      </w:r>
+      <w:proofErr w:type="gramEnd"/>
+      <w:r>
+        <w:t xml:space="preserve"> if I made a variable int age = 25; then the identifier is age. I can change “age” to whatever I want it to be.</w:t>
       </w:r>
     </w:p>
     <w:p>
@@ -2775,7 +2900,25 @@
           <w:sz w:val="24"/>
           <w:szCs w:val="24"/>
         </w:rPr>
-        <w:t xml:space="preserve">. You can place a smaller into a larger i.e. int smallNumber = # </w:t>
+        <w:t xml:space="preserve">. You can place a smaller into a larger i.e. int </w:t>
+      </w:r>
+      <w:proofErr w:type="spellStart"/>
+      <w:r>
+        <w:rPr>
+          <w:rFonts w:asciiTheme="majorHAnsi" w:hAnsiTheme="majorHAnsi" w:cstheme="majorHAnsi"/>
+          <w:sz w:val="24"/>
+          <w:szCs w:val="24"/>
+        </w:rPr>
+        <w:t>smallNumber</w:t>
+      </w:r>
+      <w:proofErr w:type="spellEnd"/>
+      <w:r>
+        <w:rPr>
+          <w:rFonts w:asciiTheme="majorHAnsi" w:hAnsiTheme="majorHAnsi" w:cstheme="majorHAnsi"/>
+          <w:sz w:val="24"/>
+          <w:szCs w:val="24"/>
+        </w:rPr>
+        <w:t xml:space="preserve"> = # </w:t>
       </w:r>
     </w:p>
     <w:p>
@@ -2795,8 +2938,36 @@
           <w:szCs w:val="24"/>
         </w:rPr>
         <w:lastRenderedPageBreak/>
-        <w:t>double bigNumber = smallNumber</w:t>
-      </w:r>
+        <w:t xml:space="preserve">double </w:t>
+      </w:r>
+      <w:proofErr w:type="spellStart"/>
+      <w:r>
+        <w:rPr>
+          <w:rFonts w:asciiTheme="majorHAnsi" w:hAnsiTheme="majorHAnsi" w:cstheme="majorHAnsi"/>
+          <w:sz w:val="24"/>
+          <w:szCs w:val="24"/>
+        </w:rPr>
+        <w:t>bigNumber</w:t>
+      </w:r>
+      <w:proofErr w:type="spellEnd"/>
+      <w:r>
+        <w:rPr>
+          <w:rFonts w:asciiTheme="majorHAnsi" w:hAnsiTheme="majorHAnsi" w:cstheme="majorHAnsi"/>
+          <w:sz w:val="24"/>
+          <w:szCs w:val="24"/>
+        </w:rPr>
+        <w:t xml:space="preserve"> = </w:t>
+      </w:r>
+      <w:proofErr w:type="spellStart"/>
+      <w:r>
+        <w:rPr>
+          <w:rFonts w:asciiTheme="majorHAnsi" w:hAnsiTheme="majorHAnsi" w:cstheme="majorHAnsi"/>
+          <w:sz w:val="24"/>
+          <w:szCs w:val="24"/>
+        </w:rPr>
+        <w:t>smallNumber</w:t>
+      </w:r>
+      <w:proofErr w:type="spellEnd"/>
     </w:p>
     <w:p>
       <w:pPr>
@@ -2833,7 +3004,43 @@
           <w:sz w:val="24"/>
           <w:szCs w:val="24"/>
         </w:rPr>
-        <w:t xml:space="preserve"> You start with a double and placing that into a int </w:t>
+        <w:t xml:space="preserve"> You start with a double and </w:t>
+      </w:r>
+      <w:proofErr w:type="gramStart"/>
+      <w:r>
+        <w:rPr>
+          <w:rFonts w:asciiTheme="majorHAnsi" w:hAnsiTheme="majorHAnsi" w:cstheme="majorHAnsi"/>
+          <w:sz w:val="24"/>
+          <w:szCs w:val="24"/>
+        </w:rPr>
+        <w:t>placing</w:t>
+      </w:r>
+      <w:proofErr w:type="gramEnd"/>
+      <w:r>
+        <w:rPr>
+          <w:rFonts w:asciiTheme="majorHAnsi" w:hAnsiTheme="majorHAnsi" w:cstheme="majorHAnsi"/>
+          <w:sz w:val="24"/>
+          <w:szCs w:val="24"/>
+        </w:rPr>
+        <w:t xml:space="preserve"> that into </w:t>
+      </w:r>
+      <w:proofErr w:type="gramStart"/>
+      <w:r>
+        <w:rPr>
+          <w:rFonts w:asciiTheme="majorHAnsi" w:hAnsiTheme="majorHAnsi" w:cstheme="majorHAnsi"/>
+          <w:sz w:val="24"/>
+          <w:szCs w:val="24"/>
+        </w:rPr>
+        <w:t>a</w:t>
+      </w:r>
+      <w:proofErr w:type="gramEnd"/>
+      <w:r>
+        <w:rPr>
+          <w:rFonts w:asciiTheme="majorHAnsi" w:hAnsiTheme="majorHAnsi" w:cstheme="majorHAnsi"/>
+          <w:sz w:val="24"/>
+          <w:szCs w:val="24"/>
+        </w:rPr>
+        <w:t xml:space="preserve"> int </w:t>
       </w:r>
     </w:p>
     <w:p>
@@ -2852,15 +3059,71 @@
           <w:sz w:val="24"/>
           <w:szCs w:val="24"/>
         </w:rPr>
-        <w:t xml:space="preserve"> (Remember: we use a decimal since its double</w:t>
-      </w:r>
+        <w:t xml:space="preserve"> (Remember: we use a decimal since </w:t>
+      </w:r>
+      <w:proofErr w:type="gramStart"/>
       <w:r>
         <w:rPr>
           <w:rFonts w:asciiTheme="majorHAnsi" w:hAnsiTheme="majorHAnsi" w:cstheme="majorHAnsi"/>
           <w:sz w:val="24"/>
           <w:szCs w:val="24"/>
         </w:rPr>
-        <w:t xml:space="preserve"> and its an integer so we use camel case) double wholeNumber = 43.23</w:t>
+        <w:t>its</w:t>
+      </w:r>
+      <w:proofErr w:type="gramEnd"/>
+      <w:r>
+        <w:rPr>
+          <w:rFonts w:asciiTheme="majorHAnsi" w:hAnsiTheme="majorHAnsi" w:cstheme="majorHAnsi"/>
+          <w:sz w:val="24"/>
+          <w:szCs w:val="24"/>
+        </w:rPr>
+        <w:t xml:space="preserve"> double</w:t>
+      </w:r>
+      <w:r>
+        <w:rPr>
+          <w:rFonts w:asciiTheme="majorHAnsi" w:hAnsiTheme="majorHAnsi" w:cstheme="majorHAnsi"/>
+          <w:sz w:val="24"/>
+          <w:szCs w:val="24"/>
+        </w:rPr>
+        <w:t xml:space="preserve"> and </w:t>
+      </w:r>
+      <w:proofErr w:type="spellStart"/>
+      <w:proofErr w:type="gramStart"/>
+      <w:r>
+        <w:rPr>
+          <w:rFonts w:asciiTheme="majorHAnsi" w:hAnsiTheme="majorHAnsi" w:cstheme="majorHAnsi"/>
+          <w:sz w:val="24"/>
+          <w:szCs w:val="24"/>
+        </w:rPr>
+        <w:t>its</w:t>
+      </w:r>
+      <w:proofErr w:type="spellEnd"/>
+      <w:proofErr w:type="gramEnd"/>
+      <w:r>
+        <w:rPr>
+          <w:rFonts w:asciiTheme="majorHAnsi" w:hAnsiTheme="majorHAnsi" w:cstheme="majorHAnsi"/>
+          <w:sz w:val="24"/>
+          <w:szCs w:val="24"/>
+        </w:rPr>
+        <w:t xml:space="preserve"> an integer so we use camel case) double </w:t>
+      </w:r>
+      <w:proofErr w:type="spellStart"/>
+      <w:r>
+        <w:rPr>
+          <w:rFonts w:asciiTheme="majorHAnsi" w:hAnsiTheme="majorHAnsi" w:cstheme="majorHAnsi"/>
+          <w:sz w:val="24"/>
+          <w:szCs w:val="24"/>
+        </w:rPr>
+        <w:t>wholeNumber</w:t>
+      </w:r>
+      <w:proofErr w:type="spellEnd"/>
+      <w:r>
+        <w:rPr>
+          <w:rFonts w:asciiTheme="majorHAnsi" w:hAnsiTheme="majorHAnsi" w:cstheme="majorHAnsi"/>
+          <w:sz w:val="24"/>
+          <w:szCs w:val="24"/>
+        </w:rPr>
+        <w:t xml:space="preserve"> = 43.23</w:t>
       </w:r>
     </w:p>
     <w:p>
@@ -2895,30 +3158,36 @@
           <w:sz w:val="24"/>
           <w:szCs w:val="24"/>
         </w:rPr>
-        <w:t xml:space="preserve"> wholeNumber = (int) preciseValue</w:t>
-      </w:r>
-    </w:p>
-    <w:p>
-      <w:pPr>
-        <w:pStyle w:val="ListParagraph"/>
-        <w:numPr>
-          <w:ilvl w:val="0"/>
-          <w:numId w:val="16"/>
-        </w:numPr>
+        <w:t xml:space="preserve"> </w:t>
+      </w:r>
+      <w:proofErr w:type="spellStart"/>
+      <w:r>
         <w:rPr>
           <w:rFonts w:asciiTheme="majorHAnsi" w:hAnsiTheme="majorHAnsi" w:cstheme="majorHAnsi"/>
           <w:sz w:val="24"/>
           <w:szCs w:val="24"/>
         </w:rPr>
-      </w:pPr>
+        <w:t>wholeNumber</w:t>
+      </w:r>
+      <w:proofErr w:type="spellEnd"/>
       <w:r>
         <w:rPr>
           <w:rFonts w:asciiTheme="majorHAnsi" w:hAnsiTheme="majorHAnsi" w:cstheme="majorHAnsi"/>
           <w:sz w:val="24"/>
           <w:szCs w:val="24"/>
         </w:rPr>
-        <w:t>It will not automatically adjust for you, so you have to tell the computer that you want to take that double and “narrow” it down to a integer</w:t>
-      </w:r>
+        <w:t xml:space="preserve"> = (int) </w:t>
+      </w:r>
+      <w:proofErr w:type="spellStart"/>
+      <w:r>
+        <w:rPr>
+          <w:rFonts w:asciiTheme="majorHAnsi" w:hAnsiTheme="majorHAnsi" w:cstheme="majorHAnsi"/>
+          <w:sz w:val="24"/>
+          <w:szCs w:val="24"/>
+        </w:rPr>
+        <w:t>preciseValue</w:t>
+      </w:r>
+      <w:proofErr w:type="spellEnd"/>
     </w:p>
     <w:p>
       <w:pPr>
@@ -2927,6 +3196,64 @@
           <w:ilvl w:val="0"/>
           <w:numId w:val="16"/>
         </w:numPr>
+        <w:rPr>
+          <w:rFonts w:asciiTheme="majorHAnsi" w:hAnsiTheme="majorHAnsi" w:cstheme="majorHAnsi"/>
+          <w:sz w:val="24"/>
+          <w:szCs w:val="24"/>
+        </w:rPr>
+      </w:pPr>
+      <w:r>
+        <w:rPr>
+          <w:rFonts w:asciiTheme="majorHAnsi" w:hAnsiTheme="majorHAnsi" w:cstheme="majorHAnsi"/>
+          <w:sz w:val="24"/>
+          <w:szCs w:val="24"/>
+        </w:rPr>
+        <w:t xml:space="preserve">It will not automatically adjust for you, so you </w:t>
+      </w:r>
+      <w:proofErr w:type="gramStart"/>
+      <w:r>
+        <w:rPr>
+          <w:rFonts w:asciiTheme="majorHAnsi" w:hAnsiTheme="majorHAnsi" w:cstheme="majorHAnsi"/>
+          <w:sz w:val="24"/>
+          <w:szCs w:val="24"/>
+        </w:rPr>
+        <w:t>have to</w:t>
+      </w:r>
+      <w:proofErr w:type="gramEnd"/>
+      <w:r>
+        <w:rPr>
+          <w:rFonts w:asciiTheme="majorHAnsi" w:hAnsiTheme="majorHAnsi" w:cstheme="majorHAnsi"/>
+          <w:sz w:val="24"/>
+          <w:szCs w:val="24"/>
+        </w:rPr>
+        <w:t xml:space="preserve"> tell the computer that you want to take that double and “narrow” it down to </w:t>
+      </w:r>
+      <w:proofErr w:type="gramStart"/>
+      <w:r>
+        <w:rPr>
+          <w:rFonts w:asciiTheme="majorHAnsi" w:hAnsiTheme="majorHAnsi" w:cstheme="majorHAnsi"/>
+          <w:sz w:val="24"/>
+          <w:szCs w:val="24"/>
+        </w:rPr>
+        <w:t>a</w:t>
+      </w:r>
+      <w:proofErr w:type="gramEnd"/>
+      <w:r>
+        <w:rPr>
+          <w:rFonts w:asciiTheme="majorHAnsi" w:hAnsiTheme="majorHAnsi" w:cstheme="majorHAnsi"/>
+          <w:sz w:val="24"/>
+          <w:szCs w:val="24"/>
+        </w:rPr>
+        <w:t xml:space="preserve"> integer</w:t>
+      </w:r>
+    </w:p>
+    <w:p>
+      <w:pPr>
+        <w:pStyle w:val="ListParagraph"/>
+        <w:numPr>
+          <w:ilvl w:val="0"/>
+          <w:numId w:val="16"/>
+        </w:numPr>
       </w:pPr>
     </w:p>
     <w:p>
@@ -3029,7 +3356,15 @@
         </w:numPr>
       </w:pPr>
       <w:r>
-        <w:t>Use logical operators (&amp;&amp;, ||, !) to combine conditions.</w:t>
+        <w:t>Use logical operators (&amp;</w:t>
+      </w:r>
+      <w:proofErr w:type="gramStart"/>
+      <w:r>
+        <w:t>&amp;, ||, !</w:t>
+      </w:r>
+      <w:proofErr w:type="gramEnd"/>
+      <w:r>
+        <w:t>) to combine conditions.</w:t>
       </w:r>
     </w:p>
     <w:p>
@@ -3086,8 +3421,21 @@
           <w:numId w:val="17"/>
         </w:numPr>
       </w:pPr>
-      <w:r>
-        <w:t xml:space="preserve">System.out is a printsteam. Tells the computer we are reaching out to </w:t>
+      <w:proofErr w:type="spellStart"/>
+      <w:r>
+        <w:t>System.out</w:t>
+      </w:r>
+      <w:proofErr w:type="spellEnd"/>
+      <w:r>
+        <w:t xml:space="preserve"> is a </w:t>
+      </w:r>
+      <w:proofErr w:type="spellStart"/>
+      <w:r>
+        <w:t>printsteam</w:t>
+      </w:r>
+      <w:proofErr w:type="spellEnd"/>
+      <w:r>
+        <w:t xml:space="preserve">. Tells the computer we are reaching out to </w:t>
       </w:r>
       <w:r>
         <w:t xml:space="preserve">use the default </w:t>
@@ -3111,14 +3459,29 @@
         <w:t xml:space="preserve">System.in tells the computer that we are </w:t>
       </w:r>
       <w:r>
-        <w:t>using an inputstream. T</w:t>
+        <w:t xml:space="preserve">using an </w:t>
+      </w:r>
+      <w:proofErr w:type="spellStart"/>
+      <w:proofErr w:type="gramStart"/>
+      <w:r>
+        <w:t>inputstream</w:t>
+      </w:r>
+      <w:proofErr w:type="spellEnd"/>
+      <w:proofErr w:type="gramEnd"/>
+      <w:r>
+        <w:t>. T</w:t>
       </w:r>
       <w:r>
         <w:t xml:space="preserve">o use the default </w:t>
       </w:r>
       <w:r>
-        <w:t>keyboard. The system now knows you want to use to keyba</w:t>
-      </w:r>
+        <w:t xml:space="preserve">keyboard. The system now knows you want to use to </w:t>
+      </w:r>
+      <w:proofErr w:type="spellStart"/>
+      <w:r>
+        <w:t>keyba</w:t>
+      </w:r>
+      <w:proofErr w:type="spellEnd"/>
     </w:p>
     <w:p>
       <w:pPr>
@@ -3204,9 +3567,11 @@
           <w:numId w:val="23"/>
         </w:numPr>
       </w:pPr>
+      <w:proofErr w:type="gramStart"/>
       <w:r>
         <w:t>Uses  CamelCase</w:t>
       </w:r>
+      <w:proofErr w:type="gramEnd"/>
     </w:p>
     <w:p>
       <w:pPr>
@@ -3258,7 +3623,23 @@
         </w:numPr>
       </w:pPr>
       <w:r>
-        <w:t>While System.out refers to that default system output (println, print)</w:t>
+        <w:t xml:space="preserve">While </w:t>
+      </w:r>
+      <w:proofErr w:type="spellStart"/>
+      <w:r>
+        <w:t>System.out</w:t>
+      </w:r>
+      <w:proofErr w:type="spellEnd"/>
+      <w:r>
+        <w:t xml:space="preserve"> refers to that default system output (</w:t>
+      </w:r>
+      <w:proofErr w:type="spellStart"/>
+      <w:r>
+        <w:t>println</w:t>
+      </w:r>
+      <w:proofErr w:type="spellEnd"/>
+      <w:r>
+        <w:t>, print)</w:t>
       </w:r>
     </w:p>
     <w:p>
@@ -3282,8 +3663,23 @@
         </w:numPr>
       </w:pPr>
       <w:r>
-        <w:t>That Scanner class is not a default and must be placed using java.util</w:t>
-      </w:r>
+        <w:t xml:space="preserve">That Scanner class is not a </w:t>
+      </w:r>
+      <w:proofErr w:type="gramStart"/>
+      <w:r>
+        <w:t>default</w:t>
+      </w:r>
+      <w:proofErr w:type="gramEnd"/>
+      <w:r>
+        <w:t xml:space="preserve"> and must be placed using </w:t>
+      </w:r>
+      <w:proofErr w:type="spellStart"/>
+      <w:proofErr w:type="gramStart"/>
+      <w:r>
+        <w:t>java.util</w:t>
+      </w:r>
+      <w:proofErr w:type="spellEnd"/>
+      <w:proofErr w:type="gramEnd"/>
     </w:p>
     <w:p>
       <w:pPr>
@@ -3294,7 +3690,17 @@
         </w:numPr>
       </w:pPr>
       <w:r>
-        <w:t>You can see line 31 the Scanner class being implemented while in line 9 java.util is calling to be imported.</w:t>
+        <w:t xml:space="preserve">You can see line 31 the Scanner class being implemented while in line 9 </w:t>
+      </w:r>
+      <w:proofErr w:type="spellStart"/>
+      <w:proofErr w:type="gramStart"/>
+      <w:r>
+        <w:t>java.util</w:t>
+      </w:r>
+      <w:proofErr w:type="spellEnd"/>
+      <w:proofErr w:type="gramEnd"/>
+      <w:r>
+        <w:t xml:space="preserve"> is calling to be imported.</w:t>
       </w:r>
     </w:p>
     <w:p>
@@ -3345,8 +3751,13 @@
     </w:p>
     <w:p>
       <w:r>
-        <w:t>Formatting data with printf</w:t>
-      </w:r>
+        <w:t xml:space="preserve">Formatting data with </w:t>
+      </w:r>
+      <w:proofErr w:type="spellStart"/>
+      <w:r>
+        <w:t>printf</w:t>
+      </w:r>
+      <w:proofErr w:type="spellEnd"/>
     </w:p>
     <w:p>
       <w:pPr>
@@ -3381,7 +3792,15 @@
         </w:numPr>
       </w:pPr>
       <w:r>
-        <w:t>%b is a boolean value such as True or False (don’t know how that would be used)</w:t>
+        <w:t xml:space="preserve">%b is a </w:t>
+      </w:r>
+      <w:proofErr w:type="spellStart"/>
+      <w:r>
+        <w:t>boolean</w:t>
+      </w:r>
+      <w:proofErr w:type="spellEnd"/>
+      <w:r>
+        <w:t xml:space="preserve"> value such as True or False (don’t know how that would be used)</w:t>
       </w:r>
     </w:p>
     <w:p>
@@ -3536,7 +3955,23 @@
         </w:numPr>
       </w:pPr>
       <w:r>
-        <w:t>To call it, you must use the Math.random()</w:t>
+        <w:t xml:space="preserve">To call it, you must use </w:t>
+      </w:r>
+      <w:proofErr w:type="gramStart"/>
+      <w:r>
+        <w:t xml:space="preserve">the </w:t>
+      </w:r>
+      <w:proofErr w:type="spellStart"/>
+      <w:r>
+        <w:t>Math</w:t>
+      </w:r>
+      <w:proofErr w:type="gramEnd"/>
+      <w:r>
+        <w:t>.random</w:t>
+      </w:r>
+      <w:proofErr w:type="spellEnd"/>
+      <w:r>
+        <w:t>()</w:t>
       </w:r>
     </w:p>
     <w:p>
@@ -3629,7 +4064,17 @@
         </w:numPr>
       </w:pPr>
       <w:r>
-        <w:t xml:space="preserve">Don’t put semicolons at the end of a If or Else </w:t>
+        <w:t xml:space="preserve">Don’t put semicolons at the end of </w:t>
+      </w:r>
+      <w:proofErr w:type="spellStart"/>
+      <w:proofErr w:type="gramStart"/>
+      <w:r>
+        <w:t>a</w:t>
+      </w:r>
+      <w:proofErr w:type="spellEnd"/>
+      <w:proofErr w:type="gramEnd"/>
+      <w:r>
+        <w:t xml:space="preserve"> If or Else </w:t>
       </w:r>
     </w:p>
     <w:p>
@@ -3803,7 +4248,15 @@
         </w:numPr>
       </w:pPr>
       <w:r>
-        <w:t>String tells the system that a list of characters are going to be listed.</w:t>
+        <w:t xml:space="preserve">String tells the system that a list of characters </w:t>
+      </w:r>
+      <w:proofErr w:type="gramStart"/>
+      <w:r>
+        <w:t>are</w:t>
+      </w:r>
+      <w:proofErr w:type="gramEnd"/>
+      <w:r>
+        <w:t xml:space="preserve"> going to be listed.</w:t>
       </w:r>
     </w:p>
     <w:p>
@@ -3833,7 +4286,15 @@
         <w:t xml:space="preserve">hile </w:t>
       </w:r>
       <w:r>
-        <w:t>using next() reads whatever String was placed and stops at a white space</w:t>
+        <w:t xml:space="preserve">using </w:t>
+      </w:r>
+      <w:proofErr w:type="gramStart"/>
+      <w:r>
+        <w:t>next(</w:t>
+      </w:r>
+      <w:proofErr w:type="gramEnd"/>
+      <w:r>
+        <w:t>) reads whatever String was placed and stops at a white space</w:t>
       </w:r>
     </w:p>
     <w:p>
@@ -3845,7 +4306,36 @@
         </w:numPr>
       </w:pPr>
       <w:r>
-        <w:t>You read a char by using next().charAt(0) and its reading the character at the first position of the String</w:t>
+        <w:t xml:space="preserve">You read a </w:t>
+      </w:r>
+      <w:proofErr w:type="gramStart"/>
+      <w:r>
+        <w:t>char</w:t>
+      </w:r>
+      <w:proofErr w:type="gramEnd"/>
+      <w:r>
+        <w:t xml:space="preserve"> by using next(</w:t>
+      </w:r>
+      <w:proofErr w:type="gramStart"/>
+      <w:r>
+        <w:t>).</w:t>
+      </w:r>
+      <w:proofErr w:type="spellStart"/>
+      <w:r>
+        <w:t>charAt</w:t>
+      </w:r>
+      <w:proofErr w:type="spellEnd"/>
+      <w:proofErr w:type="gramEnd"/>
+      <w:r>
+        <w:t xml:space="preserve">(0) and </w:t>
+      </w:r>
+      <w:proofErr w:type="gramStart"/>
+      <w:r>
+        <w:t>its</w:t>
+      </w:r>
+      <w:proofErr w:type="gramEnd"/>
+      <w:r>
+        <w:t xml:space="preserve"> reading the character at the first position of the String</w:t>
       </w:r>
     </w:p>
     <w:p>
@@ -3856,8 +4346,18 @@
           <w:numId w:val="29"/>
         </w:numPr>
       </w:pPr>
-      <w:r>
-        <w:t>charAt(0) i</w:t>
+      <w:proofErr w:type="spellStart"/>
+      <w:proofErr w:type="gramStart"/>
+      <w:r>
+        <w:t>charAt</w:t>
+      </w:r>
+      <w:proofErr w:type="spellEnd"/>
+      <w:r>
+        <w:t>(</w:t>
+      </w:r>
+      <w:proofErr w:type="gramEnd"/>
+      <w:r>
+        <w:t>0) i</w:t>
       </w:r>
       <w:r>
         <w:t xml:space="preserve">s </w:t>
@@ -3890,7 +4390,15 @@
         </w:numPr>
       </w:pPr>
       <w:r>
-        <w:t xml:space="preserve"> Concatenate is combining all the strings you listed as one whole print</w:t>
+        <w:t xml:space="preserve"> </w:t>
+      </w:r>
+      <w:proofErr w:type="gramStart"/>
+      <w:r>
+        <w:t>Concatenate is</w:t>
+      </w:r>
+      <w:proofErr w:type="gramEnd"/>
+      <w:r>
+        <w:t xml:space="preserve"> combining all the strings you listed as one whole print</w:t>
       </w:r>
     </w:p>
     <w:p>
@@ -3927,7 +4435,15 @@
         </w:numPr>
       </w:pPr>
       <w:r>
-        <w:t>Use sentinel values and boolean flags to control loop execution.</w:t>
+        <w:t xml:space="preserve">Use sentinel values and </w:t>
+      </w:r>
+      <w:proofErr w:type="spellStart"/>
+      <w:r>
+        <w:t>boolean</w:t>
+      </w:r>
+      <w:proofErr w:type="spellEnd"/>
+      <w:r>
+        <w:t xml:space="preserve"> flags to control loop execution.</w:t>
       </w:r>
     </w:p>
     <w:p>
@@ -3987,7 +4503,15 @@
         <w:pStyle w:val="Heading3"/>
       </w:pPr>
       <w:r>
-        <w:t>++ (increment ) &amp; -- (decrement)</w:t>
+        <w:t>++ (</w:t>
+      </w:r>
+      <w:proofErr w:type="gramStart"/>
+      <w:r>
+        <w:t>increment )</w:t>
+      </w:r>
+      <w:proofErr w:type="gramEnd"/>
+      <w:r>
+        <w:t xml:space="preserve"> &amp; -- (decrement)</w:t>
       </w:r>
     </w:p>
     <w:p>
@@ -4223,8 +4747,29 @@
         <w:lastRenderedPageBreak/>
         <w:t xml:space="preserve">Still adds one to the </w:t>
       </w:r>
-      <w:r>
-        <w:t xml:space="preserve">value, but just displays the value it was holding before. So if we were to System.out.println(exponent); on the next line, console with display </w:t>
+      <w:proofErr w:type="gramStart"/>
+      <w:r>
+        <w:t>value, but</w:t>
+      </w:r>
+      <w:proofErr w:type="gramEnd"/>
+      <w:r>
+        <w:t xml:space="preserve"> just displays the value it was holding before. </w:t>
+      </w:r>
+      <w:proofErr w:type="gramStart"/>
+      <w:r>
+        <w:t>So</w:t>
+      </w:r>
+      <w:proofErr w:type="gramEnd"/>
+      <w:r>
+        <w:t xml:space="preserve"> if we were to </w:t>
+      </w:r>
+      <w:proofErr w:type="spellStart"/>
+      <w:r>
+        <w:t>System.out.println</w:t>
+      </w:r>
+      <w:proofErr w:type="spellEnd"/>
+      <w:r>
+        <w:t xml:space="preserve">(exponent); on the next line, console with display </w:t>
       </w:r>
       <w:r>
         <w:t>0-1-1-2-2-3</w:t>
@@ -4292,8 +4837,13 @@
         </w:numPr>
       </w:pPr>
       <w:r>
-        <w:t>Doesn’t need ;</w:t>
-      </w:r>
+        <w:t xml:space="preserve">Doesn’t </w:t>
+      </w:r>
+      <w:proofErr w:type="gramStart"/>
+      <w:r>
+        <w:t>need ;</w:t>
+      </w:r>
+      <w:proofErr w:type="gramEnd"/>
     </w:p>
     <w:p>
       <w:pPr>
@@ -4315,8 +4865,13 @@
           <w:numId w:val="31"/>
         </w:numPr>
       </w:pPr>
-      <w:r>
-        <w:t>Continues the loops so long as its condition is true</w:t>
+      <w:proofErr w:type="gramStart"/>
+      <w:r>
+        <w:t>Continues</w:t>
+      </w:r>
+      <w:proofErr w:type="gramEnd"/>
+      <w:r>
+        <w:t xml:space="preserve"> the loops so long as its condition is true</w:t>
       </w:r>
     </w:p>
     <w:p>
@@ -4328,7 +4883,15 @@
         </w:numPr>
       </w:pPr>
       <w:r>
-        <w:t>Indefinite loop; used when you are unsure how many times the loop will be needed</w:t>
+        <w:t xml:space="preserve">Indefinite </w:t>
+      </w:r>
+      <w:proofErr w:type="gramStart"/>
+      <w:r>
+        <w:t>loop;</w:t>
+      </w:r>
+      <w:proofErr w:type="gramEnd"/>
+      <w:r>
+        <w:t xml:space="preserve"> used when you are unsure how many times the loop will be needed</w:t>
       </w:r>
     </w:p>
     <w:p>
@@ -4364,8 +4927,13 @@
           <w:numId w:val="32"/>
         </w:numPr>
       </w:pPr>
-      <w:r>
-        <w:t>Still need brackets</w:t>
+      <w:proofErr w:type="gramStart"/>
+      <w:r>
+        <w:t>Still</w:t>
+      </w:r>
+      <w:proofErr w:type="gramEnd"/>
+      <w:r>
+        <w:t xml:space="preserve"> need brackets</w:t>
       </w:r>
     </w:p>
     <w:p>
@@ -4389,8 +4957,13 @@
         </w:numPr>
       </w:pPr>
       <w:r>
-        <w:t>The while does need ;</w:t>
-      </w:r>
+        <w:t xml:space="preserve">The while does </w:t>
+      </w:r>
+      <w:proofErr w:type="gramStart"/>
+      <w:r>
+        <w:t>need ;</w:t>
+      </w:r>
+      <w:proofErr w:type="gramEnd"/>
     </w:p>
     <w:p>
       <w:pPr>
@@ -4401,7 +4974,15 @@
         </w:numPr>
       </w:pPr>
       <w:r>
-        <w:t>Does the command then checks if the condition is met or not to start loop</w:t>
+        <w:t xml:space="preserve">Does the command then </w:t>
+      </w:r>
+      <w:proofErr w:type="gramStart"/>
+      <w:r>
+        <w:t>checks</w:t>
+      </w:r>
+      <w:proofErr w:type="gramEnd"/>
+      <w:r>
+        <w:t xml:space="preserve"> if the condition is met or not to start loop</w:t>
       </w:r>
     </w:p>
     <w:p>
@@ -4607,10 +5188,42 @@
         </w:numPr>
       </w:pPr>
       <w:r>
-        <w:t xml:space="preserve">(this example was for CalculateSum) I’m initializing the variable currentSum, </w:t>
-      </w:r>
-      <w:r>
-        <w:t>then inside ( ) the for loop I am initializing the variable counter to equal currentMax (new method)</w:t>
+        <w:t xml:space="preserve">(this example was for </w:t>
+      </w:r>
+      <w:proofErr w:type="spellStart"/>
+      <w:r>
+        <w:t>CalculateSum</w:t>
+      </w:r>
+      <w:proofErr w:type="spellEnd"/>
+      <w:r>
+        <w:t xml:space="preserve">) I’m initializing the variable </w:t>
+      </w:r>
+      <w:proofErr w:type="spellStart"/>
+      <w:r>
+        <w:t>currentSum</w:t>
+      </w:r>
+      <w:proofErr w:type="spellEnd"/>
+      <w:r>
+        <w:t xml:space="preserve">, </w:t>
+      </w:r>
+      <w:r>
+        <w:t xml:space="preserve">then inside </w:t>
+      </w:r>
+      <w:proofErr w:type="gramStart"/>
+      <w:r>
+        <w:t>( )</w:t>
+      </w:r>
+      <w:proofErr w:type="gramEnd"/>
+      <w:r>
+        <w:t xml:space="preserve"> the for loop I am initializing the variable counter to equal </w:t>
+      </w:r>
+      <w:proofErr w:type="spellStart"/>
+      <w:r>
+        <w:t>currentMax</w:t>
+      </w:r>
+      <w:proofErr w:type="spellEnd"/>
+      <w:r>
+        <w:t xml:space="preserve"> (new method)</w:t>
       </w:r>
     </w:p>
     <w:p>
@@ -4622,7 +5235,15 @@
         </w:numPr>
       </w:pPr>
       <w:r>
-        <w:t>The counter must be greater than 0 and as long counter (currentMax) is greater than 0, then it will continue the loop inside the brackets</w:t>
+        <w:t>The counter must be greater than 0 and as long counter (</w:t>
+      </w:r>
+      <w:proofErr w:type="spellStart"/>
+      <w:r>
+        <w:t>currentMax</w:t>
+      </w:r>
+      <w:proofErr w:type="spellEnd"/>
+      <w:r>
+        <w:t>) is greater than 0, then it will continue the loop inside the brackets</w:t>
       </w:r>
     </w:p>
     <w:p>
@@ -4743,8 +5364,13 @@
         <w:pStyle w:val="ListParagraph"/>
         <w:ind w:left="1440"/>
       </w:pPr>
-      <w:r>
-        <w:t xml:space="preserve">boolean test = false  </w:t>
+      <w:proofErr w:type="spellStart"/>
+      <w:r>
+        <w:t>boolean</w:t>
+      </w:r>
+      <w:proofErr w:type="spellEnd"/>
+      <w:r>
+        <w:t xml:space="preserve"> test = false  </w:t>
       </w:r>
     </w:p>
     <w:p>
@@ -4753,7 +5379,23 @@
         <w:ind w:left="1440"/>
       </w:pPr>
       <w:r>
-        <w:t>While (!test) would mean a loop is created as long as long as the outcome is false (missing some extra information)</w:t>
+        <w:t xml:space="preserve">While </w:t>
+      </w:r>
+      <w:proofErr w:type="gramStart"/>
+      <w:r>
+        <w:t>(!test</w:t>
+      </w:r>
+      <w:proofErr w:type="gramEnd"/>
+      <w:r>
+        <w:t xml:space="preserve">) would mean a loop is created as long </w:t>
+      </w:r>
+      <w:proofErr w:type="gramStart"/>
+      <w:r>
+        <w:t>as long as</w:t>
+      </w:r>
+      <w:proofErr w:type="gramEnd"/>
+      <w:r>
+        <w:t xml:space="preserve"> the outcome is false (missing some extra information)</w:t>
       </w:r>
     </w:p>
     <w:p>
@@ -4826,7 +5468,23 @@
         </w:numPr>
       </w:pPr>
       <w:r>
-        <w:t>Public, Static, Return Type, methodName, fomal parameter list</w:t>
+        <w:t xml:space="preserve">Public, Static, Return Type, </w:t>
+      </w:r>
+      <w:proofErr w:type="spellStart"/>
+      <w:r>
+        <w:t>methodName</w:t>
+      </w:r>
+      <w:proofErr w:type="spellEnd"/>
+      <w:r>
+        <w:t xml:space="preserve">, </w:t>
+      </w:r>
+      <w:proofErr w:type="spellStart"/>
+      <w:r>
+        <w:t>fomal</w:t>
+      </w:r>
+      <w:proofErr w:type="spellEnd"/>
+      <w:r>
+        <w:t xml:space="preserve"> parameter list</w:t>
       </w:r>
     </w:p>
     <w:p>
@@ -4882,8 +5540,13 @@
           <w:numId w:val="36"/>
         </w:numPr>
       </w:pPr>
-      <w:r>
-        <w:t>methodName should be a verb</w:t>
+      <w:proofErr w:type="spellStart"/>
+      <w:r>
+        <w:t>methodName</w:t>
+      </w:r>
+      <w:proofErr w:type="spellEnd"/>
+      <w:r>
+        <w:t xml:space="preserve"> should be a verb</w:t>
       </w:r>
     </w:p>
     <w:p>
@@ -5027,7 +5690,15 @@
         </w:numPr>
       </w:pPr>
       <w:r>
-        <w:t>“Push” would be stacking them in order 1, 2 , 3</w:t>
+        <w:t xml:space="preserve">“Push” would be stacking them in order 1, </w:t>
+      </w:r>
+      <w:proofErr w:type="gramStart"/>
+      <w:r>
+        <w:t>2 ,</w:t>
+      </w:r>
+      <w:proofErr w:type="gramEnd"/>
+      <w:r>
+        <w:t xml:space="preserve"> 3</w:t>
       </w:r>
     </w:p>
     <w:p>
@@ -5051,7 +5722,15 @@
         </w:numPr>
       </w:pPr>
       <w:r>
-        <w:t>LIFO = Last in, First out</w:t>
+        <w:t xml:space="preserve">LIFO = Last in, </w:t>
+      </w:r>
+      <w:proofErr w:type="gramStart"/>
+      <w:r>
+        <w:t>First</w:t>
+      </w:r>
+      <w:proofErr w:type="gramEnd"/>
+      <w:r>
+        <w:t xml:space="preserve"> out</w:t>
       </w:r>
     </w:p>
     <w:p>
@@ -5126,7 +5805,15 @@
         </w:numPr>
       </w:pPr>
       <w:r>
-        <w:t>Reference variables, array memory, and out-of-bounds issues.</w:t>
+        <w:t>Reference variables, array memory, and out-of-</w:t>
+      </w:r>
+      <w:proofErr w:type="gramStart"/>
+      <w:r>
+        <w:t>bounds</w:t>
+      </w:r>
+      <w:proofErr w:type="gramEnd"/>
+      <w:r>
+        <w:t xml:space="preserve"> issues.</w:t>
       </w:r>
     </w:p>
     <w:p>
@@ -5192,8 +5879,13 @@
           <w:numId w:val="39"/>
         </w:numPr>
       </w:pPr>
-      <w:r>
-        <w:t>IndexOutOfBounds is an error that occurs if you are keying something outside of the index limit i.e. (Cameron) has an index of 6. 0 being the letter C. There is nothing at index 7 so you’d get the error</w:t>
+      <w:proofErr w:type="spellStart"/>
+      <w:r>
+        <w:t>IndexOutOfBounds</w:t>
+      </w:r>
+      <w:proofErr w:type="spellEnd"/>
+      <w:r>
+        <w:t xml:space="preserve"> is an error that occurs if you are keying something outside of the index limit i.e. (Cameron) has an index of 6. 0 being the letter C. There is nothing at index 7 so you’d get the error</w:t>
       </w:r>
     </w:p>
     <w:p>
@@ -5205,7 +5897,17 @@
         </w:numPr>
       </w:pPr>
       <w:r>
-        <w:t>An Array is a non primitive data type</w:t>
+        <w:t xml:space="preserve">An Array is a </w:t>
+      </w:r>
+      <w:proofErr w:type="spellStart"/>
+      <w:proofErr w:type="gramStart"/>
+      <w:r>
+        <w:t>non primitive</w:t>
+      </w:r>
+      <w:proofErr w:type="spellEnd"/>
+      <w:proofErr w:type="gramEnd"/>
+      <w:r>
+        <w:t xml:space="preserve"> data type</w:t>
       </w:r>
     </w:p>
     <w:p>
@@ -5285,7 +5987,31 @@
         </w:numPr>
       </w:pPr>
       <w:r>
-        <w:t>As you see in the example we have two arrays declared (finalGrades &amp; firstNames)</w:t>
+        <w:t xml:space="preserve">As you see in the </w:t>
+      </w:r>
+      <w:proofErr w:type="gramStart"/>
+      <w:r>
+        <w:t>example</w:t>
+      </w:r>
+      <w:proofErr w:type="gramEnd"/>
+      <w:r>
+        <w:t xml:space="preserve"> we have two arrays declared (</w:t>
+      </w:r>
+      <w:proofErr w:type="spellStart"/>
+      <w:r>
+        <w:t>finalGrades</w:t>
+      </w:r>
+      <w:proofErr w:type="spellEnd"/>
+      <w:r>
+        <w:t xml:space="preserve"> &amp; </w:t>
+      </w:r>
+      <w:proofErr w:type="spellStart"/>
+      <w:r>
+        <w:t>firstNames</w:t>
+      </w:r>
+      <w:proofErr w:type="spellEnd"/>
+      <w:r>
+        <w:t>)</w:t>
       </w:r>
     </w:p>
     <w:p>
@@ -5315,8 +6041,23 @@
         </w:numPr>
       </w:pPr>
       <w:r>
-        <w:t>Students is attached to keyboardInput</w:t>
-      </w:r>
+        <w:t xml:space="preserve">Students </w:t>
+      </w:r>
+      <w:proofErr w:type="gramStart"/>
+      <w:r>
+        <w:t>is</w:t>
+      </w:r>
+      <w:proofErr w:type="gramEnd"/>
+      <w:r>
+        <w:t xml:space="preserve"> attached to </w:t>
+      </w:r>
+      <w:proofErr w:type="spellStart"/>
+      <w:proofErr w:type="gramStart"/>
+      <w:r>
+        <w:t>keyboardInput</w:t>
+      </w:r>
+      <w:proofErr w:type="spellEnd"/>
+      <w:proofErr w:type="gramEnd"/>
     </w:p>
     <w:p>
       <w:pPr>
@@ -5356,8 +6097,13 @@
           <w:numId w:val="40"/>
         </w:numPr>
       </w:pPr>
-      <w:r>
-        <w:t xml:space="preserve">.length is only used for arrays </w:t>
+      <w:proofErr w:type="gramStart"/>
+      <w:r>
+        <w:t>.length</w:t>
+      </w:r>
+      <w:proofErr w:type="gramEnd"/>
+      <w:r>
+        <w:t xml:space="preserve"> is only used for arrays </w:t>
       </w:r>
     </w:p>
     <w:p>
@@ -5368,8 +6114,13 @@
           <w:numId w:val="40"/>
         </w:numPr>
       </w:pPr>
-      <w:r>
-        <w:t>.length cannot change when the array is created</w:t>
+      <w:proofErr w:type="gramStart"/>
+      <w:r>
+        <w:t>.length</w:t>
+      </w:r>
+      <w:proofErr w:type="gramEnd"/>
+      <w:r>
+        <w:t xml:space="preserve"> cannot change when the array is created</w:t>
       </w:r>
     </w:p>
     <w:p>
@@ -5467,8 +6218,13 @@
           <w:numId w:val="41"/>
         </w:numPr>
       </w:pPr>
-      <w:r>
-        <w:t>All depends on what’s being stored in the Array</w:t>
+      <w:proofErr w:type="gramStart"/>
+      <w:r>
+        <w:t>All</w:t>
+      </w:r>
+      <w:proofErr w:type="gramEnd"/>
+      <w:r>
+        <w:t xml:space="preserve"> depends on what’s being stored in the Array</w:t>
       </w:r>
     </w:p>
     <w:p>
@@ -5504,8 +6260,13 @@
         </w:numPr>
       </w:pPr>
       <w:r>
-        <w:t>False for boolean</w:t>
-      </w:r>
+        <w:t xml:space="preserve">False for </w:t>
+      </w:r>
+      <w:proofErr w:type="spellStart"/>
+      <w:r>
+        <w:t>boolean</w:t>
+      </w:r>
+      <w:proofErr w:type="spellEnd"/>
     </w:p>
     <w:p>
       <w:pPr>
@@ -5924,8 +6685,13 @@
           <w:numId w:val="44"/>
         </w:numPr>
       </w:pPr>
-      <w:r>
-        <w:t>A constructure will have the exact same name as the class</w:t>
+      <w:proofErr w:type="gramStart"/>
+      <w:r>
+        <w:t>A constructure</w:t>
+      </w:r>
+      <w:proofErr w:type="gramEnd"/>
+      <w:r>
+        <w:t xml:space="preserve"> will have the exact same name as the class</w:t>
       </w:r>
     </w:p>
     <w:p>
@@ -5961,7 +6727,15 @@
         </w:numPr>
       </w:pPr>
       <w:r>
-        <w:t xml:space="preserve">For example: if you had a class titled </w:t>
+        <w:t xml:space="preserve">For example: if you </w:t>
+      </w:r>
+      <w:proofErr w:type="gramStart"/>
+      <w:r>
+        <w:t>had</w:t>
+      </w:r>
+      <w:proofErr w:type="gramEnd"/>
+      <w:r>
+        <w:t xml:space="preserve"> a class titled </w:t>
       </w:r>
       <w:r>
         <w:t xml:space="preserve">Dogs, inside that you can have </w:t>
@@ -11954,6 +12728,7 @@
   <w:style w:type="character" w:default="1" w:styleId="DefaultParagraphFont">
     <w:name w:val="Default Paragraph Font"/>
     <w:uiPriority w:val="1"/>
+    <w:semiHidden/>
     <w:unhideWhenUsed/>
   </w:style>
   <w:style w:type="table" w:default="1" w:styleId="TableNormal">

--- a/Tech Docs/Tech Doc CS1050 (Repaired 04-07-2026).docx
+++ b/Tech Docs/Tech Doc CS1050 (Repaired 04-07-2026).docx
@@ -1082,15 +1082,7 @@
     </w:p>
     <w:p>
       <w:r>
-        <w:t xml:space="preserve">When you add information in your own </w:t>
-      </w:r>
-      <w:proofErr w:type="gramStart"/>
-      <w:r>
-        <w:t>words</w:t>
-      </w:r>
-      <w:proofErr w:type="gramEnd"/>
-      <w:r>
-        <w:t xml:space="preserve"> demonstrating your understanding. Do not use exact words from lectures or images from lectures.</w:t>
+        <w:t>When you add information in your own words demonstrating your understanding. Do not use exact words from lectures or images from lectures.</w:t>
       </w:r>
     </w:p>
     <w:p/>
@@ -1518,37 +1510,19 @@
                 <w:shd w:val="clear" w:color="auto" w:fill="D9EAD3"/>
               </w:rPr>
             </w:pPr>
-            <w:proofErr w:type="spellStart"/>
-            <w:proofErr w:type="gramStart"/>
             <w:r>
               <w:rPr>
                 <w:b/>
                 <w:bCs/>
                 <w:shd w:val="clear" w:color="auto" w:fill="F4CCCC"/>
               </w:rPr>
-              <w:t>DON’t</w:t>
-            </w:r>
-            <w:proofErr w:type="spellEnd"/>
-            <w:r>
-              <w:rPr>
-                <w:b/>
-                <w:bCs/>
-                <w:shd w:val="clear" w:color="auto" w:fill="F4CCCC"/>
-              </w:rPr>
-              <w:t xml:space="preserve"> </w:t>
+              <w:t xml:space="preserve">DON’t </w:t>
             </w:r>
             <w:r>
               <w:rPr>
                 <w:shd w:val="clear" w:color="auto" w:fill="F4CCCC"/>
               </w:rPr>
-              <w:t xml:space="preserve"> use</w:t>
-            </w:r>
-            <w:proofErr w:type="gramEnd"/>
-            <w:r>
-              <w:rPr>
-                <w:shd w:val="clear" w:color="auto" w:fill="F4CCCC"/>
-              </w:rPr>
-              <w:t xml:space="preserve"> AI to create your technical documentation. </w:t>
+              <w:t xml:space="preserve"> use AI to create your technical documentation. </w:t>
             </w:r>
           </w:p>
         </w:tc>
@@ -1663,13 +1637,8 @@
           <w:numId w:val="10"/>
         </w:numPr>
       </w:pPr>
-      <w:proofErr w:type="spellStart"/>
-      <w:r>
-        <w:t>TPointTech</w:t>
-      </w:r>
-      <w:proofErr w:type="spellEnd"/>
-      <w:r>
-        <w:t xml:space="preserve"> </w:t>
+      <w:r>
+        <w:t xml:space="preserve">TPointTech </w:t>
       </w:r>
       <w:hyperlink r:id="rId12">
         <w:r>
@@ -1797,15 +1766,7 @@
       </w:pPr>
       <w:bookmarkStart w:id="3" w:name="_Toc222729341"/>
       <w:r>
-        <w:t>SD</w:t>
-      </w:r>
-      <w:proofErr w:type="gramStart"/>
-      <w:r>
-        <w:t>01  Software</w:t>
-      </w:r>
-      <w:proofErr w:type="gramEnd"/>
-      <w:r>
-        <w:t xml:space="preserve"> Development and Tools</w:t>
+        <w:t>SD01  Software Development and Tools</w:t>
       </w:r>
       <w:bookmarkEnd w:id="3"/>
       <w:r>
@@ -1842,15 +1803,7 @@
         </w:numPr>
       </w:pPr>
       <w:r>
-        <w:t>Cloud backup (</w:t>
-      </w:r>
-      <w:proofErr w:type="spellStart"/>
-      <w:r>
-        <w:t>Github</w:t>
-      </w:r>
-      <w:proofErr w:type="spellEnd"/>
-      <w:r>
-        <w:t>)</w:t>
+        <w:t>Cloud backup (Github)</w:t>
       </w:r>
     </w:p>
     <w:p>
@@ -1927,13 +1880,11 @@
         </w:tabs>
       </w:pPr>
       <w:bookmarkStart w:id="6" w:name="_Toc222729344"/>
-      <w:proofErr w:type="gramStart"/>
       <w:r>
         <w:lastRenderedPageBreak/>
         <w:t>Analyze  requirements</w:t>
       </w:r>
       <w:bookmarkEnd w:id="6"/>
-      <w:proofErr w:type="gramEnd"/>
     </w:p>
     <w:p>
       <w:pPr>
@@ -1943,13 +1894,8 @@
           <w:tab w:val="left" w:pos="1620"/>
         </w:tabs>
       </w:pPr>
-      <w:proofErr w:type="gramStart"/>
-      <w:r>
-        <w:t>Analyze  requirements</w:t>
-      </w:r>
-      <w:proofErr w:type="gramEnd"/>
-      <w:r>
-        <w:t>(user stories and acceptance criteria) to break problems into smaller testable tasks</w:t>
+      <w:r>
+        <w:t>Analyze  requirements(user stories and acceptance criteria) to break problems into smaller testable tasks</w:t>
       </w:r>
     </w:p>
     <w:p>
@@ -2015,13 +1961,8 @@
         </w:tabs>
       </w:pPr>
       <w:bookmarkStart w:id="8" w:name="_Toc222729346"/>
-      <w:proofErr w:type="gramStart"/>
-      <w:r>
-        <w:t>Implement</w:t>
-      </w:r>
-      <w:proofErr w:type="gramEnd"/>
-      <w:r>
-        <w:t xml:space="preserve"> Quality Documented Code</w:t>
+      <w:r>
+        <w:t>Implement Quality Documented Code</w:t>
       </w:r>
       <w:bookmarkEnd w:id="8"/>
     </w:p>
@@ -2066,15 +2007,7 @@
         </w:numPr>
       </w:pPr>
       <w:r>
-        <w:t xml:space="preserve">Document method code following </w:t>
-      </w:r>
-      <w:proofErr w:type="spellStart"/>
-      <w:r>
-        <w:t>javadoc</w:t>
-      </w:r>
-      <w:proofErr w:type="spellEnd"/>
-      <w:r>
-        <w:t xml:space="preserve"> commenting</w:t>
+        <w:t>Document method code following javadoc commenting</w:t>
       </w:r>
     </w:p>
     <w:p>
@@ -2085,15 +2018,7 @@
         </w:numPr>
       </w:pPr>
       <w:r>
-        <w:t xml:space="preserve">Use Single Responsibility Principle (SRP) </w:t>
-      </w:r>
-      <w:proofErr w:type="gramStart"/>
-      <w:r>
-        <w:t>and  Do</w:t>
-      </w:r>
-      <w:proofErr w:type="gramEnd"/>
-      <w:r>
-        <w:t xml:space="preserve"> Not Repeat Yourself (DRY) to implement modular, readable and testable solutions</w:t>
+        <w:t>Use Single Responsibility Principle (SRP) and  Do Not Repeat Yourself (DRY) to implement modular, readable and testable solutions</w:t>
       </w:r>
     </w:p>
     <w:p>
@@ -2202,15 +2127,7 @@
         </w:numPr>
       </w:pPr>
       <w:r>
-        <w:t xml:space="preserve">Implicit and explicit conversion </w:t>
-      </w:r>
-      <w:proofErr w:type="gramStart"/>
-      <w:r>
-        <w:t>rules  and</w:t>
-      </w:r>
-      <w:proofErr w:type="gramEnd"/>
-      <w:r>
-        <w:t xml:space="preserve"> casting</w:t>
+        <w:t>Implicit and explicit conversion rules  and casting</w:t>
       </w:r>
     </w:p>
     <w:p>
@@ -2444,13 +2361,8 @@
         </w:numPr>
       </w:pPr>
       <w:r>
-        <w:t xml:space="preserve">Variables store </w:t>
-      </w:r>
-      <w:proofErr w:type="gramStart"/>
-      <w:r>
-        <w:t>a value</w:t>
-      </w:r>
-      <w:proofErr w:type="gramEnd"/>
+        <w:t>Variables store a value</w:t>
+      </w:r>
     </w:p>
     <w:p>
       <w:pPr>
@@ -2602,20 +2514,7 @@
         </w:numPr>
       </w:pPr>
       <w:r>
-        <w:t>Punctuation: Exactly how it sounds; punctuation marks in programming language (</w:t>
-      </w:r>
-      <w:proofErr w:type="spellStart"/>
-      <w:proofErr w:type="gramStart"/>
-      <w:r>
-        <w:t>e.x</w:t>
-      </w:r>
-      <w:proofErr w:type="spellEnd"/>
-      <w:r>
-        <w:t>. ;</w:t>
-      </w:r>
-      <w:proofErr w:type="gramEnd"/>
-      <w:r>
-        <w:t xml:space="preserve"> ) </w:t>
+        <w:t xml:space="preserve">Punctuation: Exactly how it sounds; punctuation marks in programming language (e.x. ; ) </w:t>
       </w:r>
     </w:p>
     <w:p>
@@ -2627,23 +2526,7 @@
         </w:numPr>
       </w:pPr>
       <w:r>
-        <w:t xml:space="preserve">Operators: Symbols or keywords that are used on variables </w:t>
-      </w:r>
-      <w:proofErr w:type="gramStart"/>
-      <w:r>
-        <w:t>( +</w:t>
-      </w:r>
-      <w:proofErr w:type="gramEnd"/>
-      <w:r>
-        <w:t xml:space="preserve">, -, *, </w:t>
-      </w:r>
-      <w:proofErr w:type="spellStart"/>
-      <w:r>
-        <w:t>etc</w:t>
-      </w:r>
-      <w:proofErr w:type="spellEnd"/>
-      <w:r>
-        <w:t>). Pretty much math calculations or arithmetic.</w:t>
+        <w:t>Operators: Symbols or keywords that are used on variables ( +, -, *, etc). Pretty much math calculations or arithmetic.</w:t>
       </w:r>
     </w:p>
     <w:p>
@@ -2655,15 +2538,7 @@
         </w:numPr>
       </w:pPr>
       <w:r>
-        <w:t xml:space="preserve">Identifiers: Words or names that are made by the programmer. </w:t>
-      </w:r>
-      <w:proofErr w:type="gramStart"/>
-      <w:r>
-        <w:t>So</w:t>
-      </w:r>
-      <w:proofErr w:type="gramEnd"/>
-      <w:r>
-        <w:t xml:space="preserve"> if I made a variable int age = 25; then the identifier is age. I can change “age” to whatever I want it to be.</w:t>
+        <w:t>Identifiers: Words or names that are made by the programmer. So if I made a variable int age = 25; then the identifier is age. I can change “age” to whatever I want it to be.</w:t>
       </w:r>
     </w:p>
     <w:p>
@@ -2900,25 +2775,7 @@
           <w:sz w:val="24"/>
           <w:szCs w:val="24"/>
         </w:rPr>
-        <w:t xml:space="preserve">. You can place a smaller into a larger i.e. int </w:t>
-      </w:r>
-      <w:proofErr w:type="spellStart"/>
-      <w:r>
-        <w:rPr>
-          <w:rFonts w:asciiTheme="majorHAnsi" w:hAnsiTheme="majorHAnsi" w:cstheme="majorHAnsi"/>
-          <w:sz w:val="24"/>
-          <w:szCs w:val="24"/>
-        </w:rPr>
-        <w:t>smallNumber</w:t>
-      </w:r>
-      <w:proofErr w:type="spellEnd"/>
-      <w:r>
-        <w:rPr>
-          <w:rFonts w:asciiTheme="majorHAnsi" w:hAnsiTheme="majorHAnsi" w:cstheme="majorHAnsi"/>
-          <w:sz w:val="24"/>
-          <w:szCs w:val="24"/>
-        </w:rPr>
-        <w:t xml:space="preserve"> = # </w:t>
+        <w:t xml:space="preserve">. You can place a smaller into a larger i.e. int smallNumber = # </w:t>
       </w:r>
     </w:p>
     <w:p>
@@ -2938,36 +2795,8 @@
           <w:szCs w:val="24"/>
         </w:rPr>
         <w:lastRenderedPageBreak/>
-        <w:t xml:space="preserve">double </w:t>
-      </w:r>
-      <w:proofErr w:type="spellStart"/>
-      <w:r>
-        <w:rPr>
-          <w:rFonts w:asciiTheme="majorHAnsi" w:hAnsiTheme="majorHAnsi" w:cstheme="majorHAnsi"/>
-          <w:sz w:val="24"/>
-          <w:szCs w:val="24"/>
-        </w:rPr>
-        <w:t>bigNumber</w:t>
-      </w:r>
-      <w:proofErr w:type="spellEnd"/>
-      <w:r>
-        <w:rPr>
-          <w:rFonts w:asciiTheme="majorHAnsi" w:hAnsiTheme="majorHAnsi" w:cstheme="majorHAnsi"/>
-          <w:sz w:val="24"/>
-          <w:szCs w:val="24"/>
-        </w:rPr>
-        <w:t xml:space="preserve"> = </w:t>
-      </w:r>
-      <w:proofErr w:type="spellStart"/>
-      <w:r>
-        <w:rPr>
-          <w:rFonts w:asciiTheme="majorHAnsi" w:hAnsiTheme="majorHAnsi" w:cstheme="majorHAnsi"/>
-          <w:sz w:val="24"/>
-          <w:szCs w:val="24"/>
-        </w:rPr>
-        <w:t>smallNumber</w:t>
-      </w:r>
-      <w:proofErr w:type="spellEnd"/>
+        <w:t>double bigNumber = smallNumber</w:t>
+      </w:r>
     </w:p>
     <w:p>
       <w:pPr>
@@ -3004,43 +2833,7 @@
           <w:sz w:val="24"/>
           <w:szCs w:val="24"/>
         </w:rPr>
-        <w:t xml:space="preserve"> You start with a double and </w:t>
-      </w:r>
-      <w:proofErr w:type="gramStart"/>
-      <w:r>
-        <w:rPr>
-          <w:rFonts w:asciiTheme="majorHAnsi" w:hAnsiTheme="majorHAnsi" w:cstheme="majorHAnsi"/>
-          <w:sz w:val="24"/>
-          <w:szCs w:val="24"/>
-        </w:rPr>
-        <w:t>placing</w:t>
-      </w:r>
-      <w:proofErr w:type="gramEnd"/>
-      <w:r>
-        <w:rPr>
-          <w:rFonts w:asciiTheme="majorHAnsi" w:hAnsiTheme="majorHAnsi" w:cstheme="majorHAnsi"/>
-          <w:sz w:val="24"/>
-          <w:szCs w:val="24"/>
-        </w:rPr>
-        <w:t xml:space="preserve"> that into </w:t>
-      </w:r>
-      <w:proofErr w:type="gramStart"/>
-      <w:r>
-        <w:rPr>
-          <w:rFonts w:asciiTheme="majorHAnsi" w:hAnsiTheme="majorHAnsi" w:cstheme="majorHAnsi"/>
-          <w:sz w:val="24"/>
-          <w:szCs w:val="24"/>
-        </w:rPr>
-        <w:t>a</w:t>
-      </w:r>
-      <w:proofErr w:type="gramEnd"/>
-      <w:r>
-        <w:rPr>
-          <w:rFonts w:asciiTheme="majorHAnsi" w:hAnsiTheme="majorHAnsi" w:cstheme="majorHAnsi"/>
-          <w:sz w:val="24"/>
-          <w:szCs w:val="24"/>
-        </w:rPr>
-        <w:t xml:space="preserve"> int </w:t>
+        <w:t xml:space="preserve"> You start with a double and placing that into a int </w:t>
       </w:r>
     </w:p>
     <w:p>
@@ -3059,71 +2852,15 @@
           <w:sz w:val="24"/>
           <w:szCs w:val="24"/>
         </w:rPr>
-        <w:t xml:space="preserve"> (Remember: we use a decimal since </w:t>
-      </w:r>
-      <w:proofErr w:type="gramStart"/>
+        <w:t xml:space="preserve"> (Remember: we use a decimal since its double</w:t>
+      </w:r>
       <w:r>
         <w:rPr>
           <w:rFonts w:asciiTheme="majorHAnsi" w:hAnsiTheme="majorHAnsi" w:cstheme="majorHAnsi"/>
           <w:sz w:val="24"/>
           <w:szCs w:val="24"/>
         </w:rPr>
-        <w:t>its</w:t>
-      </w:r>
-      <w:proofErr w:type="gramEnd"/>
-      <w:r>
-        <w:rPr>
-          <w:rFonts w:asciiTheme="majorHAnsi" w:hAnsiTheme="majorHAnsi" w:cstheme="majorHAnsi"/>
-          <w:sz w:val="24"/>
-          <w:szCs w:val="24"/>
-        </w:rPr>
-        <w:t xml:space="preserve"> double</w:t>
-      </w:r>
-      <w:r>
-        <w:rPr>
-          <w:rFonts w:asciiTheme="majorHAnsi" w:hAnsiTheme="majorHAnsi" w:cstheme="majorHAnsi"/>
-          <w:sz w:val="24"/>
-          <w:szCs w:val="24"/>
-        </w:rPr>
-        <w:t xml:space="preserve"> and </w:t>
-      </w:r>
-      <w:proofErr w:type="spellStart"/>
-      <w:proofErr w:type="gramStart"/>
-      <w:r>
-        <w:rPr>
-          <w:rFonts w:asciiTheme="majorHAnsi" w:hAnsiTheme="majorHAnsi" w:cstheme="majorHAnsi"/>
-          <w:sz w:val="24"/>
-          <w:szCs w:val="24"/>
-        </w:rPr>
-        <w:t>its</w:t>
-      </w:r>
-      <w:proofErr w:type="spellEnd"/>
-      <w:proofErr w:type="gramEnd"/>
-      <w:r>
-        <w:rPr>
-          <w:rFonts w:asciiTheme="majorHAnsi" w:hAnsiTheme="majorHAnsi" w:cstheme="majorHAnsi"/>
-          <w:sz w:val="24"/>
-          <w:szCs w:val="24"/>
-        </w:rPr>
-        <w:t xml:space="preserve"> an integer so we use camel case) double </w:t>
-      </w:r>
-      <w:proofErr w:type="spellStart"/>
-      <w:r>
-        <w:rPr>
-          <w:rFonts w:asciiTheme="majorHAnsi" w:hAnsiTheme="majorHAnsi" w:cstheme="majorHAnsi"/>
-          <w:sz w:val="24"/>
-          <w:szCs w:val="24"/>
-        </w:rPr>
-        <w:t>wholeNumber</w:t>
-      </w:r>
-      <w:proofErr w:type="spellEnd"/>
-      <w:r>
-        <w:rPr>
-          <w:rFonts w:asciiTheme="majorHAnsi" w:hAnsiTheme="majorHAnsi" w:cstheme="majorHAnsi"/>
-          <w:sz w:val="24"/>
-          <w:szCs w:val="24"/>
-        </w:rPr>
-        <w:t xml:space="preserve"> = 43.23</w:t>
+        <w:t xml:space="preserve"> and its an integer so we use camel case) double wholeNumber = 43.23</w:t>
       </w:r>
     </w:p>
     <w:p>
@@ -3158,36 +2895,30 @@
           <w:sz w:val="24"/>
           <w:szCs w:val="24"/>
         </w:rPr>
-        <w:t xml:space="preserve"> </w:t>
-      </w:r>
-      <w:proofErr w:type="spellStart"/>
-      <w:r>
+        <w:t xml:space="preserve"> wholeNumber = (int) preciseValue</w:t>
+      </w:r>
+    </w:p>
+    <w:p>
+      <w:pPr>
+        <w:pStyle w:val="ListParagraph"/>
+        <w:numPr>
+          <w:ilvl w:val="0"/>
+          <w:numId w:val="16"/>
+        </w:numPr>
         <w:rPr>
           <w:rFonts w:asciiTheme="majorHAnsi" w:hAnsiTheme="majorHAnsi" w:cstheme="majorHAnsi"/>
           <w:sz w:val="24"/>
           <w:szCs w:val="24"/>
         </w:rPr>
-        <w:t>wholeNumber</w:t>
-      </w:r>
-      <w:proofErr w:type="spellEnd"/>
+      </w:pPr>
       <w:r>
         <w:rPr>
           <w:rFonts w:asciiTheme="majorHAnsi" w:hAnsiTheme="majorHAnsi" w:cstheme="majorHAnsi"/>
           <w:sz w:val="24"/>
           <w:szCs w:val="24"/>
         </w:rPr>
-        <w:t xml:space="preserve"> = (int) </w:t>
-      </w:r>
-      <w:proofErr w:type="spellStart"/>
-      <w:r>
-        <w:rPr>
-          <w:rFonts w:asciiTheme="majorHAnsi" w:hAnsiTheme="majorHAnsi" w:cstheme="majorHAnsi"/>
-          <w:sz w:val="24"/>
-          <w:szCs w:val="24"/>
-        </w:rPr>
-        <w:t>preciseValue</w:t>
-      </w:r>
-      <w:proofErr w:type="spellEnd"/>
+        <w:t>It will not automatically adjust for you, so you have to tell the computer that you want to take that double and “narrow” it down to a integer</w:t>
+      </w:r>
     </w:p>
     <w:p>
       <w:pPr>
@@ -3196,64 +2927,6 @@
           <w:ilvl w:val="0"/>
           <w:numId w:val="16"/>
         </w:numPr>
-        <w:rPr>
-          <w:rFonts w:asciiTheme="majorHAnsi" w:hAnsiTheme="majorHAnsi" w:cstheme="majorHAnsi"/>
-          <w:sz w:val="24"/>
-          <w:szCs w:val="24"/>
-        </w:rPr>
-      </w:pPr>
-      <w:r>
-        <w:rPr>
-          <w:rFonts w:asciiTheme="majorHAnsi" w:hAnsiTheme="majorHAnsi" w:cstheme="majorHAnsi"/>
-          <w:sz w:val="24"/>
-          <w:szCs w:val="24"/>
-        </w:rPr>
-        <w:t xml:space="preserve">It will not automatically adjust for you, so you </w:t>
-      </w:r>
-      <w:proofErr w:type="gramStart"/>
-      <w:r>
-        <w:rPr>
-          <w:rFonts w:asciiTheme="majorHAnsi" w:hAnsiTheme="majorHAnsi" w:cstheme="majorHAnsi"/>
-          <w:sz w:val="24"/>
-          <w:szCs w:val="24"/>
-        </w:rPr>
-        <w:t>have to</w:t>
-      </w:r>
-      <w:proofErr w:type="gramEnd"/>
-      <w:r>
-        <w:rPr>
-          <w:rFonts w:asciiTheme="majorHAnsi" w:hAnsiTheme="majorHAnsi" w:cstheme="majorHAnsi"/>
-          <w:sz w:val="24"/>
-          <w:szCs w:val="24"/>
-        </w:rPr>
-        <w:t xml:space="preserve"> tell the computer that you want to take that double and “narrow” it down to </w:t>
-      </w:r>
-      <w:proofErr w:type="gramStart"/>
-      <w:r>
-        <w:rPr>
-          <w:rFonts w:asciiTheme="majorHAnsi" w:hAnsiTheme="majorHAnsi" w:cstheme="majorHAnsi"/>
-          <w:sz w:val="24"/>
-          <w:szCs w:val="24"/>
-        </w:rPr>
-        <w:t>a</w:t>
-      </w:r>
-      <w:proofErr w:type="gramEnd"/>
-      <w:r>
-        <w:rPr>
-          <w:rFonts w:asciiTheme="majorHAnsi" w:hAnsiTheme="majorHAnsi" w:cstheme="majorHAnsi"/>
-          <w:sz w:val="24"/>
-          <w:szCs w:val="24"/>
-        </w:rPr>
-        <w:t xml:space="preserve"> integer</w:t>
-      </w:r>
-    </w:p>
-    <w:p>
-      <w:pPr>
-        <w:pStyle w:val="ListParagraph"/>
-        <w:numPr>
-          <w:ilvl w:val="0"/>
-          <w:numId w:val="16"/>
-        </w:numPr>
       </w:pPr>
     </w:p>
     <w:p>
@@ -3356,15 +3029,7 @@
         </w:numPr>
       </w:pPr>
       <w:r>
-        <w:t>Use logical operators (&amp;</w:t>
-      </w:r>
-      <w:proofErr w:type="gramStart"/>
-      <w:r>
-        <w:t>&amp;, ||, !</w:t>
-      </w:r>
-      <w:proofErr w:type="gramEnd"/>
-      <w:r>
-        <w:t>) to combine conditions.</w:t>
+        <w:t>Use logical operators (&amp;&amp;, ||, !) to combine conditions.</w:t>
       </w:r>
     </w:p>
     <w:p>
@@ -3421,21 +3086,8 @@
           <w:numId w:val="17"/>
         </w:numPr>
       </w:pPr>
-      <w:proofErr w:type="spellStart"/>
-      <w:r>
-        <w:t>System.out</w:t>
-      </w:r>
-      <w:proofErr w:type="spellEnd"/>
-      <w:r>
-        <w:t xml:space="preserve"> is a </w:t>
-      </w:r>
-      <w:proofErr w:type="spellStart"/>
-      <w:r>
-        <w:t>printsteam</w:t>
-      </w:r>
-      <w:proofErr w:type="spellEnd"/>
-      <w:r>
-        <w:t xml:space="preserve">. Tells the computer we are reaching out to </w:t>
+      <w:r>
+        <w:t xml:space="preserve">System.out is a printsteam. Tells the computer we are reaching out to </w:t>
       </w:r>
       <w:r>
         <w:t xml:space="preserve">use the default </w:t>
@@ -3459,29 +3111,14 @@
         <w:t xml:space="preserve">System.in tells the computer that we are </w:t>
       </w:r>
       <w:r>
-        <w:t xml:space="preserve">using an </w:t>
-      </w:r>
-      <w:proofErr w:type="spellStart"/>
-      <w:proofErr w:type="gramStart"/>
-      <w:r>
-        <w:t>inputstream</w:t>
-      </w:r>
-      <w:proofErr w:type="spellEnd"/>
-      <w:proofErr w:type="gramEnd"/>
-      <w:r>
-        <w:t>. T</w:t>
+        <w:t>using an inputstream. T</w:t>
       </w:r>
       <w:r>
         <w:t xml:space="preserve">o use the default </w:t>
       </w:r>
       <w:r>
-        <w:t xml:space="preserve">keyboard. The system now knows you want to use to </w:t>
-      </w:r>
-      <w:proofErr w:type="spellStart"/>
-      <w:r>
-        <w:t>keyba</w:t>
-      </w:r>
-      <w:proofErr w:type="spellEnd"/>
+        <w:t>keyboard. The system now knows you want to use to keyba</w:t>
+      </w:r>
     </w:p>
     <w:p>
       <w:pPr>
@@ -3567,11 +3204,9 @@
           <w:numId w:val="23"/>
         </w:numPr>
       </w:pPr>
-      <w:proofErr w:type="gramStart"/>
       <w:r>
         <w:t>Uses  CamelCase</w:t>
       </w:r>
-      <w:proofErr w:type="gramEnd"/>
     </w:p>
     <w:p>
       <w:pPr>
@@ -3623,23 +3258,7 @@
         </w:numPr>
       </w:pPr>
       <w:r>
-        <w:t xml:space="preserve">While </w:t>
-      </w:r>
-      <w:proofErr w:type="spellStart"/>
-      <w:r>
-        <w:t>System.out</w:t>
-      </w:r>
-      <w:proofErr w:type="spellEnd"/>
-      <w:r>
-        <w:t xml:space="preserve"> refers to that default system output (</w:t>
-      </w:r>
-      <w:proofErr w:type="spellStart"/>
-      <w:r>
-        <w:t>println</w:t>
-      </w:r>
-      <w:proofErr w:type="spellEnd"/>
-      <w:r>
-        <w:t>, print)</w:t>
+        <w:t>While System.out refers to that default system output (println, print)</w:t>
       </w:r>
     </w:p>
     <w:p>
@@ -3663,23 +3282,8 @@
         </w:numPr>
       </w:pPr>
       <w:r>
-        <w:t xml:space="preserve">That Scanner class is not a </w:t>
-      </w:r>
-      <w:proofErr w:type="gramStart"/>
-      <w:r>
-        <w:t>default</w:t>
-      </w:r>
-      <w:proofErr w:type="gramEnd"/>
-      <w:r>
-        <w:t xml:space="preserve"> and must be placed using </w:t>
-      </w:r>
-      <w:proofErr w:type="spellStart"/>
-      <w:proofErr w:type="gramStart"/>
-      <w:r>
-        <w:t>java.util</w:t>
-      </w:r>
-      <w:proofErr w:type="spellEnd"/>
-      <w:proofErr w:type="gramEnd"/>
+        <w:t>That Scanner class is not a default and must be placed using java.util</w:t>
+      </w:r>
     </w:p>
     <w:p>
       <w:pPr>
@@ -3690,17 +3294,7 @@
         </w:numPr>
       </w:pPr>
       <w:r>
-        <w:t xml:space="preserve">You can see line 31 the Scanner class being implemented while in line 9 </w:t>
-      </w:r>
-      <w:proofErr w:type="spellStart"/>
-      <w:proofErr w:type="gramStart"/>
-      <w:r>
-        <w:t>java.util</w:t>
-      </w:r>
-      <w:proofErr w:type="spellEnd"/>
-      <w:proofErr w:type="gramEnd"/>
-      <w:r>
-        <w:t xml:space="preserve"> is calling to be imported.</w:t>
+        <w:t>You can see line 31 the Scanner class being implemented while in line 9 java.util is calling to be imported.</w:t>
       </w:r>
     </w:p>
     <w:p>
@@ -3751,13 +3345,8 @@
     </w:p>
     <w:p>
       <w:r>
-        <w:t xml:space="preserve">Formatting data with </w:t>
-      </w:r>
-      <w:proofErr w:type="spellStart"/>
-      <w:r>
-        <w:t>printf</w:t>
-      </w:r>
-      <w:proofErr w:type="spellEnd"/>
+        <w:t>Formatting data with printf</w:t>
+      </w:r>
     </w:p>
     <w:p>
       <w:pPr>
@@ -3792,15 +3381,7 @@
         </w:numPr>
       </w:pPr>
       <w:r>
-        <w:t xml:space="preserve">%b is a </w:t>
-      </w:r>
-      <w:proofErr w:type="spellStart"/>
-      <w:r>
-        <w:t>boolean</w:t>
-      </w:r>
-      <w:proofErr w:type="spellEnd"/>
-      <w:r>
-        <w:t xml:space="preserve"> value such as True or False (don’t know how that would be used)</w:t>
+        <w:t>%b is a boolean value such as True or False (don’t know how that would be used)</w:t>
       </w:r>
     </w:p>
     <w:p>
@@ -3955,23 +3536,7 @@
         </w:numPr>
       </w:pPr>
       <w:r>
-        <w:t xml:space="preserve">To call it, you must use </w:t>
-      </w:r>
-      <w:proofErr w:type="gramStart"/>
-      <w:r>
-        <w:t xml:space="preserve">the </w:t>
-      </w:r>
-      <w:proofErr w:type="spellStart"/>
-      <w:r>
-        <w:t>Math</w:t>
-      </w:r>
-      <w:proofErr w:type="gramEnd"/>
-      <w:r>
-        <w:t>.random</w:t>
-      </w:r>
-      <w:proofErr w:type="spellEnd"/>
-      <w:r>
-        <w:t>()</w:t>
+        <w:t>To call it, you must use the Math.random()</w:t>
       </w:r>
     </w:p>
     <w:p>
@@ -4064,17 +3629,7 @@
         </w:numPr>
       </w:pPr>
       <w:r>
-        <w:t xml:space="preserve">Don’t put semicolons at the end of </w:t>
-      </w:r>
-      <w:proofErr w:type="spellStart"/>
-      <w:proofErr w:type="gramStart"/>
-      <w:r>
-        <w:t>a</w:t>
-      </w:r>
-      <w:proofErr w:type="spellEnd"/>
-      <w:proofErr w:type="gramEnd"/>
-      <w:r>
-        <w:t xml:space="preserve"> If or Else </w:t>
+        <w:t xml:space="preserve">Don’t put semicolons at the end of a If or Else </w:t>
       </w:r>
     </w:p>
     <w:p>
@@ -4248,15 +3803,7 @@
         </w:numPr>
       </w:pPr>
       <w:r>
-        <w:t xml:space="preserve">String tells the system that a list of characters </w:t>
-      </w:r>
-      <w:proofErr w:type="gramStart"/>
-      <w:r>
-        <w:t>are</w:t>
-      </w:r>
-      <w:proofErr w:type="gramEnd"/>
-      <w:r>
-        <w:t xml:space="preserve"> going to be listed.</w:t>
+        <w:t>String tells the system that a list of characters are going to be listed.</w:t>
       </w:r>
     </w:p>
     <w:p>
@@ -4286,15 +3833,7 @@
         <w:t xml:space="preserve">hile </w:t>
       </w:r>
       <w:r>
-        <w:t xml:space="preserve">using </w:t>
-      </w:r>
-      <w:proofErr w:type="gramStart"/>
-      <w:r>
-        <w:t>next(</w:t>
-      </w:r>
-      <w:proofErr w:type="gramEnd"/>
-      <w:r>
-        <w:t>) reads whatever String was placed and stops at a white space</w:t>
+        <w:t>using next() reads whatever String was placed and stops at a white space</w:t>
       </w:r>
     </w:p>
     <w:p>
@@ -4306,36 +3845,7 @@
         </w:numPr>
       </w:pPr>
       <w:r>
-        <w:t xml:space="preserve">You read a </w:t>
-      </w:r>
-      <w:proofErr w:type="gramStart"/>
-      <w:r>
-        <w:t>char</w:t>
-      </w:r>
-      <w:proofErr w:type="gramEnd"/>
-      <w:r>
-        <w:t xml:space="preserve"> by using next(</w:t>
-      </w:r>
-      <w:proofErr w:type="gramStart"/>
-      <w:r>
-        <w:t>).</w:t>
-      </w:r>
-      <w:proofErr w:type="spellStart"/>
-      <w:r>
-        <w:t>charAt</w:t>
-      </w:r>
-      <w:proofErr w:type="spellEnd"/>
-      <w:proofErr w:type="gramEnd"/>
-      <w:r>
-        <w:t xml:space="preserve">(0) and </w:t>
-      </w:r>
-      <w:proofErr w:type="gramStart"/>
-      <w:r>
-        <w:t>its</w:t>
-      </w:r>
-      <w:proofErr w:type="gramEnd"/>
-      <w:r>
-        <w:t xml:space="preserve"> reading the character at the first position of the String</w:t>
+        <w:t>You read a char by using next().charAt(0) and its reading the character at the first position of the String</w:t>
       </w:r>
     </w:p>
     <w:p>
@@ -4346,18 +3856,8 @@
           <w:numId w:val="29"/>
         </w:numPr>
       </w:pPr>
-      <w:proofErr w:type="spellStart"/>
-      <w:proofErr w:type="gramStart"/>
-      <w:r>
-        <w:t>charAt</w:t>
-      </w:r>
-      <w:proofErr w:type="spellEnd"/>
-      <w:r>
-        <w:t>(</w:t>
-      </w:r>
-      <w:proofErr w:type="gramEnd"/>
-      <w:r>
-        <w:t>0) i</w:t>
+      <w:r>
+        <w:t>charAt(0) i</w:t>
       </w:r>
       <w:r>
         <w:t xml:space="preserve">s </w:t>
@@ -4390,15 +3890,7 @@
         </w:numPr>
       </w:pPr>
       <w:r>
-        <w:t xml:space="preserve"> </w:t>
-      </w:r>
-      <w:proofErr w:type="gramStart"/>
-      <w:r>
-        <w:t>Concatenate is</w:t>
-      </w:r>
-      <w:proofErr w:type="gramEnd"/>
-      <w:r>
-        <w:t xml:space="preserve"> combining all the strings you listed as one whole print</w:t>
+        <w:t xml:space="preserve"> Concatenate is combining all the strings you listed as one whole print</w:t>
       </w:r>
     </w:p>
     <w:p>
@@ -4435,15 +3927,7 @@
         </w:numPr>
       </w:pPr>
       <w:r>
-        <w:t xml:space="preserve">Use sentinel values and </w:t>
-      </w:r>
-      <w:proofErr w:type="spellStart"/>
-      <w:r>
-        <w:t>boolean</w:t>
-      </w:r>
-      <w:proofErr w:type="spellEnd"/>
-      <w:r>
-        <w:t xml:space="preserve"> flags to control loop execution.</w:t>
+        <w:t>Use sentinel values and boolean flags to control loop execution.</w:t>
       </w:r>
     </w:p>
     <w:p>
@@ -4503,15 +3987,7 @@
         <w:pStyle w:val="Heading3"/>
       </w:pPr>
       <w:r>
-        <w:t>++ (</w:t>
-      </w:r>
-      <w:proofErr w:type="gramStart"/>
-      <w:r>
-        <w:t>increment )</w:t>
-      </w:r>
-      <w:proofErr w:type="gramEnd"/>
-      <w:r>
-        <w:t xml:space="preserve"> &amp; -- (decrement)</w:t>
+        <w:t>++ (increment ) &amp; -- (decrement)</w:t>
       </w:r>
     </w:p>
     <w:p>
@@ -4747,29 +4223,8 @@
         <w:lastRenderedPageBreak/>
         <w:t xml:space="preserve">Still adds one to the </w:t>
       </w:r>
-      <w:proofErr w:type="gramStart"/>
-      <w:r>
-        <w:t>value, but</w:t>
-      </w:r>
-      <w:proofErr w:type="gramEnd"/>
-      <w:r>
-        <w:t xml:space="preserve"> just displays the value it was holding before. </w:t>
-      </w:r>
-      <w:proofErr w:type="gramStart"/>
-      <w:r>
-        <w:t>So</w:t>
-      </w:r>
-      <w:proofErr w:type="gramEnd"/>
-      <w:r>
-        <w:t xml:space="preserve"> if we were to </w:t>
-      </w:r>
-      <w:proofErr w:type="spellStart"/>
-      <w:r>
-        <w:t>System.out.println</w:t>
-      </w:r>
-      <w:proofErr w:type="spellEnd"/>
-      <w:r>
-        <w:t xml:space="preserve">(exponent); on the next line, console with display </w:t>
+      <w:r>
+        <w:t xml:space="preserve">value, but just displays the value it was holding before. So if we were to System.out.println(exponent); on the next line, console with display </w:t>
       </w:r>
       <w:r>
         <w:t>0-1-1-2-2-3</w:t>
@@ -4837,13 +4292,8 @@
         </w:numPr>
       </w:pPr>
       <w:r>
-        <w:t xml:space="preserve">Doesn’t </w:t>
-      </w:r>
-      <w:proofErr w:type="gramStart"/>
-      <w:r>
-        <w:t>need ;</w:t>
-      </w:r>
-      <w:proofErr w:type="gramEnd"/>
+        <w:t>Doesn’t need ;</w:t>
+      </w:r>
     </w:p>
     <w:p>
       <w:pPr>
@@ -4865,13 +4315,8 @@
           <w:numId w:val="31"/>
         </w:numPr>
       </w:pPr>
-      <w:proofErr w:type="gramStart"/>
-      <w:r>
-        <w:t>Continues</w:t>
-      </w:r>
-      <w:proofErr w:type="gramEnd"/>
-      <w:r>
-        <w:t xml:space="preserve"> the loops so long as its condition is true</w:t>
+      <w:r>
+        <w:t>Continues the loops so long as its condition is true</w:t>
       </w:r>
     </w:p>
     <w:p>
@@ -4883,15 +4328,7 @@
         </w:numPr>
       </w:pPr>
       <w:r>
-        <w:t xml:space="preserve">Indefinite </w:t>
-      </w:r>
-      <w:proofErr w:type="gramStart"/>
-      <w:r>
-        <w:t>loop;</w:t>
-      </w:r>
-      <w:proofErr w:type="gramEnd"/>
-      <w:r>
-        <w:t xml:space="preserve"> used when you are unsure how many times the loop will be needed</w:t>
+        <w:t>Indefinite loop; used when you are unsure how many times the loop will be needed</w:t>
       </w:r>
     </w:p>
     <w:p>
@@ -4927,13 +4364,8 @@
           <w:numId w:val="32"/>
         </w:numPr>
       </w:pPr>
-      <w:proofErr w:type="gramStart"/>
-      <w:r>
-        <w:t>Still</w:t>
-      </w:r>
-      <w:proofErr w:type="gramEnd"/>
-      <w:r>
-        <w:t xml:space="preserve"> need brackets</w:t>
+      <w:r>
+        <w:t>Still need brackets</w:t>
       </w:r>
     </w:p>
     <w:p>
@@ -4957,13 +4389,8 @@
         </w:numPr>
       </w:pPr>
       <w:r>
-        <w:t xml:space="preserve">The while does </w:t>
-      </w:r>
-      <w:proofErr w:type="gramStart"/>
-      <w:r>
-        <w:t>need ;</w:t>
-      </w:r>
-      <w:proofErr w:type="gramEnd"/>
+        <w:t>The while does need ;</w:t>
+      </w:r>
     </w:p>
     <w:p>
       <w:pPr>
@@ -4974,15 +4401,7 @@
         </w:numPr>
       </w:pPr>
       <w:r>
-        <w:t xml:space="preserve">Does the command then </w:t>
-      </w:r>
-      <w:proofErr w:type="gramStart"/>
-      <w:r>
-        <w:t>checks</w:t>
-      </w:r>
-      <w:proofErr w:type="gramEnd"/>
-      <w:r>
-        <w:t xml:space="preserve"> if the condition is met or not to start loop</w:t>
+        <w:t>Does the command then checks if the condition is met or not to start loop</w:t>
       </w:r>
     </w:p>
     <w:p>
@@ -5188,42 +4607,10 @@
         </w:numPr>
       </w:pPr>
       <w:r>
-        <w:t xml:space="preserve">(this example was for </w:t>
-      </w:r>
-      <w:proofErr w:type="spellStart"/>
-      <w:r>
-        <w:t>CalculateSum</w:t>
-      </w:r>
-      <w:proofErr w:type="spellEnd"/>
-      <w:r>
-        <w:t xml:space="preserve">) I’m initializing the variable </w:t>
-      </w:r>
-      <w:proofErr w:type="spellStart"/>
-      <w:r>
-        <w:t>currentSum</w:t>
-      </w:r>
-      <w:proofErr w:type="spellEnd"/>
-      <w:r>
-        <w:t xml:space="preserve">, </w:t>
-      </w:r>
-      <w:r>
-        <w:t xml:space="preserve">then inside </w:t>
-      </w:r>
-      <w:proofErr w:type="gramStart"/>
-      <w:r>
-        <w:t>( )</w:t>
-      </w:r>
-      <w:proofErr w:type="gramEnd"/>
-      <w:r>
-        <w:t xml:space="preserve"> the for loop I am initializing the variable counter to equal </w:t>
-      </w:r>
-      <w:proofErr w:type="spellStart"/>
-      <w:r>
-        <w:t>currentMax</w:t>
-      </w:r>
-      <w:proofErr w:type="spellEnd"/>
-      <w:r>
-        <w:t xml:space="preserve"> (new method)</w:t>
+        <w:t xml:space="preserve">(this example was for CalculateSum) I’m initializing the variable currentSum, </w:t>
+      </w:r>
+      <w:r>
+        <w:t>then inside ( ) the for loop I am initializing the variable counter to equal currentMax (new method)</w:t>
       </w:r>
     </w:p>
     <w:p>
@@ -5235,15 +4622,7 @@
         </w:numPr>
       </w:pPr>
       <w:r>
-        <w:t>The counter must be greater than 0 and as long counter (</w:t>
-      </w:r>
-      <w:proofErr w:type="spellStart"/>
-      <w:r>
-        <w:t>currentMax</w:t>
-      </w:r>
-      <w:proofErr w:type="spellEnd"/>
-      <w:r>
-        <w:t>) is greater than 0, then it will continue the loop inside the brackets</w:t>
+        <w:t>The counter must be greater than 0 and as long counter (currentMax) is greater than 0, then it will continue the loop inside the brackets</w:t>
       </w:r>
     </w:p>
     <w:p>
@@ -5364,13 +4743,8 @@
         <w:pStyle w:val="ListParagraph"/>
         <w:ind w:left="1440"/>
       </w:pPr>
-      <w:proofErr w:type="spellStart"/>
-      <w:r>
-        <w:t>boolean</w:t>
-      </w:r>
-      <w:proofErr w:type="spellEnd"/>
-      <w:r>
-        <w:t xml:space="preserve"> test = false  </w:t>
+      <w:r>
+        <w:t xml:space="preserve">boolean test = false  </w:t>
       </w:r>
     </w:p>
     <w:p>
@@ -5379,23 +4753,7 @@
         <w:ind w:left="1440"/>
       </w:pPr>
       <w:r>
-        <w:t xml:space="preserve">While </w:t>
-      </w:r>
-      <w:proofErr w:type="gramStart"/>
-      <w:r>
-        <w:t>(!test</w:t>
-      </w:r>
-      <w:proofErr w:type="gramEnd"/>
-      <w:r>
-        <w:t xml:space="preserve">) would mean a loop is created as long </w:t>
-      </w:r>
-      <w:proofErr w:type="gramStart"/>
-      <w:r>
-        <w:t>as long as</w:t>
-      </w:r>
-      <w:proofErr w:type="gramEnd"/>
-      <w:r>
-        <w:t xml:space="preserve"> the outcome is false (missing some extra information)</w:t>
+        <w:t>While (!test) would mean a loop is created as long as long as the outcome is false (missing some extra information)</w:t>
       </w:r>
     </w:p>
     <w:p>
@@ -5468,23 +4826,7 @@
         </w:numPr>
       </w:pPr>
       <w:r>
-        <w:t xml:space="preserve">Public, Static, Return Type, </w:t>
-      </w:r>
-      <w:proofErr w:type="spellStart"/>
-      <w:r>
-        <w:t>methodName</w:t>
-      </w:r>
-      <w:proofErr w:type="spellEnd"/>
-      <w:r>
-        <w:t xml:space="preserve">, </w:t>
-      </w:r>
-      <w:proofErr w:type="spellStart"/>
-      <w:r>
-        <w:t>fomal</w:t>
-      </w:r>
-      <w:proofErr w:type="spellEnd"/>
-      <w:r>
-        <w:t xml:space="preserve"> parameter list</w:t>
+        <w:t>Public, Static, Return Type, methodName, fomal parameter list</w:t>
       </w:r>
     </w:p>
     <w:p>
@@ -5540,13 +4882,8 @@
           <w:numId w:val="36"/>
         </w:numPr>
       </w:pPr>
-      <w:proofErr w:type="spellStart"/>
-      <w:r>
-        <w:t>methodName</w:t>
-      </w:r>
-      <w:proofErr w:type="spellEnd"/>
-      <w:r>
-        <w:t xml:space="preserve"> should be a verb</w:t>
+      <w:r>
+        <w:t>methodName should be a verb</w:t>
       </w:r>
     </w:p>
     <w:p>
@@ -5690,15 +5027,7 @@
         </w:numPr>
       </w:pPr>
       <w:r>
-        <w:t xml:space="preserve">“Push” would be stacking them in order 1, </w:t>
-      </w:r>
-      <w:proofErr w:type="gramStart"/>
-      <w:r>
-        <w:t>2 ,</w:t>
-      </w:r>
-      <w:proofErr w:type="gramEnd"/>
-      <w:r>
-        <w:t xml:space="preserve"> 3</w:t>
+        <w:t>“Push” would be stacking them in order 1, 2 , 3</w:t>
       </w:r>
     </w:p>
     <w:p>
@@ -5722,15 +5051,7 @@
         </w:numPr>
       </w:pPr>
       <w:r>
-        <w:t xml:space="preserve">LIFO = Last in, </w:t>
-      </w:r>
-      <w:proofErr w:type="gramStart"/>
-      <w:r>
-        <w:t>First</w:t>
-      </w:r>
-      <w:proofErr w:type="gramEnd"/>
-      <w:r>
-        <w:t xml:space="preserve"> out</w:t>
+        <w:t>LIFO = Last in, First out</w:t>
       </w:r>
     </w:p>
     <w:p>
@@ -5805,15 +5126,7 @@
         </w:numPr>
       </w:pPr>
       <w:r>
-        <w:t>Reference variables, array memory, and out-of-</w:t>
-      </w:r>
-      <w:proofErr w:type="gramStart"/>
-      <w:r>
-        <w:t>bounds</w:t>
-      </w:r>
-      <w:proofErr w:type="gramEnd"/>
-      <w:r>
-        <w:t xml:space="preserve"> issues.</w:t>
+        <w:t>Reference variables, array memory, and out-of-bounds issues.</w:t>
       </w:r>
     </w:p>
     <w:p>
@@ -5879,13 +5192,8 @@
           <w:numId w:val="39"/>
         </w:numPr>
       </w:pPr>
-      <w:proofErr w:type="spellStart"/>
-      <w:r>
-        <w:t>IndexOutOfBounds</w:t>
-      </w:r>
-      <w:proofErr w:type="spellEnd"/>
-      <w:r>
-        <w:t xml:space="preserve"> is an error that occurs if you are keying something outside of the index limit i.e. (Cameron) has an index of 6. 0 being the letter C. There is nothing at index 7 so you’d get the error</w:t>
+      <w:r>
+        <w:t>IndexOutOfBounds is an error that occurs if you are keying something outside of the index limit i.e. (Cameron) has an index of 6. 0 being the letter C. There is nothing at index 7 so you’d get the error</w:t>
       </w:r>
     </w:p>
     <w:p>
@@ -5897,17 +5205,7 @@
         </w:numPr>
       </w:pPr>
       <w:r>
-        <w:t xml:space="preserve">An Array is a </w:t>
-      </w:r>
-      <w:proofErr w:type="spellStart"/>
-      <w:proofErr w:type="gramStart"/>
-      <w:r>
-        <w:t>non primitive</w:t>
-      </w:r>
-      <w:proofErr w:type="spellEnd"/>
-      <w:proofErr w:type="gramEnd"/>
-      <w:r>
-        <w:t xml:space="preserve"> data type</w:t>
+        <w:t>An Array is a non primitive data type</w:t>
       </w:r>
     </w:p>
     <w:p>
@@ -5987,31 +5285,7 @@
         </w:numPr>
       </w:pPr>
       <w:r>
-        <w:t xml:space="preserve">As you see in the </w:t>
-      </w:r>
-      <w:proofErr w:type="gramStart"/>
-      <w:r>
-        <w:t>example</w:t>
-      </w:r>
-      <w:proofErr w:type="gramEnd"/>
-      <w:r>
-        <w:t xml:space="preserve"> we have two arrays declared (</w:t>
-      </w:r>
-      <w:proofErr w:type="spellStart"/>
-      <w:r>
-        <w:t>finalGrades</w:t>
-      </w:r>
-      <w:proofErr w:type="spellEnd"/>
-      <w:r>
-        <w:t xml:space="preserve"> &amp; </w:t>
-      </w:r>
-      <w:proofErr w:type="spellStart"/>
-      <w:r>
-        <w:t>firstNames</w:t>
-      </w:r>
-      <w:proofErr w:type="spellEnd"/>
-      <w:r>
-        <w:t>)</w:t>
+        <w:t>As you see in the example we have two arrays declared (finalGrades &amp; firstNames)</w:t>
       </w:r>
     </w:p>
     <w:p>
@@ -6041,23 +5315,8 @@
         </w:numPr>
       </w:pPr>
       <w:r>
-        <w:t xml:space="preserve">Students </w:t>
-      </w:r>
-      <w:proofErr w:type="gramStart"/>
-      <w:r>
-        <w:t>is</w:t>
-      </w:r>
-      <w:proofErr w:type="gramEnd"/>
-      <w:r>
-        <w:t xml:space="preserve"> attached to </w:t>
-      </w:r>
-      <w:proofErr w:type="spellStart"/>
-      <w:proofErr w:type="gramStart"/>
-      <w:r>
-        <w:t>keyboardInput</w:t>
-      </w:r>
-      <w:proofErr w:type="spellEnd"/>
-      <w:proofErr w:type="gramEnd"/>
+        <w:t>Students is attached to keyboardInput</w:t>
+      </w:r>
     </w:p>
     <w:p>
       <w:pPr>
@@ -6097,13 +5356,8 @@
           <w:numId w:val="40"/>
         </w:numPr>
       </w:pPr>
-      <w:proofErr w:type="gramStart"/>
-      <w:r>
-        <w:t>.length</w:t>
-      </w:r>
-      <w:proofErr w:type="gramEnd"/>
-      <w:r>
-        <w:t xml:space="preserve"> is only used for arrays </w:t>
+      <w:r>
+        <w:t xml:space="preserve">.length is only used for arrays </w:t>
       </w:r>
     </w:p>
     <w:p>
@@ -6114,13 +5368,8 @@
           <w:numId w:val="40"/>
         </w:numPr>
       </w:pPr>
-      <w:proofErr w:type="gramStart"/>
-      <w:r>
-        <w:t>.length</w:t>
-      </w:r>
-      <w:proofErr w:type="gramEnd"/>
-      <w:r>
-        <w:t xml:space="preserve"> cannot change when the array is created</w:t>
+      <w:r>
+        <w:t>.length cannot change when the array is created</w:t>
       </w:r>
     </w:p>
     <w:p>
@@ -6218,13 +5467,8 @@
           <w:numId w:val="41"/>
         </w:numPr>
       </w:pPr>
-      <w:proofErr w:type="gramStart"/>
-      <w:r>
-        <w:t>All</w:t>
-      </w:r>
-      <w:proofErr w:type="gramEnd"/>
-      <w:r>
-        <w:t xml:space="preserve"> depends on what’s being stored in the Array</w:t>
+      <w:r>
+        <w:t>All depends on what’s being stored in the Array</w:t>
       </w:r>
     </w:p>
     <w:p>
@@ -6260,13 +5504,8 @@
         </w:numPr>
       </w:pPr>
       <w:r>
-        <w:t xml:space="preserve">False for </w:t>
-      </w:r>
-      <w:proofErr w:type="spellStart"/>
-      <w:r>
-        <w:t>boolean</w:t>
-      </w:r>
-      <w:proofErr w:type="spellEnd"/>
+        <w:t>False for boolean</w:t>
+      </w:r>
     </w:p>
     <w:p>
       <w:pPr>
@@ -6685,13 +5924,8 @@
           <w:numId w:val="44"/>
         </w:numPr>
       </w:pPr>
-      <w:proofErr w:type="gramStart"/>
-      <w:r>
-        <w:t>A constructure</w:t>
-      </w:r>
-      <w:proofErr w:type="gramEnd"/>
-      <w:r>
-        <w:t xml:space="preserve"> will have the exact same name as the class</w:t>
+      <w:r>
+        <w:t>A constructure will have the exact same name as the class</w:t>
       </w:r>
     </w:p>
     <w:p>
@@ -6727,15 +5961,7 @@
         </w:numPr>
       </w:pPr>
       <w:r>
-        <w:t xml:space="preserve">For example: if you </w:t>
-      </w:r>
-      <w:proofErr w:type="gramStart"/>
-      <w:r>
-        <w:t>had</w:t>
-      </w:r>
-      <w:proofErr w:type="gramEnd"/>
-      <w:r>
-        <w:t xml:space="preserve"> a class titled </w:t>
+        <w:t xml:space="preserve">For example: if you had a class titled </w:t>
       </w:r>
       <w:r>
         <w:t xml:space="preserve">Dogs, inside that you can have </w:t>
@@ -6790,6 +6016,190 @@
       </w:r>
     </w:p>
     <w:p/>
+    <w:p>
+      <w:pPr>
+        <w:pStyle w:val="ListParagraph"/>
+        <w:numPr>
+          <w:ilvl w:val="0"/>
+          <w:numId w:val="46"/>
+        </w:numPr>
+      </w:pPr>
+      <w:r>
+        <w:t>ADT Abstract Data Type</w:t>
+      </w:r>
+    </w:p>
+    <w:p>
+      <w:pPr>
+        <w:pStyle w:val="ListParagraph"/>
+        <w:numPr>
+          <w:ilvl w:val="0"/>
+          <w:numId w:val="46"/>
+        </w:numPr>
+      </w:pPr>
+      <w:r>
+        <w:t>Encapsulation</w:t>
+      </w:r>
+    </w:p>
+    <w:p>
+      <w:pPr>
+        <w:pStyle w:val="ListParagraph"/>
+        <w:numPr>
+          <w:ilvl w:val="0"/>
+          <w:numId w:val="46"/>
+        </w:numPr>
+      </w:pPr>
+      <w:r>
+        <w:t>Inheritance</w:t>
+      </w:r>
+    </w:p>
+    <w:p>
+      <w:pPr>
+        <w:pStyle w:val="ListParagraph"/>
+        <w:numPr>
+          <w:ilvl w:val="0"/>
+          <w:numId w:val="46"/>
+        </w:numPr>
+      </w:pPr>
+      <w:r>
+        <w:t>Association</w:t>
+      </w:r>
+    </w:p>
+    <w:p>
+      <w:pPr>
+        <w:pStyle w:val="ListParagraph"/>
+        <w:numPr>
+          <w:ilvl w:val="0"/>
+          <w:numId w:val="46"/>
+        </w:numPr>
+      </w:pPr>
+      <w:r>
+        <w:t>Aggregation = Dealership</w:t>
+      </w:r>
+    </w:p>
+    <w:p>
+      <w:pPr>
+        <w:pStyle w:val="ListParagraph"/>
+        <w:numPr>
+          <w:ilvl w:val="0"/>
+          <w:numId w:val="46"/>
+        </w:numPr>
+      </w:pPr>
+      <w:r>
+        <w:t>Composition</w:t>
+      </w:r>
+    </w:p>
+    <w:p>
+      <w:pPr>
+        <w:pStyle w:val="ListParagraph"/>
+        <w:numPr>
+          <w:ilvl w:val="0"/>
+          <w:numId w:val="46"/>
+        </w:numPr>
+      </w:pPr>
+      <w:r>
+        <w:t>Superclass Constructor</w:t>
+      </w:r>
+    </w:p>
+    <w:p>
+      <w:pPr>
+        <w:pStyle w:val="ListParagraph"/>
+        <w:numPr>
+          <w:ilvl w:val="0"/>
+          <w:numId w:val="46"/>
+        </w:numPr>
+      </w:pPr>
+      <w:r>
+        <w:t>Subclass</w:t>
+      </w:r>
+    </w:p>
+    <w:p>
+      <w:pPr>
+        <w:pStyle w:val="ListParagraph"/>
+        <w:numPr>
+          <w:ilvl w:val="0"/>
+          <w:numId w:val="46"/>
+        </w:numPr>
+      </w:pPr>
+      <w:r>
+        <w:t>Overriding</w:t>
+      </w:r>
+    </w:p>
+    <w:p>
+      <w:pPr>
+        <w:pStyle w:val="ListParagraph"/>
+        <w:numPr>
+          <w:ilvl w:val="1"/>
+          <w:numId w:val="46"/>
+        </w:numPr>
+      </w:pPr>
+      <w:r>
+        <w:t xml:space="preserve">Subclass inherits all accessible methods from superclass(parent) </w:t>
+      </w:r>
+    </w:p>
+    <w:p>
+      <w:pPr>
+        <w:pStyle w:val="ListParagraph"/>
+        <w:numPr>
+          <w:ilvl w:val="1"/>
+          <w:numId w:val="46"/>
+        </w:numPr>
+      </w:pPr>
+      <w:r>
+        <w:t>Use . operator</w:t>
+      </w:r>
+    </w:p>
+    <w:p>
+      <w:pPr>
+        <w:pStyle w:val="ListParagraph"/>
+        <w:numPr>
+          <w:ilvl w:val="1"/>
+          <w:numId w:val="46"/>
+        </w:numPr>
+      </w:pPr>
+      <w:r>
+        <w:t>Uses the same parameters</w:t>
+      </w:r>
+    </w:p>
+    <w:p>
+      <w:pPr>
+        <w:pStyle w:val="ListParagraph"/>
+        <w:numPr>
+          <w:ilvl w:val="1"/>
+          <w:numId w:val="46"/>
+        </w:numPr>
+      </w:pPr>
+      <w:r>
+        <w:lastRenderedPageBreak/>
+        <w:t>The child and parents must share the same</w:t>
+      </w:r>
+    </w:p>
+    <w:p>
+      <w:pPr>
+        <w:pStyle w:val="ListParagraph"/>
+        <w:numPr>
+          <w:ilvl w:val="0"/>
+          <w:numId w:val="46"/>
+        </w:numPr>
+      </w:pPr>
+      <w:r>
+        <w:t>Overloading</w:t>
+      </w:r>
+      <w:r>
+        <w:t xml:space="preserve"> different parameters </w:t>
+      </w:r>
+    </w:p>
+    <w:p>
+      <w:pPr>
+        <w:pStyle w:val="ListParagraph"/>
+        <w:numPr>
+          <w:ilvl w:val="0"/>
+          <w:numId w:val="46"/>
+        </w:numPr>
+      </w:pPr>
+      <w:r>
+        <w:t xml:space="preserve">Super.____ </w:t>
+      </w:r>
+    </w:p>
     <w:p>
       <w:pPr>
         <w:pStyle w:val="ListParagraph"/>
@@ -6892,7 +6302,7 @@
         <w:rFonts w:ascii="Symbol" w:hAnsi="Symbol" w:hint="default"/>
       </w:rPr>
     </w:lvl>
-    <w:lvl w:ilvl="1" w:tplc="04090003" w:tentative="1">
+    <w:lvl w:ilvl="1" w:tplc="04090003">
       <w:start w:val="1"/>
       <w:numFmt w:val="bullet"/>
       <w:lvlText w:val="o"/>

--- a/Tech Docs/Tech Doc CS1050 (Repaired 04-07-2026).docx
+++ b/Tech Docs/Tech Doc CS1050 (Repaired 04-07-2026).docx
@@ -6211,6 +6211,258 @@
     </w:p>
     <w:p/>
     <w:p/>
+    <w:p>
+      <w:pPr>
+        <w:pStyle w:val="Heading1"/>
+      </w:pPr>
+      <w:r>
+        <w:t xml:space="preserve">CS2050 </w:t>
+      </w:r>
+    </w:p>
+    <w:p/>
+    <w:p/>
+    <w:p>
+      <w:pPr>
+        <w:pStyle w:val="Heading1"/>
+      </w:pPr>
+      <w:r>
+        <w:t>Module 1: Abstract Data Types (ADT’s)</w:t>
+      </w:r>
+    </w:p>
+    <w:p/>
+    <w:p/>
+    <w:p/>
+    <w:p>
+      <w:pPr>
+        <w:pStyle w:val="Heading1"/>
+      </w:pPr>
+      <w:r>
+        <w:t>Module 2: Array and Nodes</w:t>
+      </w:r>
+    </w:p>
+    <w:p>
+      <w:pPr>
+        <w:pStyle w:val="Heading2"/>
+      </w:pPr>
+      <w:r>
+        <w:t>Nodes</w:t>
+      </w:r>
+    </w:p>
+    <w:p/>
+    <w:p>
+      <w:pPr>
+        <w:pStyle w:val="Heading2"/>
+      </w:pPr>
+      <w:r>
+        <w:t>Arrays</w:t>
+      </w:r>
+    </w:p>
+    <w:p>
+      <w:pPr>
+        <w:pStyle w:val="Heading3"/>
+      </w:pPr>
+      <w:r>
+        <w:t>String Arrays</w:t>
+      </w:r>
+    </w:p>
+    <w:p>
+      <w:pPr>
+        <w:pStyle w:val="ListParagraph"/>
+        <w:numPr>
+          <w:ilvl w:val="0"/>
+          <w:numId w:val="47"/>
+        </w:numPr>
+      </w:pPr>
+      <w:r>
+        <w:t>Arrays are not limited to Primitive data…..</w:t>
+      </w:r>
+    </w:p>
+    <w:p>
+      <w:pPr>
+        <w:pStyle w:val="Heading4"/>
+      </w:pPr>
+      <w:r>
+        <w:t>Two-Dimensional Arrays</w:t>
+      </w:r>
+    </w:p>
+    <w:p>
+      <w:pPr>
+        <w:pStyle w:val="ListParagraph"/>
+        <w:numPr>
+          <w:ilvl w:val="0"/>
+          <w:numId w:val="47"/>
+        </w:numPr>
+      </w:pPr>
+      <w:r>
+        <w:t>An array of arrays</w:t>
+      </w:r>
+    </w:p>
+    <w:p>
+      <w:pPr>
+        <w:pStyle w:val="ListParagraph"/>
+        <w:numPr>
+          <w:ilvl w:val="0"/>
+          <w:numId w:val="47"/>
+        </w:numPr>
+      </w:pPr>
+      <w:r>
+        <w:t>Think of having rows and columns</w:t>
+      </w:r>
+    </w:p>
+    <w:p>
+      <w:pPr>
+        <w:pStyle w:val="ListParagraph"/>
+        <w:numPr>
+          <w:ilvl w:val="0"/>
+          <w:numId w:val="47"/>
+        </w:numPr>
+      </w:pPr>
+      <w:r>
+        <w:t xml:space="preserve">When talking about two dimensional arrays, be careful of the index </w:t>
+      </w:r>
+    </w:p>
+    <w:p>
+      <w:pPr>
+        <w:pStyle w:val="ListParagraph"/>
+        <w:numPr>
+          <w:ilvl w:val="0"/>
+          <w:numId w:val="47"/>
+        </w:numPr>
+      </w:pPr>
+      <w:r>
+        <w:t>The first index is the row, the second index will represent the column</w:t>
+      </w:r>
+    </w:p>
+    <w:p>
+      <w:pPr>
+        <w:pStyle w:val="ListParagraph"/>
+        <w:ind w:left="1440"/>
+      </w:pPr>
+      <w:r>
+        <w:t xml:space="preserve">Double[] [] scores = new double [3] [4]; </w:t>
+      </w:r>
+    </w:p>
+    <w:p>
+      <w:pPr>
+        <w:pStyle w:val="ListParagraph"/>
+        <w:numPr>
+          <w:ilvl w:val="0"/>
+          <w:numId w:val="47"/>
+        </w:numPr>
+      </w:pPr>
+      <w:r>
+        <w:t>“3” is the rows “4” is the columns</w:t>
+      </w:r>
+    </w:p>
+    <w:p>
+      <w:pPr>
+        <w:pStyle w:val="Heading5"/>
+      </w:pPr>
+      <w:r>
+        <w:t>Accessing Two-Dimensional Arrays Elements</w:t>
+      </w:r>
+    </w:p>
+    <w:p>
+      <w:pPr>
+        <w:pStyle w:val="ListParagraph"/>
+        <w:numPr>
+          <w:ilvl w:val="0"/>
+          <w:numId w:val="47"/>
+        </w:numPr>
+      </w:pPr>
+      <w:r>
+        <w:t>Must have two subscripts</w:t>
+      </w:r>
+    </w:p>
+    <w:p>
+      <w:pPr>
+        <w:pStyle w:val="ListParagraph"/>
+        <w:numPr>
+          <w:ilvl w:val="0"/>
+          <w:numId w:val="47"/>
+        </w:numPr>
+      </w:pPr>
+      <w:r>
+        <w:t>One for its row</w:t>
+      </w:r>
+    </w:p>
+    <w:p>
+      <w:pPr>
+        <w:pStyle w:val="ListParagraph"/>
+        <w:numPr>
+          <w:ilvl w:val="0"/>
+          <w:numId w:val="47"/>
+        </w:numPr>
+      </w:pPr>
+      <w:r>
+        <w:t>Other for its Column</w:t>
+      </w:r>
+    </w:p>
+    <w:p>
+      <w:pPr>
+        <w:ind w:left="1080"/>
+      </w:pPr>
+      <w:r>
+        <w:lastRenderedPageBreak/>
+        <w:t>For (int row = 0; row &lt; 3; row++) {</w:t>
+      </w:r>
+    </w:p>
+    <w:p>
+      <w:pPr>
+        <w:ind w:left="1080"/>
+      </w:pPr>
+    </w:p>
+    <w:p>
+      <w:pPr>
+        <w:ind w:left="1080"/>
+      </w:pPr>
+      <w:r>
+        <w:t>}</w:t>
+      </w:r>
+    </w:p>
+    <w:p>
+      <w:pPr>
+        <w:ind w:left="1080"/>
+      </w:pPr>
+      <w:r>
+        <w:t>For (int col = 0; col &lt; 4; col++) {</w:t>
+      </w:r>
+    </w:p>
+    <w:p>
+      <w:pPr>
+        <w:ind w:left="1080"/>
+      </w:pPr>
+    </w:p>
+    <w:p>
+      <w:pPr>
+        <w:ind w:left="1080"/>
+      </w:pPr>
+      <w:r>
+        <w:t>}</w:t>
+      </w:r>
+    </w:p>
+    <w:p>
+      <w:pPr>
+        <w:ind w:left="1080"/>
+      </w:pPr>
+    </w:p>
+    <w:p>
+      <w:pPr>
+        <w:ind w:left="1080"/>
+      </w:pPr>
+      <w:r>
+        <w:t>System.out.print(“Enter a score:”);</w:t>
+      </w:r>
+    </w:p>
+    <w:p>
+      <w:pPr>
+        <w:ind w:left="1080"/>
+      </w:pPr>
+      <w:r>
+        <w:t>scores [row] [col] = keyboard.nextDouble();</w:t>
+      </w:r>
+    </w:p>
+    <w:p/>
     <w:p/>
     <w:sectPr>
       <w:footerReference w:type="default" r:id="rId33"/>
@@ -11031,6 +11283,119 @@
     </w:lvl>
   </w:abstractNum>
   <w:abstractNum w:abstractNumId="42" w15:restartNumberingAfterBreak="0">
+    <w:nsid w:val="74506659"/>
+    <w:multiLevelType w:val="hybridMultilevel"/>
+    <w:tmpl w:val="7BE0A410"/>
+    <w:lvl w:ilvl="0" w:tplc="04090001">
+      <w:start w:val="1"/>
+      <w:numFmt w:val="bullet"/>
+      <w:lvlText w:val=""/>
+      <w:lvlJc w:val="left"/>
+      <w:pPr>
+        <w:ind w:left="1440" w:hanging="360"/>
+      </w:pPr>
+      <w:rPr>
+        <w:rFonts w:ascii="Symbol" w:hAnsi="Symbol" w:hint="default"/>
+      </w:rPr>
+    </w:lvl>
+    <w:lvl w:ilvl="1" w:tplc="04090003" w:tentative="1">
+      <w:start w:val="1"/>
+      <w:numFmt w:val="bullet"/>
+      <w:lvlText w:val="o"/>
+      <w:lvlJc w:val="left"/>
+      <w:pPr>
+        <w:ind w:left="2160" w:hanging="360"/>
+      </w:pPr>
+      <w:rPr>
+        <w:rFonts w:ascii="Courier New" w:hAnsi="Courier New" w:cs="Courier New" w:hint="default"/>
+      </w:rPr>
+    </w:lvl>
+    <w:lvl w:ilvl="2" w:tplc="04090005" w:tentative="1">
+      <w:start w:val="1"/>
+      <w:numFmt w:val="bullet"/>
+      <w:lvlText w:val=""/>
+      <w:lvlJc w:val="left"/>
+      <w:pPr>
+        <w:ind w:left="2880" w:hanging="360"/>
+      </w:pPr>
+      <w:rPr>
+        <w:rFonts w:ascii="Wingdings" w:hAnsi="Wingdings" w:hint="default"/>
+      </w:rPr>
+    </w:lvl>
+    <w:lvl w:ilvl="3" w:tplc="04090001" w:tentative="1">
+      <w:start w:val="1"/>
+      <w:numFmt w:val="bullet"/>
+      <w:lvlText w:val=""/>
+      <w:lvlJc w:val="left"/>
+      <w:pPr>
+        <w:ind w:left="3600" w:hanging="360"/>
+      </w:pPr>
+      <w:rPr>
+        <w:rFonts w:ascii="Symbol" w:hAnsi="Symbol" w:hint="default"/>
+      </w:rPr>
+    </w:lvl>
+    <w:lvl w:ilvl="4" w:tplc="04090003" w:tentative="1">
+      <w:start w:val="1"/>
+      <w:numFmt w:val="bullet"/>
+      <w:lvlText w:val="o"/>
+      <w:lvlJc w:val="left"/>
+      <w:pPr>
+        <w:ind w:left="4320" w:hanging="360"/>
+      </w:pPr>
+      <w:rPr>
+        <w:rFonts w:ascii="Courier New" w:hAnsi="Courier New" w:cs="Courier New" w:hint="default"/>
+      </w:rPr>
+    </w:lvl>
+    <w:lvl w:ilvl="5" w:tplc="04090005" w:tentative="1">
+      <w:start w:val="1"/>
+      <w:numFmt w:val="bullet"/>
+      <w:lvlText w:val=""/>
+      <w:lvlJc w:val="left"/>
+      <w:pPr>
+        <w:ind w:left="5040" w:hanging="360"/>
+      </w:pPr>
+      <w:rPr>
+        <w:rFonts w:ascii="Wingdings" w:hAnsi="Wingdings" w:hint="default"/>
+      </w:rPr>
+    </w:lvl>
+    <w:lvl w:ilvl="6" w:tplc="04090001" w:tentative="1">
+      <w:start w:val="1"/>
+      <w:numFmt w:val="bullet"/>
+      <w:lvlText w:val=""/>
+      <w:lvlJc w:val="left"/>
+      <w:pPr>
+        <w:ind w:left="5760" w:hanging="360"/>
+      </w:pPr>
+      <w:rPr>
+        <w:rFonts w:ascii="Symbol" w:hAnsi="Symbol" w:hint="default"/>
+      </w:rPr>
+    </w:lvl>
+    <w:lvl w:ilvl="7" w:tplc="04090003" w:tentative="1">
+      <w:start w:val="1"/>
+      <w:numFmt w:val="bullet"/>
+      <w:lvlText w:val="o"/>
+      <w:lvlJc w:val="left"/>
+      <w:pPr>
+        <w:ind w:left="6480" w:hanging="360"/>
+      </w:pPr>
+      <w:rPr>
+        <w:rFonts w:ascii="Courier New" w:hAnsi="Courier New" w:cs="Courier New" w:hint="default"/>
+      </w:rPr>
+    </w:lvl>
+    <w:lvl w:ilvl="8" w:tplc="04090005" w:tentative="1">
+      <w:start w:val="1"/>
+      <w:numFmt w:val="bullet"/>
+      <w:lvlText w:val=""/>
+      <w:lvlJc w:val="left"/>
+      <w:pPr>
+        <w:ind w:left="7200" w:hanging="360"/>
+      </w:pPr>
+      <w:rPr>
+        <w:rFonts w:ascii="Wingdings" w:hAnsi="Wingdings" w:hint="default"/>
+      </w:rPr>
+    </w:lvl>
+  </w:abstractNum>
+  <w:abstractNum w:abstractNumId="43" w15:restartNumberingAfterBreak="0">
     <w:nsid w:val="74B74F26"/>
     <w:multiLevelType w:val="hybridMultilevel"/>
     <w:tmpl w:val="47B8C6CE"/>
@@ -11143,7 +11508,7 @@
       </w:rPr>
     </w:lvl>
   </w:abstractNum>
-  <w:abstractNum w:abstractNumId="43" w15:restartNumberingAfterBreak="0">
+  <w:abstractNum w:abstractNumId="44" w15:restartNumberingAfterBreak="0">
     <w:nsid w:val="78581CAA"/>
     <w:multiLevelType w:val="hybridMultilevel"/>
     <w:tmpl w:val="ACF0EC76"/>
@@ -11256,7 +11621,7 @@
       </w:rPr>
     </w:lvl>
   </w:abstractNum>
-  <w:abstractNum w:abstractNumId="44" w15:restartNumberingAfterBreak="0">
+  <w:abstractNum w:abstractNumId="45" w15:restartNumberingAfterBreak="0">
     <w:nsid w:val="79CE2843"/>
     <w:multiLevelType w:val="hybridMultilevel"/>
     <w:tmpl w:val="93DAAADA"/>
@@ -11369,7 +11734,7 @@
       </w:rPr>
     </w:lvl>
   </w:abstractNum>
-  <w:abstractNum w:abstractNumId="45" w15:restartNumberingAfterBreak="0">
+  <w:abstractNum w:abstractNumId="46" w15:restartNumberingAfterBreak="0">
     <w:nsid w:val="7B7170A5"/>
     <w:multiLevelType w:val="multilevel"/>
     <w:tmpl w:val="70B4229E"/>
@@ -11510,7 +11875,7 @@
     <w:abstractNumId w:val="33"/>
   </w:num>
   <w:num w:numId="10" w16cid:durableId="403189974">
-    <w:abstractNumId w:val="45"/>
+    <w:abstractNumId w:val="46"/>
   </w:num>
   <w:num w:numId="11" w16cid:durableId="354692849">
     <w:abstractNumId w:val="13"/>
@@ -11543,10 +11908,10 @@
     <w:abstractNumId w:val="35"/>
   </w:num>
   <w:num w:numId="21" w16cid:durableId="857694941">
-    <w:abstractNumId w:val="43"/>
+    <w:abstractNumId w:val="44"/>
   </w:num>
   <w:num w:numId="22" w16cid:durableId="1174607192">
-    <w:abstractNumId w:val="44"/>
+    <w:abstractNumId w:val="45"/>
   </w:num>
   <w:num w:numId="23" w16cid:durableId="208344460">
     <w:abstractNumId w:val="18"/>
@@ -11555,7 +11920,7 @@
     <w:abstractNumId w:val="14"/>
   </w:num>
   <w:num w:numId="25" w16cid:durableId="1099563217">
-    <w:abstractNumId w:val="42"/>
+    <w:abstractNumId w:val="43"/>
   </w:num>
   <w:num w:numId="26" w16cid:durableId="1768960369">
     <w:abstractNumId w:val="1"/>
@@ -11619,6 +11984,9 @@
   </w:num>
   <w:num w:numId="46" w16cid:durableId="2119139182">
     <w:abstractNumId w:val="0"/>
+  </w:num>
+  <w:num w:numId="47" w16cid:durableId="1050107429">
+    <w:abstractNumId w:val="42"/>
   </w:num>
   <w:numIdMacAtCleanup w:val="44"/>
 </w:numbering>
@@ -12102,7 +12470,6 @@
     <w:basedOn w:val="Normal"/>
     <w:next w:val="Normal"/>
     <w:uiPriority w:val="9"/>
-    <w:semiHidden/>
     <w:unhideWhenUsed/>
     <w:qFormat/>
     <w:pPr>

--- a/Tech Docs/Tech Doc CS1050 (Repaired 04-07-2026).docx
+++ b/Tech Docs/Tech Doc CS1050 (Repaired 04-07-2026).docx
@@ -6262,7 +6262,7 @@
         <w:pStyle w:val="Heading3"/>
       </w:pPr>
       <w:r>
-        <w:t>String Arrays</w:t>
+        <w:t>Two-Dimensional Arrays</w:t>
       </w:r>
     </w:p>
     <w:p>
@@ -6274,7 +6274,64 @@
         </w:numPr>
       </w:pPr>
       <w:r>
-        <w:t>Arrays are not limited to Primitive data…..</w:t>
+        <w:t>An array of arrays</w:t>
+      </w:r>
+    </w:p>
+    <w:p>
+      <w:pPr>
+        <w:pStyle w:val="ListParagraph"/>
+        <w:numPr>
+          <w:ilvl w:val="0"/>
+          <w:numId w:val="47"/>
+        </w:numPr>
+      </w:pPr>
+      <w:r>
+        <w:t>Think of having rows and columns</w:t>
+      </w:r>
+    </w:p>
+    <w:p>
+      <w:pPr>
+        <w:pStyle w:val="ListParagraph"/>
+        <w:numPr>
+          <w:ilvl w:val="0"/>
+          <w:numId w:val="47"/>
+        </w:numPr>
+      </w:pPr>
+      <w:r>
+        <w:t xml:space="preserve">When talking about two dimensional arrays, be careful of the index </w:t>
+      </w:r>
+    </w:p>
+    <w:p>
+      <w:pPr>
+        <w:pStyle w:val="ListParagraph"/>
+        <w:numPr>
+          <w:ilvl w:val="0"/>
+          <w:numId w:val="47"/>
+        </w:numPr>
+      </w:pPr>
+      <w:r>
+        <w:t>The first index is the row, the second index will represent the column</w:t>
+      </w:r>
+    </w:p>
+    <w:p>
+      <w:pPr>
+        <w:pStyle w:val="ListParagraph"/>
+        <w:ind w:left="1440"/>
+      </w:pPr>
+      <w:r>
+        <w:t xml:space="preserve">Double[] [] scores = new double [3] [4]; </w:t>
+      </w:r>
+    </w:p>
+    <w:p>
+      <w:pPr>
+        <w:pStyle w:val="ListParagraph"/>
+        <w:numPr>
+          <w:ilvl w:val="0"/>
+          <w:numId w:val="47"/>
+        </w:numPr>
+      </w:pPr>
+      <w:r>
+        <w:t>“3” is the rows “4” is the columns</w:t>
       </w:r>
     </w:p>
     <w:p>
@@ -6282,7 +6339,7 @@
         <w:pStyle w:val="Heading4"/>
       </w:pPr>
       <w:r>
-        <w:t>Two-Dimensional Arrays</w:t>
+        <w:t>Accessing Two-Dimensional Arrays Elements</w:t>
       </w:r>
     </w:p>
     <w:p>
@@ -6294,7 +6351,7 @@
         </w:numPr>
       </w:pPr>
       <w:r>
-        <w:t>An array of arrays</w:t>
+        <w:t>Must have two subscripts</w:t>
       </w:r>
     </w:p>
     <w:p>
@@ -6306,7 +6363,7 @@
         </w:numPr>
       </w:pPr>
       <w:r>
-        <w:t>Think of having rows and columns</w:t>
+        <w:t>One for its row</w:t>
       </w:r>
     </w:p>
     <w:p>
@@ -6318,7 +6375,54 @@
         </w:numPr>
       </w:pPr>
       <w:r>
-        <w:t xml:space="preserve">When talking about two dimensional arrays, be careful of the index </w:t>
+        <w:lastRenderedPageBreak/>
+        <w:t>Other for its Column</w:t>
+      </w:r>
+      <w:r>
+        <w:rPr>
+          <w:noProof/>
+        </w:rPr>
+        <w:drawing>
+          <wp:inline distT="0" distB="0" distL="0" distR="0" wp14:anchorId="19672CD4" wp14:editId="540F9AAA">
+            <wp:extent cx="4465707" cy="2000423"/>
+            <wp:effectExtent l="0" t="0" r="0" b="0"/>
+            <wp:docPr id="796317765" name="Picture 1"/>
+            <wp:cNvGraphicFramePr>
+              <a:graphicFrameLocks xmlns:a="http://schemas.openxmlformats.org/drawingml/2006/main" noChangeAspect="1"/>
+            </wp:cNvGraphicFramePr>
+            <a:graphic xmlns:a="http://schemas.openxmlformats.org/drawingml/2006/main">
+              <a:graphicData uri="http://schemas.openxmlformats.org/drawingml/2006/picture">
+                <pic:pic xmlns:pic="http://schemas.openxmlformats.org/drawingml/2006/picture">
+                  <pic:nvPicPr>
+                    <pic:cNvPr id="796317765" name="Picture 796317765"/>
+                    <pic:cNvPicPr/>
+                  </pic:nvPicPr>
+                  <pic:blipFill>
+                    <a:blip r:embed="rId33" cstate="print">
+                      <a:extLst>
+                        <a:ext uri="{28A0092B-C50C-407E-A947-70E740481C1C}">
+                          <a14:useLocalDpi xmlns:a14="http://schemas.microsoft.com/office/drawing/2010/main" val="0"/>
+                        </a:ext>
+                      </a:extLst>
+                    </a:blip>
+                    <a:stretch>
+                      <a:fillRect/>
+                    </a:stretch>
+                  </pic:blipFill>
+                  <pic:spPr>
+                    <a:xfrm>
+                      <a:off x="0" y="0"/>
+                      <a:ext cx="4465707" cy="2000423"/>
+                    </a:xfrm>
+                    <a:prstGeom prst="rect">
+                      <a:avLst/>
+                    </a:prstGeom>
+                  </pic:spPr>
+                </pic:pic>
+              </a:graphicData>
+            </a:graphic>
+          </wp:inline>
+        </w:drawing>
       </w:r>
     </w:p>
     <w:p>
@@ -6330,82 +6434,200 @@
         </w:numPr>
       </w:pPr>
       <w:r>
-        <w:t>The first index is the row, the second index will represent the column</w:t>
-      </w:r>
+        <w:t>With the nested loop, for every single iteration of the outer loop, the inner loop will run through all of its iterations (4 times)</w:t>
+      </w:r>
+    </w:p>
+    <w:p>
+      <w:pPr>
+        <w:pStyle w:val="Heading5"/>
+      </w:pPr>
+      <w:r>
+        <w:t>Initializing a Two-Dimensional Array</w:t>
+      </w:r>
+    </w:p>
+    <w:p>
+      <w:pPr>
+        <w:pStyle w:val="ListParagraph"/>
+        <w:numPr>
+          <w:ilvl w:val="0"/>
+          <w:numId w:val="49"/>
+        </w:numPr>
+      </w:pPr>
+      <w:r>
+        <w:t>Initializing a two-D array requires enclosing each rows initialization list in its own set of braces</w:t>
+      </w:r>
+    </w:p>
+    <w:p>
+      <w:pPr>
+        <w:pStyle w:val="ListParagraph"/>
+        <w:numPr>
+          <w:ilvl w:val="0"/>
+          <w:numId w:val="49"/>
+        </w:numPr>
+      </w:pPr>
+      <w:r>
+        <w:t xml:space="preserve">Must be written exactly like this </w:t>
+      </w:r>
+      <w:r>
+        <w:rPr>
+          <w:noProof/>
+        </w:rPr>
+        <w:drawing>
+          <wp:inline distT="0" distB="0" distL="0" distR="0" wp14:anchorId="4266F937" wp14:editId="2AF354F9">
+            <wp:extent cx="4877223" cy="1486029"/>
+            <wp:effectExtent l="0" t="0" r="0" b="0"/>
+            <wp:docPr id="1111362611" name="Picture 2"/>
+            <wp:cNvGraphicFramePr>
+              <a:graphicFrameLocks xmlns:a="http://schemas.openxmlformats.org/drawingml/2006/main" noChangeAspect="1"/>
+            </wp:cNvGraphicFramePr>
+            <a:graphic xmlns:a="http://schemas.openxmlformats.org/drawingml/2006/main">
+              <a:graphicData uri="http://schemas.openxmlformats.org/drawingml/2006/picture">
+                <pic:pic xmlns:pic="http://schemas.openxmlformats.org/drawingml/2006/picture">
+                  <pic:nvPicPr>
+                    <pic:cNvPr id="1111362611" name="Picture 1111362611"/>
+                    <pic:cNvPicPr/>
+                  </pic:nvPicPr>
+                  <pic:blipFill>
+                    <a:blip r:embed="rId34" cstate="print">
+                      <a:extLst>
+                        <a:ext uri="{28A0092B-C50C-407E-A947-70E740481C1C}">
+                          <a14:useLocalDpi xmlns:a14="http://schemas.microsoft.com/office/drawing/2010/main" val="0"/>
+                        </a:ext>
+                      </a:extLst>
+                    </a:blip>
+                    <a:stretch>
+                      <a:fillRect/>
+                    </a:stretch>
+                  </pic:blipFill>
+                  <pic:spPr>
+                    <a:xfrm>
+                      <a:off x="0" y="0"/>
+                      <a:ext cx="4877223" cy="1486029"/>
+                    </a:xfrm>
+                    <a:prstGeom prst="rect">
+                      <a:avLst/>
+                    </a:prstGeom>
+                  </pic:spPr>
+                </pic:pic>
+              </a:graphicData>
+            </a:graphic>
+          </wp:inline>
+        </w:drawing>
+      </w:r>
+    </w:p>
+    <w:p>
+      <w:pPr>
+        <w:pStyle w:val="ListParagraph"/>
+        <w:numPr>
+          <w:ilvl w:val="0"/>
+          <w:numId w:val="49"/>
+        </w:numPr>
+      </w:pPr>
+      <w:r>
+        <w:t>Cannot mix different data types, you would have to create a separate array for a different data type</w:t>
+      </w:r>
+      <w:r>
+        <w:rPr>
+          <w:noProof/>
+        </w:rPr>
+        <w:drawing>
+          <wp:inline distT="0" distB="0" distL="0" distR="0" wp14:anchorId="74C01A11" wp14:editId="6AB132B6">
+            <wp:extent cx="3467400" cy="1657494"/>
+            <wp:effectExtent l="0" t="0" r="0" b="0"/>
+            <wp:docPr id="404467932" name="Picture 3"/>
+            <wp:cNvGraphicFramePr>
+              <a:graphicFrameLocks xmlns:a="http://schemas.openxmlformats.org/drawingml/2006/main" noChangeAspect="1"/>
+            </wp:cNvGraphicFramePr>
+            <a:graphic xmlns:a="http://schemas.openxmlformats.org/drawingml/2006/main">
+              <a:graphicData uri="http://schemas.openxmlformats.org/drawingml/2006/picture">
+                <pic:pic xmlns:pic="http://schemas.openxmlformats.org/drawingml/2006/picture">
+                  <pic:nvPicPr>
+                    <pic:cNvPr id="404467932" name="Picture 404467932"/>
+                    <pic:cNvPicPr/>
+                  </pic:nvPicPr>
+                  <pic:blipFill>
+                    <a:blip r:embed="rId35" cstate="print">
+                      <a:extLst>
+                        <a:ext uri="{28A0092B-C50C-407E-A947-70E740481C1C}">
+                          <a14:useLocalDpi xmlns:a14="http://schemas.microsoft.com/office/drawing/2010/main" val="0"/>
+                        </a:ext>
+                      </a:extLst>
+                    </a:blip>
+                    <a:stretch>
+                      <a:fillRect/>
+                    </a:stretch>
+                  </pic:blipFill>
+                  <pic:spPr>
+                    <a:xfrm>
+                      <a:off x="0" y="0"/>
+                      <a:ext cx="3467400" cy="1657494"/>
+                    </a:xfrm>
+                    <a:prstGeom prst="rect">
+                      <a:avLst/>
+                    </a:prstGeom>
+                  </pic:spPr>
+                </pic:pic>
+              </a:graphicData>
+            </a:graphic>
+          </wp:inline>
+        </w:drawing>
+      </w:r>
+    </w:p>
+    <w:p>
+      <w:pPr>
+        <w:pStyle w:val="ListParagraph"/>
+        <w:numPr>
+          <w:ilvl w:val="0"/>
+          <w:numId w:val="49"/>
+        </w:numPr>
+      </w:pPr>
+      <w:r>
+        <w:t>There is no difference between passing a single or 2D array as an argument to a method</w:t>
+      </w:r>
+    </w:p>
+    <w:p>
+      <w:pPr>
+        <w:pStyle w:val="ListParagraph"/>
+        <w:numPr>
+          <w:ilvl w:val="0"/>
+          <w:numId w:val="49"/>
+        </w:numPr>
+      </w:pPr>
+      <w:r>
+        <w:t>The method must accept a 2D array as a parameter</w:t>
+      </w:r>
+    </w:p>
+    <w:p>
+      <w:pPr>
+        <w:pStyle w:val="ListParagraph"/>
+        <w:numPr>
+          <w:ilvl w:val="0"/>
+          <w:numId w:val="49"/>
+        </w:numPr>
+      </w:pPr>
     </w:p>
     <w:p>
       <w:pPr>
         <w:pStyle w:val="ListParagraph"/>
         <w:ind w:left="1440"/>
       </w:pPr>
-      <w:r>
-        <w:t xml:space="preserve">Double[] [] scores = new double [3] [4]; </w:t>
-      </w:r>
-    </w:p>
-    <w:p>
-      <w:pPr>
-        <w:pStyle w:val="ListParagraph"/>
-        <w:numPr>
-          <w:ilvl w:val="0"/>
-          <w:numId w:val="47"/>
-        </w:numPr>
-      </w:pPr>
-      <w:r>
-        <w:t>“3” is the rows “4” is the columns</w:t>
-      </w:r>
-    </w:p>
-    <w:p>
-      <w:pPr>
-        <w:pStyle w:val="Heading5"/>
-      </w:pPr>
-      <w:r>
-        <w:t>Accessing Two-Dimensional Arrays Elements</w:t>
-      </w:r>
-    </w:p>
-    <w:p>
-      <w:pPr>
-        <w:pStyle w:val="ListParagraph"/>
-        <w:numPr>
-          <w:ilvl w:val="0"/>
-          <w:numId w:val="47"/>
-        </w:numPr>
-      </w:pPr>
-      <w:r>
-        <w:t>Must have two subscripts</w:t>
-      </w:r>
-    </w:p>
-    <w:p>
-      <w:pPr>
-        <w:pStyle w:val="ListParagraph"/>
-        <w:numPr>
-          <w:ilvl w:val="0"/>
-          <w:numId w:val="47"/>
-        </w:numPr>
-      </w:pPr>
-      <w:r>
-        <w:t>One for its row</w:t>
-      </w:r>
-    </w:p>
-    <w:p>
-      <w:pPr>
-        <w:pStyle w:val="ListParagraph"/>
-        <w:numPr>
-          <w:ilvl w:val="0"/>
-          <w:numId w:val="47"/>
-        </w:numPr>
-      </w:pPr>
-      <w:r>
-        <w:t>Other for its Column</w:t>
-      </w:r>
     </w:p>
     <w:p>
       <w:pPr>
         <w:ind w:left="1080"/>
       </w:pPr>
-      <w:r>
-        <w:lastRenderedPageBreak/>
-        <w:t>For (int row = 0; row &lt; 3; row++) {</w:t>
-      </w:r>
+    </w:p>
+    <w:p>
+      <w:pPr>
+        <w:pStyle w:val="ListParagraph"/>
+        <w:ind w:left="1440"/>
+      </w:pPr>
+    </w:p>
+    <w:p>
+      <w:pPr>
+        <w:pStyle w:val="ListParagraph"/>
+        <w:ind w:left="1440"/>
+      </w:pPr>
     </w:p>
     <w:p>
       <w:pPr>
@@ -6414,58 +6636,17 @@
     </w:p>
     <w:p>
       <w:pPr>
-        <w:ind w:left="1080"/>
-      </w:pPr>
-      <w:r>
-        <w:t>}</w:t>
-      </w:r>
-    </w:p>
-    <w:p>
-      <w:pPr>
-        <w:ind w:left="1080"/>
-      </w:pPr>
-      <w:r>
-        <w:t>For (int col = 0; col &lt; 4; col++) {</w:t>
-      </w:r>
-    </w:p>
-    <w:p>
-      <w:pPr>
-        <w:ind w:left="1080"/>
-      </w:pPr>
-    </w:p>
-    <w:p>
-      <w:pPr>
-        <w:ind w:left="1080"/>
-      </w:pPr>
-      <w:r>
-        <w:t>}</w:t>
-      </w:r>
-    </w:p>
-    <w:p>
-      <w:pPr>
-        <w:ind w:left="1080"/>
-      </w:pPr>
-    </w:p>
-    <w:p>
-      <w:pPr>
-        <w:ind w:left="1080"/>
-      </w:pPr>
-      <w:r>
-        <w:t>System.out.print(“Enter a score:”);</w:t>
-      </w:r>
-    </w:p>
-    <w:p>
-      <w:pPr>
-        <w:ind w:left="1080"/>
-      </w:pPr>
-      <w:r>
-        <w:t>scores [row] [col] = keyboard.nextDouble();</w:t>
-      </w:r>
-    </w:p>
-    <w:p/>
+        <w:ind w:left="0"/>
+      </w:pPr>
+    </w:p>
+    <w:p>
+      <w:pPr>
+        <w:ind w:left="0"/>
+      </w:pPr>
+    </w:p>
     <w:p/>
     <w:sectPr>
-      <w:footerReference w:type="default" r:id="rId33"/>
+      <w:footerReference w:type="default" r:id="rId36"/>
       <w:pgSz w:w="12240" w:h="15840"/>
       <w:pgMar w:top="720" w:right="1440" w:bottom="720" w:left="1440" w:header="720" w:footer="720" w:gutter="0"/>
       <w:pgNumType w:start="1"/>
@@ -6539,6 +6720,119 @@
 <file path=word/numbering.xml><?xml version="1.0" encoding="utf-8"?>
 <w:numbering xmlns:wpc="http://schemas.microsoft.com/office/word/2010/wordprocessingCanvas" xmlns:cx="http://schemas.microsoft.com/office/drawing/2014/chartex" xmlns:cx1="http://schemas.microsoft.com/office/drawing/2015/9/8/chartex" xmlns:cx2="http://schemas.microsoft.com/office/drawing/2015/10/21/chartex" xmlns:cx3="http://schemas.microsoft.com/office/drawing/2016/5/9/chartex" xmlns:cx4="http://schemas.microsoft.com/office/drawing/2016/5/10/chartex" xmlns:cx5="http://schemas.microsoft.com/office/drawing/2016/5/11/chartex" xmlns:cx6="http://schemas.microsoft.com/office/drawing/2016/5/12/chartex" xmlns:cx7="http://schemas.microsoft.com/office/drawing/2016/5/13/chartex" xmlns:cx8="http://schemas.microsoft.com/office/drawing/2016/5/14/chartex" xmlns:mc="http://schemas.openxmlformats.org/markup-compatibility/2006" xmlns:aink="http://schemas.microsoft.com/office/drawing/2016/ink" xmlns:am3d="http://schemas.microsoft.com/office/drawing/2017/model3d" xmlns:o="urn:schemas-microsoft-com:office:office" xmlns:oel="http://schemas.microsoft.com/office/2019/extlst" xmlns:r="http://schemas.openxmlformats.org/officeDocument/2006/relationships" xmlns:m="http://schemas.openxmlformats.org/officeDocument/2006/math" xmlns:v="urn:schemas-microsoft-com:vml" xmlns:wp14="http://schemas.microsoft.com/office/word/2010/wordprocessingDrawing" xmlns:wp="http://schemas.openxmlformats.org/drawingml/2006/wordprocessingDrawing" xmlns:w10="urn:schemas-microsoft-com:office:word" xmlns:w="http://schemas.openxmlformats.org/wordprocessingml/2006/main" xmlns:w14="http://schemas.microsoft.com/office/word/2010/wordml" xmlns:w15="http://schemas.microsoft.com/office/word/2012/wordml" xmlns:w16cex="http://schemas.microsoft.com/office/word/2018/wordml/cex" xmlns:w16cid="http://schemas.microsoft.com/office/word/2016/wordml/cid" xmlns:w16="http://schemas.microsoft.com/office/word/2018/wordml" xmlns:w16du="http://schemas.microsoft.com/office/word/2023/wordml/word16du" xmlns:w16sdtdh="http://schemas.microsoft.com/office/word/2020/wordml/sdtdatahash" xmlns:w16sdtfl="http://schemas.microsoft.com/office/word/2024/wordml/sdtformatlock" xmlns:w16se="http://schemas.microsoft.com/office/word/2015/wordml/symex" xmlns:wpg="http://schemas.microsoft.com/office/word/2010/wordprocessingGroup" xmlns:wpi="http://schemas.microsoft.com/office/word/2010/wordprocessingInk" xmlns:wne="http://schemas.microsoft.com/office/word/2006/wordml" xmlns:wps="http://schemas.microsoft.com/office/word/2010/wordprocessingShape" mc:Ignorable="w14 w15 w16se w16cid w16 w16cex w16sdtdh w16sdtfl w16du wp14">
   <w:abstractNum w:abstractNumId="0" w15:restartNumberingAfterBreak="0">
+    <w:nsid w:val="009159E6"/>
+    <w:multiLevelType w:val="hybridMultilevel"/>
+    <w:tmpl w:val="36C466BA"/>
+    <w:lvl w:ilvl="0" w:tplc="04090001">
+      <w:start w:val="1"/>
+      <w:numFmt w:val="bullet"/>
+      <w:lvlText w:val=""/>
+      <w:lvlJc w:val="left"/>
+      <w:pPr>
+        <w:ind w:left="720" w:hanging="360"/>
+      </w:pPr>
+      <w:rPr>
+        <w:rFonts w:ascii="Symbol" w:hAnsi="Symbol" w:hint="default"/>
+      </w:rPr>
+    </w:lvl>
+    <w:lvl w:ilvl="1" w:tplc="04090003" w:tentative="1">
+      <w:start w:val="1"/>
+      <w:numFmt w:val="bullet"/>
+      <w:lvlText w:val="o"/>
+      <w:lvlJc w:val="left"/>
+      <w:pPr>
+        <w:ind w:left="1440" w:hanging="360"/>
+      </w:pPr>
+      <w:rPr>
+        <w:rFonts w:ascii="Courier New" w:hAnsi="Courier New" w:cs="Courier New" w:hint="default"/>
+      </w:rPr>
+    </w:lvl>
+    <w:lvl w:ilvl="2" w:tplc="04090005" w:tentative="1">
+      <w:start w:val="1"/>
+      <w:numFmt w:val="bullet"/>
+      <w:lvlText w:val=""/>
+      <w:lvlJc w:val="left"/>
+      <w:pPr>
+        <w:ind w:left="2160" w:hanging="360"/>
+      </w:pPr>
+      <w:rPr>
+        <w:rFonts w:ascii="Wingdings" w:hAnsi="Wingdings" w:hint="default"/>
+      </w:rPr>
+    </w:lvl>
+    <w:lvl w:ilvl="3" w:tplc="04090001" w:tentative="1">
+      <w:start w:val="1"/>
+      <w:numFmt w:val="bullet"/>
+      <w:lvlText w:val=""/>
+      <w:lvlJc w:val="left"/>
+      <w:pPr>
+        <w:ind w:left="2880" w:hanging="360"/>
+      </w:pPr>
+      <w:rPr>
+        <w:rFonts w:ascii="Symbol" w:hAnsi="Symbol" w:hint="default"/>
+      </w:rPr>
+    </w:lvl>
+    <w:lvl w:ilvl="4" w:tplc="04090003" w:tentative="1">
+      <w:start w:val="1"/>
+      <w:numFmt w:val="bullet"/>
+      <w:lvlText w:val="o"/>
+      <w:lvlJc w:val="left"/>
+      <w:pPr>
+        <w:ind w:left="3600" w:hanging="360"/>
+      </w:pPr>
+      <w:rPr>
+        <w:rFonts w:ascii="Courier New" w:hAnsi="Courier New" w:cs="Courier New" w:hint="default"/>
+      </w:rPr>
+    </w:lvl>
+    <w:lvl w:ilvl="5" w:tplc="04090005" w:tentative="1">
+      <w:start w:val="1"/>
+      <w:numFmt w:val="bullet"/>
+      <w:lvlText w:val=""/>
+      <w:lvlJc w:val="left"/>
+      <w:pPr>
+        <w:ind w:left="4320" w:hanging="360"/>
+      </w:pPr>
+      <w:rPr>
+        <w:rFonts w:ascii="Wingdings" w:hAnsi="Wingdings" w:hint="default"/>
+      </w:rPr>
+    </w:lvl>
+    <w:lvl w:ilvl="6" w:tplc="04090001" w:tentative="1">
+      <w:start w:val="1"/>
+      <w:numFmt w:val="bullet"/>
+      <w:lvlText w:val=""/>
+      <w:lvlJc w:val="left"/>
+      <w:pPr>
+        <w:ind w:left="5040" w:hanging="360"/>
+      </w:pPr>
+      <w:rPr>
+        <w:rFonts w:ascii="Symbol" w:hAnsi="Symbol" w:hint="default"/>
+      </w:rPr>
+    </w:lvl>
+    <w:lvl w:ilvl="7" w:tplc="04090003" w:tentative="1">
+      <w:start w:val="1"/>
+      <w:numFmt w:val="bullet"/>
+      <w:lvlText w:val="o"/>
+      <w:lvlJc w:val="left"/>
+      <w:pPr>
+        <w:ind w:left="5760" w:hanging="360"/>
+      </w:pPr>
+      <w:rPr>
+        <w:rFonts w:ascii="Courier New" w:hAnsi="Courier New" w:cs="Courier New" w:hint="default"/>
+      </w:rPr>
+    </w:lvl>
+    <w:lvl w:ilvl="8" w:tplc="04090005" w:tentative="1">
+      <w:start w:val="1"/>
+      <w:numFmt w:val="bullet"/>
+      <w:lvlText w:val=""/>
+      <w:lvlJc w:val="left"/>
+      <w:pPr>
+        <w:ind w:left="6480" w:hanging="360"/>
+      </w:pPr>
+      <w:rPr>
+        <w:rFonts w:ascii="Wingdings" w:hAnsi="Wingdings" w:hint="default"/>
+      </w:rPr>
+    </w:lvl>
+  </w:abstractNum>
+  <w:abstractNum w:abstractNumId="1" w15:restartNumberingAfterBreak="0">
     <w:nsid w:val="00C10D8B"/>
     <w:multiLevelType w:val="hybridMultilevel"/>
     <w:tmpl w:val="8E889B3C"/>
@@ -6651,7 +6945,7 @@
       </w:rPr>
     </w:lvl>
   </w:abstractNum>
-  <w:abstractNum w:abstractNumId="1" w15:restartNumberingAfterBreak="0">
+  <w:abstractNum w:abstractNumId="2" w15:restartNumberingAfterBreak="0">
     <w:nsid w:val="042945C2"/>
     <w:multiLevelType w:val="hybridMultilevel"/>
     <w:tmpl w:val="BCC2EC1E"/>
@@ -6764,7 +7058,7 @@
       </w:rPr>
     </w:lvl>
   </w:abstractNum>
-  <w:abstractNum w:abstractNumId="2" w15:restartNumberingAfterBreak="0">
+  <w:abstractNum w:abstractNumId="3" w15:restartNumberingAfterBreak="0">
     <w:nsid w:val="062D2EE2"/>
     <w:multiLevelType w:val="hybridMultilevel"/>
     <w:tmpl w:val="FF16AAC6"/>
@@ -6877,7 +7171,7 @@
       </w:rPr>
     </w:lvl>
   </w:abstractNum>
-  <w:abstractNum w:abstractNumId="3" w15:restartNumberingAfterBreak="0">
+  <w:abstractNum w:abstractNumId="4" w15:restartNumberingAfterBreak="0">
     <w:nsid w:val="064522BD"/>
     <w:multiLevelType w:val="multilevel"/>
     <w:tmpl w:val="A7AAA1CA"/>
@@ -6990,7 +7284,7 @@
       </w:rPr>
     </w:lvl>
   </w:abstractNum>
-  <w:abstractNum w:abstractNumId="4" w15:restartNumberingAfterBreak="0">
+  <w:abstractNum w:abstractNumId="5" w15:restartNumberingAfterBreak="0">
     <w:nsid w:val="0E13177F"/>
     <w:multiLevelType w:val="multilevel"/>
     <w:tmpl w:val="40C88F3A"/>
@@ -7103,7 +7397,7 @@
       </w:rPr>
     </w:lvl>
   </w:abstractNum>
-  <w:abstractNum w:abstractNumId="5" w15:restartNumberingAfterBreak="0">
+  <w:abstractNum w:abstractNumId="6" w15:restartNumberingAfterBreak="0">
     <w:nsid w:val="10652FAB"/>
     <w:multiLevelType w:val="hybridMultilevel"/>
     <w:tmpl w:val="D0447756"/>
@@ -7216,7 +7510,7 @@
       </w:rPr>
     </w:lvl>
   </w:abstractNum>
-  <w:abstractNum w:abstractNumId="6" w15:restartNumberingAfterBreak="0">
+  <w:abstractNum w:abstractNumId="7" w15:restartNumberingAfterBreak="0">
     <w:nsid w:val="10AB1D25"/>
     <w:multiLevelType w:val="hybridMultilevel"/>
     <w:tmpl w:val="2F7E6DC2"/>
@@ -7329,7 +7623,7 @@
       </w:rPr>
     </w:lvl>
   </w:abstractNum>
-  <w:abstractNum w:abstractNumId="7" w15:restartNumberingAfterBreak="0">
+  <w:abstractNum w:abstractNumId="8" w15:restartNumberingAfterBreak="0">
     <w:nsid w:val="14B93411"/>
     <w:multiLevelType w:val="hybridMultilevel"/>
     <w:tmpl w:val="68CAAC3C"/>
@@ -7442,7 +7736,7 @@
       </w:rPr>
     </w:lvl>
   </w:abstractNum>
-  <w:abstractNum w:abstractNumId="8" w15:restartNumberingAfterBreak="0">
+  <w:abstractNum w:abstractNumId="9" w15:restartNumberingAfterBreak="0">
     <w:nsid w:val="1EFF54A6"/>
     <w:multiLevelType w:val="hybridMultilevel"/>
     <w:tmpl w:val="6616F09A"/>
@@ -7555,7 +7849,7 @@
       </w:rPr>
     </w:lvl>
   </w:abstractNum>
-  <w:abstractNum w:abstractNumId="9" w15:restartNumberingAfterBreak="0">
+  <w:abstractNum w:abstractNumId="10" w15:restartNumberingAfterBreak="0">
     <w:nsid w:val="2168485B"/>
     <w:multiLevelType w:val="multilevel"/>
     <w:tmpl w:val="43BCFFAA"/>
@@ -7668,7 +7962,7 @@
       </w:rPr>
     </w:lvl>
   </w:abstractNum>
-  <w:abstractNum w:abstractNumId="10" w15:restartNumberingAfterBreak="0">
+  <w:abstractNum w:abstractNumId="11" w15:restartNumberingAfterBreak="0">
     <w:nsid w:val="2514397C"/>
     <w:multiLevelType w:val="multilevel"/>
     <w:tmpl w:val="31DA0404"/>
@@ -7781,7 +8075,7 @@
       </w:rPr>
     </w:lvl>
   </w:abstractNum>
-  <w:abstractNum w:abstractNumId="11" w15:restartNumberingAfterBreak="0">
+  <w:abstractNum w:abstractNumId="12" w15:restartNumberingAfterBreak="0">
     <w:nsid w:val="252360C7"/>
     <w:multiLevelType w:val="hybridMultilevel"/>
     <w:tmpl w:val="130865F6"/>
@@ -7894,7 +8188,7 @@
       </w:rPr>
     </w:lvl>
   </w:abstractNum>
-  <w:abstractNum w:abstractNumId="12" w15:restartNumberingAfterBreak="0">
+  <w:abstractNum w:abstractNumId="13" w15:restartNumberingAfterBreak="0">
     <w:nsid w:val="274A6D7A"/>
     <w:multiLevelType w:val="hybridMultilevel"/>
     <w:tmpl w:val="B986C3F2"/>
@@ -8007,7 +8301,7 @@
       </w:rPr>
     </w:lvl>
   </w:abstractNum>
-  <w:abstractNum w:abstractNumId="13" w15:restartNumberingAfterBreak="0">
+  <w:abstractNum w:abstractNumId="14" w15:restartNumberingAfterBreak="0">
     <w:nsid w:val="2F714B40"/>
     <w:multiLevelType w:val="multilevel"/>
     <w:tmpl w:val="3E5CB69E"/>
@@ -8120,7 +8414,7 @@
       </w:rPr>
     </w:lvl>
   </w:abstractNum>
-  <w:abstractNum w:abstractNumId="14" w15:restartNumberingAfterBreak="0">
+  <w:abstractNum w:abstractNumId="15" w15:restartNumberingAfterBreak="0">
     <w:nsid w:val="3A231EFC"/>
     <w:multiLevelType w:val="hybridMultilevel"/>
     <w:tmpl w:val="E7FAE31A"/>
@@ -8233,7 +8527,7 @@
       </w:rPr>
     </w:lvl>
   </w:abstractNum>
-  <w:abstractNum w:abstractNumId="15" w15:restartNumberingAfterBreak="0">
+  <w:abstractNum w:abstractNumId="16" w15:restartNumberingAfterBreak="0">
     <w:nsid w:val="3C460DB5"/>
     <w:multiLevelType w:val="hybridMultilevel"/>
     <w:tmpl w:val="17C42040"/>
@@ -8346,7 +8640,7 @@
       </w:rPr>
     </w:lvl>
   </w:abstractNum>
-  <w:abstractNum w:abstractNumId="16" w15:restartNumberingAfterBreak="0">
+  <w:abstractNum w:abstractNumId="17" w15:restartNumberingAfterBreak="0">
     <w:nsid w:val="3D7E5214"/>
     <w:multiLevelType w:val="hybridMultilevel"/>
     <w:tmpl w:val="7698456E"/>
@@ -8459,7 +8753,7 @@
       </w:rPr>
     </w:lvl>
   </w:abstractNum>
-  <w:abstractNum w:abstractNumId="17" w15:restartNumberingAfterBreak="0">
+  <w:abstractNum w:abstractNumId="18" w15:restartNumberingAfterBreak="0">
     <w:nsid w:val="41372BC9"/>
     <w:multiLevelType w:val="hybridMultilevel"/>
     <w:tmpl w:val="F19451DA"/>
@@ -8572,7 +8866,7 @@
       </w:rPr>
     </w:lvl>
   </w:abstractNum>
-  <w:abstractNum w:abstractNumId="18" w15:restartNumberingAfterBreak="0">
+  <w:abstractNum w:abstractNumId="19" w15:restartNumberingAfterBreak="0">
     <w:nsid w:val="41510329"/>
     <w:multiLevelType w:val="hybridMultilevel"/>
     <w:tmpl w:val="CCA4483A"/>
@@ -8685,7 +8979,120 @@
       </w:rPr>
     </w:lvl>
   </w:abstractNum>
-  <w:abstractNum w:abstractNumId="19" w15:restartNumberingAfterBreak="0">
+  <w:abstractNum w:abstractNumId="20" w15:restartNumberingAfterBreak="0">
+    <w:nsid w:val="416C1015"/>
+    <w:multiLevelType w:val="hybridMultilevel"/>
+    <w:tmpl w:val="4A7860DE"/>
+    <w:lvl w:ilvl="0" w:tplc="04090001">
+      <w:start w:val="1"/>
+      <w:numFmt w:val="bullet"/>
+      <w:lvlText w:val=""/>
+      <w:lvlJc w:val="left"/>
+      <w:pPr>
+        <w:ind w:left="1440" w:hanging="360"/>
+      </w:pPr>
+      <w:rPr>
+        <w:rFonts w:ascii="Symbol" w:hAnsi="Symbol" w:hint="default"/>
+      </w:rPr>
+    </w:lvl>
+    <w:lvl w:ilvl="1" w:tplc="04090003" w:tentative="1">
+      <w:start w:val="1"/>
+      <w:numFmt w:val="bullet"/>
+      <w:lvlText w:val="o"/>
+      <w:lvlJc w:val="left"/>
+      <w:pPr>
+        <w:ind w:left="2160" w:hanging="360"/>
+      </w:pPr>
+      <w:rPr>
+        <w:rFonts w:ascii="Courier New" w:hAnsi="Courier New" w:cs="Courier New" w:hint="default"/>
+      </w:rPr>
+    </w:lvl>
+    <w:lvl w:ilvl="2" w:tplc="04090005" w:tentative="1">
+      <w:start w:val="1"/>
+      <w:numFmt w:val="bullet"/>
+      <w:lvlText w:val=""/>
+      <w:lvlJc w:val="left"/>
+      <w:pPr>
+        <w:ind w:left="2880" w:hanging="360"/>
+      </w:pPr>
+      <w:rPr>
+        <w:rFonts w:ascii="Wingdings" w:hAnsi="Wingdings" w:hint="default"/>
+      </w:rPr>
+    </w:lvl>
+    <w:lvl w:ilvl="3" w:tplc="04090001" w:tentative="1">
+      <w:start w:val="1"/>
+      <w:numFmt w:val="bullet"/>
+      <w:lvlText w:val=""/>
+      <w:lvlJc w:val="left"/>
+      <w:pPr>
+        <w:ind w:left="3600" w:hanging="360"/>
+      </w:pPr>
+      <w:rPr>
+        <w:rFonts w:ascii="Symbol" w:hAnsi="Symbol" w:hint="default"/>
+      </w:rPr>
+    </w:lvl>
+    <w:lvl w:ilvl="4" w:tplc="04090003" w:tentative="1">
+      <w:start w:val="1"/>
+      <w:numFmt w:val="bullet"/>
+      <w:lvlText w:val="o"/>
+      <w:lvlJc w:val="left"/>
+      <w:pPr>
+        <w:ind w:left="4320" w:hanging="360"/>
+      </w:pPr>
+      <w:rPr>
+        <w:rFonts w:ascii="Courier New" w:hAnsi="Courier New" w:cs="Courier New" w:hint="default"/>
+      </w:rPr>
+    </w:lvl>
+    <w:lvl w:ilvl="5" w:tplc="04090005" w:tentative="1">
+      <w:start w:val="1"/>
+      <w:numFmt w:val="bullet"/>
+      <w:lvlText w:val=""/>
+      <w:lvlJc w:val="left"/>
+      <w:pPr>
+        <w:ind w:left="5040" w:hanging="360"/>
+      </w:pPr>
+      <w:rPr>
+        <w:rFonts w:ascii="Wingdings" w:hAnsi="Wingdings" w:hint="default"/>
+      </w:rPr>
+    </w:lvl>
+    <w:lvl w:ilvl="6" w:tplc="04090001" w:tentative="1">
+      <w:start w:val="1"/>
+      <w:numFmt w:val="bullet"/>
+      <w:lvlText w:val=""/>
+      <w:lvlJc w:val="left"/>
+      <w:pPr>
+        <w:ind w:left="5760" w:hanging="360"/>
+      </w:pPr>
+      <w:rPr>
+        <w:rFonts w:ascii="Symbol" w:hAnsi="Symbol" w:hint="default"/>
+      </w:rPr>
+    </w:lvl>
+    <w:lvl w:ilvl="7" w:tplc="04090003" w:tentative="1">
+      <w:start w:val="1"/>
+      <w:numFmt w:val="bullet"/>
+      <w:lvlText w:val="o"/>
+      <w:lvlJc w:val="left"/>
+      <w:pPr>
+        <w:ind w:left="6480" w:hanging="360"/>
+      </w:pPr>
+      <w:rPr>
+        <w:rFonts w:ascii="Courier New" w:hAnsi="Courier New" w:cs="Courier New" w:hint="default"/>
+      </w:rPr>
+    </w:lvl>
+    <w:lvl w:ilvl="8" w:tplc="04090005" w:tentative="1">
+      <w:start w:val="1"/>
+      <w:numFmt w:val="bullet"/>
+      <w:lvlText w:val=""/>
+      <w:lvlJc w:val="left"/>
+      <w:pPr>
+        <w:ind w:left="7200" w:hanging="360"/>
+      </w:pPr>
+      <w:rPr>
+        <w:rFonts w:ascii="Wingdings" w:hAnsi="Wingdings" w:hint="default"/>
+      </w:rPr>
+    </w:lvl>
+  </w:abstractNum>
+  <w:abstractNum w:abstractNumId="21" w15:restartNumberingAfterBreak="0">
     <w:nsid w:val="472C3518"/>
     <w:multiLevelType w:val="multilevel"/>
     <w:tmpl w:val="408CBDCA"/>
@@ -8798,7 +9205,7 @@
       </w:rPr>
     </w:lvl>
   </w:abstractNum>
-  <w:abstractNum w:abstractNumId="20" w15:restartNumberingAfterBreak="0">
+  <w:abstractNum w:abstractNumId="22" w15:restartNumberingAfterBreak="0">
     <w:nsid w:val="48024179"/>
     <w:multiLevelType w:val="multilevel"/>
     <w:tmpl w:val="15E2C28A"/>
@@ -8911,7 +9318,7 @@
       </w:rPr>
     </w:lvl>
   </w:abstractNum>
-  <w:abstractNum w:abstractNumId="21" w15:restartNumberingAfterBreak="0">
+  <w:abstractNum w:abstractNumId="23" w15:restartNumberingAfterBreak="0">
     <w:nsid w:val="4B7E53D7"/>
     <w:multiLevelType w:val="hybridMultilevel"/>
     <w:tmpl w:val="7026E722"/>
@@ -9024,7 +9431,7 @@
       </w:rPr>
     </w:lvl>
   </w:abstractNum>
-  <w:abstractNum w:abstractNumId="22" w15:restartNumberingAfterBreak="0">
+  <w:abstractNum w:abstractNumId="24" w15:restartNumberingAfterBreak="0">
     <w:nsid w:val="4E59729F"/>
     <w:multiLevelType w:val="hybridMultilevel"/>
     <w:tmpl w:val="421EEB3A"/>
@@ -9137,7 +9544,7 @@
       </w:rPr>
     </w:lvl>
   </w:abstractNum>
-  <w:abstractNum w:abstractNumId="23" w15:restartNumberingAfterBreak="0">
+  <w:abstractNum w:abstractNumId="25" w15:restartNumberingAfterBreak="0">
     <w:nsid w:val="507B39D0"/>
     <w:multiLevelType w:val="hybridMultilevel"/>
     <w:tmpl w:val="312029C6"/>
@@ -9250,7 +9657,7 @@
       </w:rPr>
     </w:lvl>
   </w:abstractNum>
-  <w:abstractNum w:abstractNumId="24" w15:restartNumberingAfterBreak="0">
+  <w:abstractNum w:abstractNumId="26" w15:restartNumberingAfterBreak="0">
     <w:nsid w:val="51957ADE"/>
     <w:multiLevelType w:val="multilevel"/>
     <w:tmpl w:val="F13C2104"/>
@@ -9363,7 +9770,7 @@
       </w:rPr>
     </w:lvl>
   </w:abstractNum>
-  <w:abstractNum w:abstractNumId="25" w15:restartNumberingAfterBreak="0">
+  <w:abstractNum w:abstractNumId="27" w15:restartNumberingAfterBreak="0">
     <w:nsid w:val="51F32E1B"/>
     <w:multiLevelType w:val="multilevel"/>
     <w:tmpl w:val="E5F0CE6C"/>
@@ -9476,7 +9883,7 @@
       </w:rPr>
     </w:lvl>
   </w:abstractNum>
-  <w:abstractNum w:abstractNumId="26" w15:restartNumberingAfterBreak="0">
+  <w:abstractNum w:abstractNumId="28" w15:restartNumberingAfterBreak="0">
     <w:nsid w:val="54CE2AB7"/>
     <w:multiLevelType w:val="hybridMultilevel"/>
     <w:tmpl w:val="F08A998A"/>
@@ -9589,7 +9996,7 @@
       </w:rPr>
     </w:lvl>
   </w:abstractNum>
-  <w:abstractNum w:abstractNumId="27" w15:restartNumberingAfterBreak="0">
+  <w:abstractNum w:abstractNumId="29" w15:restartNumberingAfterBreak="0">
     <w:nsid w:val="57C13E92"/>
     <w:multiLevelType w:val="multilevel"/>
     <w:tmpl w:val="4F6C76DE"/>
@@ -9702,7 +10109,7 @@
       </w:rPr>
     </w:lvl>
   </w:abstractNum>
-  <w:abstractNum w:abstractNumId="28" w15:restartNumberingAfterBreak="0">
+  <w:abstractNum w:abstractNumId="30" w15:restartNumberingAfterBreak="0">
     <w:nsid w:val="5A1A531E"/>
     <w:multiLevelType w:val="hybridMultilevel"/>
     <w:tmpl w:val="00725D1A"/>
@@ -9815,7 +10222,7 @@
       </w:rPr>
     </w:lvl>
   </w:abstractNum>
-  <w:abstractNum w:abstractNumId="29" w15:restartNumberingAfterBreak="0">
+  <w:abstractNum w:abstractNumId="31" w15:restartNumberingAfterBreak="0">
     <w:nsid w:val="5ABC1A2D"/>
     <w:multiLevelType w:val="hybridMultilevel"/>
     <w:tmpl w:val="B0FA1A4A"/>
@@ -9928,7 +10335,7 @@
       </w:rPr>
     </w:lvl>
   </w:abstractNum>
-  <w:abstractNum w:abstractNumId="30" w15:restartNumberingAfterBreak="0">
+  <w:abstractNum w:abstractNumId="32" w15:restartNumberingAfterBreak="0">
     <w:nsid w:val="5C1A0CA9"/>
     <w:multiLevelType w:val="hybridMultilevel"/>
     <w:tmpl w:val="BCF466D4"/>
@@ -10041,7 +10448,7 @@
       </w:rPr>
     </w:lvl>
   </w:abstractNum>
-  <w:abstractNum w:abstractNumId="31" w15:restartNumberingAfterBreak="0">
+  <w:abstractNum w:abstractNumId="33" w15:restartNumberingAfterBreak="0">
     <w:nsid w:val="5DD5757A"/>
     <w:multiLevelType w:val="multilevel"/>
     <w:tmpl w:val="52BEA464"/>
@@ -10154,7 +10561,7 @@
       </w:rPr>
     </w:lvl>
   </w:abstractNum>
-  <w:abstractNum w:abstractNumId="32" w15:restartNumberingAfterBreak="0">
+  <w:abstractNum w:abstractNumId="34" w15:restartNumberingAfterBreak="0">
     <w:nsid w:val="63EB74A3"/>
     <w:multiLevelType w:val="hybridMultilevel"/>
     <w:tmpl w:val="D5280890"/>
@@ -10267,7 +10674,7 @@
       </w:rPr>
     </w:lvl>
   </w:abstractNum>
-  <w:abstractNum w:abstractNumId="33" w15:restartNumberingAfterBreak="0">
+  <w:abstractNum w:abstractNumId="35" w15:restartNumberingAfterBreak="0">
     <w:nsid w:val="64D343AA"/>
     <w:multiLevelType w:val="multilevel"/>
     <w:tmpl w:val="2FE60BA8"/>
@@ -10380,7 +10787,7 @@
       </w:rPr>
     </w:lvl>
   </w:abstractNum>
-  <w:abstractNum w:abstractNumId="34" w15:restartNumberingAfterBreak="0">
+  <w:abstractNum w:abstractNumId="36" w15:restartNumberingAfterBreak="0">
     <w:nsid w:val="66657F63"/>
     <w:multiLevelType w:val="multilevel"/>
     <w:tmpl w:val="8AAA28EE"/>
@@ -10493,7 +10900,7 @@
       </w:rPr>
     </w:lvl>
   </w:abstractNum>
-  <w:abstractNum w:abstractNumId="35" w15:restartNumberingAfterBreak="0">
+  <w:abstractNum w:abstractNumId="37" w15:restartNumberingAfterBreak="0">
     <w:nsid w:val="66E36FC2"/>
     <w:multiLevelType w:val="hybridMultilevel"/>
     <w:tmpl w:val="94923190"/>
@@ -10605,7 +11012,7 @@
       </w:rPr>
     </w:lvl>
   </w:abstractNum>
-  <w:abstractNum w:abstractNumId="36" w15:restartNumberingAfterBreak="0">
+  <w:abstractNum w:abstractNumId="38" w15:restartNumberingAfterBreak="0">
     <w:nsid w:val="678B1D90"/>
     <w:multiLevelType w:val="hybridMultilevel"/>
     <w:tmpl w:val="91A4DC12"/>
@@ -10718,7 +11125,7 @@
       </w:rPr>
     </w:lvl>
   </w:abstractNum>
-  <w:abstractNum w:abstractNumId="37" w15:restartNumberingAfterBreak="0">
+  <w:abstractNum w:abstractNumId="39" w15:restartNumberingAfterBreak="0">
     <w:nsid w:val="67E463D4"/>
     <w:multiLevelType w:val="hybridMultilevel"/>
     <w:tmpl w:val="0F20B9B0"/>
@@ -10831,7 +11238,7 @@
       </w:rPr>
     </w:lvl>
   </w:abstractNum>
-  <w:abstractNum w:abstractNumId="38" w15:restartNumberingAfterBreak="0">
+  <w:abstractNum w:abstractNumId="40" w15:restartNumberingAfterBreak="0">
     <w:nsid w:val="6976247D"/>
     <w:multiLevelType w:val="hybridMultilevel"/>
     <w:tmpl w:val="3376B4F4"/>
@@ -10944,7 +11351,7 @@
       </w:rPr>
     </w:lvl>
   </w:abstractNum>
-  <w:abstractNum w:abstractNumId="39" w15:restartNumberingAfterBreak="0">
+  <w:abstractNum w:abstractNumId="41" w15:restartNumberingAfterBreak="0">
     <w:nsid w:val="6C4443F4"/>
     <w:multiLevelType w:val="hybridMultilevel"/>
     <w:tmpl w:val="4BCE7824"/>
@@ -11056,7 +11463,7 @@
       </w:rPr>
     </w:lvl>
   </w:abstractNum>
-  <w:abstractNum w:abstractNumId="40" w15:restartNumberingAfterBreak="0">
+  <w:abstractNum w:abstractNumId="42" w15:restartNumberingAfterBreak="0">
     <w:nsid w:val="6F073E1E"/>
     <w:multiLevelType w:val="multilevel"/>
     <w:tmpl w:val="7D28DB68"/>
@@ -11169,7 +11576,7 @@
       </w:rPr>
     </w:lvl>
   </w:abstractNum>
-  <w:abstractNum w:abstractNumId="41" w15:restartNumberingAfterBreak="0">
+  <w:abstractNum w:abstractNumId="43" w15:restartNumberingAfterBreak="0">
     <w:nsid w:val="722D6AF8"/>
     <w:multiLevelType w:val="hybridMultilevel"/>
     <w:tmpl w:val="105617C4"/>
@@ -11282,7 +11689,7 @@
       </w:rPr>
     </w:lvl>
   </w:abstractNum>
-  <w:abstractNum w:abstractNumId="42" w15:restartNumberingAfterBreak="0">
+  <w:abstractNum w:abstractNumId="44" w15:restartNumberingAfterBreak="0">
     <w:nsid w:val="74506659"/>
     <w:multiLevelType w:val="hybridMultilevel"/>
     <w:tmpl w:val="7BE0A410"/>
@@ -11395,7 +11802,7 @@
       </w:rPr>
     </w:lvl>
   </w:abstractNum>
-  <w:abstractNum w:abstractNumId="43" w15:restartNumberingAfterBreak="0">
+  <w:abstractNum w:abstractNumId="45" w15:restartNumberingAfterBreak="0">
     <w:nsid w:val="74B74F26"/>
     <w:multiLevelType w:val="hybridMultilevel"/>
     <w:tmpl w:val="47B8C6CE"/>
@@ -11508,7 +11915,7 @@
       </w:rPr>
     </w:lvl>
   </w:abstractNum>
-  <w:abstractNum w:abstractNumId="44" w15:restartNumberingAfterBreak="0">
+  <w:abstractNum w:abstractNumId="46" w15:restartNumberingAfterBreak="0">
     <w:nsid w:val="78581CAA"/>
     <w:multiLevelType w:val="hybridMultilevel"/>
     <w:tmpl w:val="ACF0EC76"/>
@@ -11621,7 +12028,7 @@
       </w:rPr>
     </w:lvl>
   </w:abstractNum>
-  <w:abstractNum w:abstractNumId="45" w15:restartNumberingAfterBreak="0">
+  <w:abstractNum w:abstractNumId="47" w15:restartNumberingAfterBreak="0">
     <w:nsid w:val="79CE2843"/>
     <w:multiLevelType w:val="hybridMultilevel"/>
     <w:tmpl w:val="93DAAADA"/>
@@ -11734,7 +12141,7 @@
       </w:rPr>
     </w:lvl>
   </w:abstractNum>
-  <w:abstractNum w:abstractNumId="46" w15:restartNumberingAfterBreak="0">
+  <w:abstractNum w:abstractNumId="48" w15:restartNumberingAfterBreak="0">
     <w:nsid w:val="7B7170A5"/>
     <w:multiLevelType w:val="multilevel"/>
     <w:tmpl w:val="70B4229E"/>
@@ -11848,145 +12255,151 @@
     </w:lvl>
   </w:abstractNum>
   <w:num w:numId="1" w16cid:durableId="1200237473">
+    <w:abstractNumId w:val="27"/>
+  </w:num>
+  <w:num w:numId="2" w16cid:durableId="163520121">
+    <w:abstractNumId w:val="5"/>
+  </w:num>
+  <w:num w:numId="3" w16cid:durableId="476143897">
+    <w:abstractNumId w:val="26"/>
+  </w:num>
+  <w:num w:numId="4" w16cid:durableId="1304040104">
+    <w:abstractNumId w:val="22"/>
+  </w:num>
+  <w:num w:numId="5" w16cid:durableId="2071031478">
+    <w:abstractNumId w:val="42"/>
+  </w:num>
+  <w:num w:numId="6" w16cid:durableId="1959599613">
+    <w:abstractNumId w:val="11"/>
+  </w:num>
+  <w:num w:numId="7" w16cid:durableId="1769816294">
+    <w:abstractNumId w:val="29"/>
+  </w:num>
+  <w:num w:numId="8" w16cid:durableId="70274652">
+    <w:abstractNumId w:val="4"/>
+  </w:num>
+  <w:num w:numId="9" w16cid:durableId="311763110">
+    <w:abstractNumId w:val="35"/>
+  </w:num>
+  <w:num w:numId="10" w16cid:durableId="403189974">
+    <w:abstractNumId w:val="48"/>
+  </w:num>
+  <w:num w:numId="11" w16cid:durableId="354692849">
+    <w:abstractNumId w:val="14"/>
+  </w:num>
+  <w:num w:numId="12" w16cid:durableId="215510913">
+    <w:abstractNumId w:val="21"/>
+  </w:num>
+  <w:num w:numId="13" w16cid:durableId="2080982498">
+    <w:abstractNumId w:val="10"/>
+  </w:num>
+  <w:num w:numId="14" w16cid:durableId="1467354242">
+    <w:abstractNumId w:val="36"/>
+  </w:num>
+  <w:num w:numId="15" w16cid:durableId="1116489195">
+    <w:abstractNumId w:val="33"/>
+  </w:num>
+  <w:num w:numId="16" w16cid:durableId="1299534960">
+    <w:abstractNumId w:val="3"/>
+  </w:num>
+  <w:num w:numId="17" w16cid:durableId="1555700082">
+    <w:abstractNumId w:val="31"/>
+  </w:num>
+  <w:num w:numId="18" w16cid:durableId="1861815886">
+    <w:abstractNumId w:val="38"/>
+  </w:num>
+  <w:num w:numId="19" w16cid:durableId="216161834">
+    <w:abstractNumId w:val="17"/>
+  </w:num>
+  <w:num w:numId="20" w16cid:durableId="861481844">
+    <w:abstractNumId w:val="37"/>
+  </w:num>
+  <w:num w:numId="21" w16cid:durableId="857694941">
+    <w:abstractNumId w:val="46"/>
+  </w:num>
+  <w:num w:numId="22" w16cid:durableId="1174607192">
+    <w:abstractNumId w:val="47"/>
+  </w:num>
+  <w:num w:numId="23" w16cid:durableId="208344460">
+    <w:abstractNumId w:val="19"/>
+  </w:num>
+  <w:num w:numId="24" w16cid:durableId="1222473673">
+    <w:abstractNumId w:val="15"/>
+  </w:num>
+  <w:num w:numId="25" w16cid:durableId="1099563217">
+    <w:abstractNumId w:val="45"/>
+  </w:num>
+  <w:num w:numId="26" w16cid:durableId="1768960369">
+    <w:abstractNumId w:val="2"/>
+  </w:num>
+  <w:num w:numId="27" w16cid:durableId="1932422328">
+    <w:abstractNumId w:val="6"/>
+  </w:num>
+  <w:num w:numId="28" w16cid:durableId="1604920173">
+    <w:abstractNumId w:val="16"/>
+  </w:num>
+  <w:num w:numId="29" w16cid:durableId="619920887">
+    <w:abstractNumId w:val="32"/>
+  </w:num>
+  <w:num w:numId="30" w16cid:durableId="119425018">
+    <w:abstractNumId w:val="8"/>
+  </w:num>
+  <w:num w:numId="31" w16cid:durableId="299111298">
+    <w:abstractNumId w:val="13"/>
+  </w:num>
+  <w:num w:numId="32" w16cid:durableId="729304657">
+    <w:abstractNumId w:val="23"/>
+  </w:num>
+  <w:num w:numId="33" w16cid:durableId="1228344458">
+    <w:abstractNumId w:val="18"/>
+  </w:num>
+  <w:num w:numId="34" w16cid:durableId="865141234">
+    <w:abstractNumId w:val="24"/>
+  </w:num>
+  <w:num w:numId="35" w16cid:durableId="1229415346">
+    <w:abstractNumId w:val="43"/>
+  </w:num>
+  <w:num w:numId="36" w16cid:durableId="1349411462">
+    <w:abstractNumId w:val="40"/>
+  </w:num>
+  <w:num w:numId="37" w16cid:durableId="263542271">
+    <w:abstractNumId w:val="39"/>
+  </w:num>
+  <w:num w:numId="38" w16cid:durableId="40910330">
+    <w:abstractNumId w:val="34"/>
+  </w:num>
+  <w:num w:numId="39" w16cid:durableId="895434307">
+    <w:abstractNumId w:val="28"/>
+  </w:num>
+  <w:num w:numId="40" w16cid:durableId="221646769">
+    <w:abstractNumId w:val="9"/>
+  </w:num>
+  <w:num w:numId="41" w16cid:durableId="1520965251">
     <w:abstractNumId w:val="25"/>
   </w:num>
-  <w:num w:numId="2" w16cid:durableId="163520121">
-    <w:abstractNumId w:val="4"/>
+  <w:num w:numId="42" w16cid:durableId="1363944452">
+    <w:abstractNumId w:val="41"/>
   </w:num>
-  <w:num w:numId="3" w16cid:durableId="476143897">
-    <w:abstractNumId w:val="24"/>
+  <w:num w:numId="43" w16cid:durableId="815757290">
+    <w:abstractNumId w:val="12"/>
   </w:num>
-  <w:num w:numId="4" w16cid:durableId="1304040104">
-    <w:abstractNumId w:val="20"/>
+  <w:num w:numId="44" w16cid:durableId="60252400">
+    <w:abstractNumId w:val="7"/>
   </w:num>
-  <w:num w:numId="5" w16cid:durableId="2071031478">
-    <w:abstractNumId w:val="40"/>
+  <w:num w:numId="45" w16cid:durableId="1821995417">
+    <w:abstractNumId w:val="30"/>
   </w:num>
-  <w:num w:numId="6" w16cid:durableId="1959599613">
-    <w:abstractNumId w:val="10"/>
+  <w:num w:numId="46" w16cid:durableId="2119139182">
+    <w:abstractNumId w:val="1"/>
   </w:num>
-  <w:num w:numId="7" w16cid:durableId="1769816294">
-    <w:abstractNumId w:val="27"/>
-  </w:num>
-  <w:num w:numId="8" w16cid:durableId="70274652">
-    <w:abstractNumId w:val="3"/>
-  </w:num>
-  <w:num w:numId="9" w16cid:durableId="311763110">
-    <w:abstractNumId w:val="33"/>
-  </w:num>
-  <w:num w:numId="10" w16cid:durableId="403189974">
-    <w:abstractNumId w:val="46"/>
-  </w:num>
-  <w:num w:numId="11" w16cid:durableId="354692849">
-    <w:abstractNumId w:val="13"/>
-  </w:num>
-  <w:num w:numId="12" w16cid:durableId="215510913">
-    <w:abstractNumId w:val="19"/>
-  </w:num>
-  <w:num w:numId="13" w16cid:durableId="2080982498">
-    <w:abstractNumId w:val="9"/>
-  </w:num>
-  <w:num w:numId="14" w16cid:durableId="1467354242">
-    <w:abstractNumId w:val="34"/>
-  </w:num>
-  <w:num w:numId="15" w16cid:durableId="1116489195">
-    <w:abstractNumId w:val="31"/>
-  </w:num>
-  <w:num w:numId="16" w16cid:durableId="1299534960">
-    <w:abstractNumId w:val="2"/>
-  </w:num>
-  <w:num w:numId="17" w16cid:durableId="1555700082">
-    <w:abstractNumId w:val="29"/>
-  </w:num>
-  <w:num w:numId="18" w16cid:durableId="1861815886">
-    <w:abstractNumId w:val="36"/>
-  </w:num>
-  <w:num w:numId="19" w16cid:durableId="216161834">
-    <w:abstractNumId w:val="16"/>
-  </w:num>
-  <w:num w:numId="20" w16cid:durableId="861481844">
-    <w:abstractNumId w:val="35"/>
-  </w:num>
-  <w:num w:numId="21" w16cid:durableId="857694941">
+  <w:num w:numId="47" w16cid:durableId="1050107429">
     <w:abstractNumId w:val="44"/>
   </w:num>
-  <w:num w:numId="22" w16cid:durableId="1174607192">
-    <w:abstractNumId w:val="45"/>
-  </w:num>
-  <w:num w:numId="23" w16cid:durableId="208344460">
-    <w:abstractNumId w:val="18"/>
-  </w:num>
-  <w:num w:numId="24" w16cid:durableId="1222473673">
-    <w:abstractNumId w:val="14"/>
-  </w:num>
-  <w:num w:numId="25" w16cid:durableId="1099563217">
-    <w:abstractNumId w:val="43"/>
-  </w:num>
-  <w:num w:numId="26" w16cid:durableId="1768960369">
-    <w:abstractNumId w:val="1"/>
-  </w:num>
-  <w:num w:numId="27" w16cid:durableId="1932422328">
-    <w:abstractNumId w:val="5"/>
-  </w:num>
-  <w:num w:numId="28" w16cid:durableId="1604920173">
-    <w:abstractNumId w:val="15"/>
-  </w:num>
-  <w:num w:numId="29" w16cid:durableId="619920887">
-    <w:abstractNumId w:val="30"/>
-  </w:num>
-  <w:num w:numId="30" w16cid:durableId="119425018">
-    <w:abstractNumId w:val="7"/>
-  </w:num>
-  <w:num w:numId="31" w16cid:durableId="299111298">
-    <w:abstractNumId w:val="12"/>
-  </w:num>
-  <w:num w:numId="32" w16cid:durableId="729304657">
-    <w:abstractNumId w:val="21"/>
-  </w:num>
-  <w:num w:numId="33" w16cid:durableId="1228344458">
-    <w:abstractNumId w:val="17"/>
-  </w:num>
-  <w:num w:numId="34" w16cid:durableId="865141234">
-    <w:abstractNumId w:val="22"/>
-  </w:num>
-  <w:num w:numId="35" w16cid:durableId="1229415346">
-    <w:abstractNumId w:val="41"/>
-  </w:num>
-  <w:num w:numId="36" w16cid:durableId="1349411462">
-    <w:abstractNumId w:val="38"/>
-  </w:num>
-  <w:num w:numId="37" w16cid:durableId="263542271">
-    <w:abstractNumId w:val="37"/>
-  </w:num>
-  <w:num w:numId="38" w16cid:durableId="40910330">
-    <w:abstractNumId w:val="32"/>
-  </w:num>
-  <w:num w:numId="39" w16cid:durableId="895434307">
-    <w:abstractNumId w:val="26"/>
-  </w:num>
-  <w:num w:numId="40" w16cid:durableId="221646769">
-    <w:abstractNumId w:val="8"/>
-  </w:num>
-  <w:num w:numId="41" w16cid:durableId="1520965251">
-    <w:abstractNumId w:val="23"/>
-  </w:num>
-  <w:num w:numId="42" w16cid:durableId="1363944452">
-    <w:abstractNumId w:val="39"/>
-  </w:num>
-  <w:num w:numId="43" w16cid:durableId="815757290">
-    <w:abstractNumId w:val="11"/>
-  </w:num>
-  <w:num w:numId="44" w16cid:durableId="60252400">
-    <w:abstractNumId w:val="6"/>
-  </w:num>
-  <w:num w:numId="45" w16cid:durableId="1821995417">
-    <w:abstractNumId w:val="28"/>
-  </w:num>
-  <w:num w:numId="46" w16cid:durableId="2119139182">
+  <w:num w:numId="48" w16cid:durableId="600190164">
     <w:abstractNumId w:val="0"/>
   </w:num>
-  <w:num w:numId="47" w16cid:durableId="1050107429">
-    <w:abstractNumId w:val="42"/>
+  <w:num w:numId="49" w16cid:durableId="1334407303">
+    <w:abstractNumId w:val="20"/>
   </w:num>
   <w:numIdMacAtCleanup w:val="44"/>
 </w:numbering>
